--- a/documents/需求规格说明书.docx
+++ b/documents/需求规格说明书.docx
@@ -4,39 +4,19 @@
   <w:body>
     <w:p>
       <w:pPr>
-        <w:spacing w:before="0" w:after="0" w:line="240" w:lineRule="auto"/>
-      </w:pPr>
-    </w:p>
-    <w:p>
-      <w:pPr>
-        <w:spacing w:before="0" w:after="0" w:line="240" w:lineRule="auto"/>
-      </w:pPr>
-    </w:p>
-    <w:p>
-      <w:pPr>
-        <w:spacing w:before="0" w:after="0" w:line="240" w:lineRule="auto"/>
-      </w:pPr>
-    </w:p>
-    <w:p>
-      <w:pPr>
-        <w:spacing w:before="0" w:after="0" w:line="240" w:lineRule="auto"/>
-      </w:pPr>
-    </w:p>
-    <w:p>
-      <w:pPr>
-        <w:spacing w:before="0" w:after="0" w:line="240" w:lineRule="auto"/>
-      </w:pPr>
-    </w:p>
-    <w:p>
-      <w:pPr>
-        <w:spacing w:after="480"/>
-        <w:jc w:val="center"/>
+        <w:spacing w:before="240" w:after="240"/>
+        <w:ind w:firstLine="0"/>
+        <w:jc w:val="left"/>
+        <w:pBdr>
+          <w:bottom w:val="single" w:sz="6" w:space="6" w:color="1B365D"/>
+        </w:pBdr>
       </w:pPr>
       <w:r>
         <w:rPr>
           <w:rFonts w:ascii="Times New Roman" w:hAnsi="Times New Roman"/>
           <w:b/>
-          <w:sz w:val="32"/>
+          <w:color w:val="1B365D"/>
+          <w:sz w:val="22"/>
           <w:rFonts w:ascii="Times New Roman" w:hAnsi="Times New Roman" w:eastAsia="黑体"/>
         </w:rPr>
         <w:t>全真项目9：终身学习学分银行信息平台</w:t>
@@ -44,14 +24,19 @@
     </w:p>
     <w:p>
       <w:pPr>
-        <w:spacing w:after="2400"/>
-        <w:jc w:val="center"/>
+        <w:spacing w:before="3200" w:after="160"/>
+        <w:ind w:firstLine="0"/>
+        <w:jc w:val="left"/>
+        <w:pBdr>
+          <w:left w:val="single" w:sz="24" w:space="12" w:color="1B365D"/>
+        </w:pBdr>
       </w:pPr>
       <w:r>
         <w:rPr>
           <w:rFonts w:ascii="Times New Roman" w:hAnsi="Times New Roman"/>
           <w:b/>
-          <w:sz w:val="52"/>
+          <w:color w:val="2C3E50"/>
+          <w:sz w:val="56"/>
           <w:rFonts w:ascii="Times New Roman" w:hAnsi="Times New Roman" w:eastAsia="黑体"/>
         </w:rPr>
         <w:t>需求规格说明书</w:t>
@@ -59,124 +44,264 @@
     </w:p>
     <w:p>
       <w:pPr>
-        <w:spacing w:before="40" w:after="40" w:line="288" w:lineRule="auto"/>
-        <w:ind w:firstLine="0"/>
-        <w:jc w:val="center"/>
+        <w:spacing w:before="80" w:after="3600"/>
+        <w:ind w:firstLine="0" w:left="360"/>
+        <w:jc w:val="left"/>
       </w:pPr>
       <w:r>
         <w:rPr>
           <w:rFonts w:ascii="Times New Roman" w:hAnsi="Times New Roman"/>
-          <w:b/>
-          <w:sz w:val="24"/>
+          <w:color w:val="7F8C8D"/>
+          <w:sz w:val="22"/>
           <w:rFonts w:ascii="Times New Roman" w:hAnsi="Times New Roman" w:eastAsia="宋体"/>
         </w:rPr>
-        <w:t>起草机构：</w:t>
-      </w:r>
-      <w:r>
-        <w:rPr>
-          <w:rFonts w:ascii="Times New Roman" w:hAnsi="Times New Roman"/>
-          <w:sz w:val="24"/>
-          <w:rFonts w:ascii="Times New Roman" w:hAnsi="Times New Roman" w:eastAsia="宋体"/>
-        </w:rPr>
-        <w:t>第十三组 终身学习学分银行建设开发团队</w:t>
+        <w:t>企业级系统建设规划与交付文档标准 / Baseline Release</w:t>
       </w:r>
     </w:p>
-    <w:p>
-      <w:pPr>
-        <w:spacing w:before="40" w:after="40" w:line="288" w:lineRule="auto"/>
-        <w:ind w:firstLine="0"/>
-        <w:jc w:val="center"/>
-      </w:pPr>
-      <w:r>
-        <w:rPr>
-          <w:rFonts w:ascii="Times New Roman" w:hAnsi="Times New Roman"/>
-          <w:b/>
-          <w:sz w:val="24"/>
-          <w:rFonts w:ascii="Times New Roman" w:hAnsi="Times New Roman" w:eastAsia="宋体"/>
-        </w:rPr>
-        <w:t>文档版本：</w:t>
-      </w:r>
-      <w:r>
-        <w:rPr>
-          <w:rFonts w:ascii="Times New Roman" w:hAnsi="Times New Roman"/>
-          <w:sz w:val="24"/>
-          <w:rFonts w:ascii="Times New Roman" w:hAnsi="Times New Roman" w:eastAsia="宋体"/>
-        </w:rPr>
-        <w:t>V1.0 (基线草案)</w:t>
-      </w:r>
-    </w:p>
-    <w:p>
-      <w:pPr>
-        <w:spacing w:before="40" w:after="40" w:line="288" w:lineRule="auto"/>
-        <w:ind w:firstLine="0"/>
-        <w:jc w:val="center"/>
-      </w:pPr>
-      <w:r>
-        <w:rPr>
-          <w:rFonts w:ascii="Times New Roman" w:hAnsi="Times New Roman"/>
-          <w:b/>
-          <w:sz w:val="24"/>
-          <w:rFonts w:ascii="Times New Roman" w:hAnsi="Times New Roman" w:eastAsia="宋体"/>
-        </w:rPr>
-        <w:t>发布日期：</w:t>
-      </w:r>
-      <w:r>
-        <w:rPr>
-          <w:rFonts w:ascii="Times New Roman" w:hAnsi="Times New Roman"/>
-          <w:sz w:val="24"/>
-          <w:rFonts w:ascii="Times New Roman" w:hAnsi="Times New Roman" w:eastAsia="宋体"/>
-        </w:rPr>
-        <w:t>2026年6月18日</w:t>
-      </w:r>
-    </w:p>
-    <w:p>
-      <w:pPr>
-        <w:spacing w:before="40" w:after="40" w:line="288" w:lineRule="auto"/>
-        <w:ind w:firstLine="0"/>
-        <w:jc w:val="center"/>
-      </w:pPr>
-      <w:r>
-        <w:rPr>
-          <w:rFonts w:ascii="Times New Roman" w:hAnsi="Times New Roman"/>
-          <w:b/>
-          <w:sz w:val="24"/>
-          <w:rFonts w:ascii="Times New Roman" w:hAnsi="Times New Roman" w:eastAsia="宋体"/>
-        </w:rPr>
-        <w:t>文档状态：</w:t>
-      </w:r>
-      <w:r>
-        <w:rPr>
-          <w:rFonts w:ascii="Times New Roman" w:hAnsi="Times New Roman"/>
-          <w:sz w:val="24"/>
-          <w:rFonts w:ascii="Times New Roman" w:hAnsi="Times New Roman" w:eastAsia="宋体"/>
-        </w:rPr>
-        <w:t>新建</w:t>
-      </w:r>
-    </w:p>
-    <w:p>
-      <w:pPr>
-        <w:spacing w:before="40" w:after="40" w:line="288" w:lineRule="auto"/>
-        <w:ind w:firstLine="0"/>
-        <w:jc w:val="center"/>
-      </w:pPr>
-      <w:r>
-        <w:rPr>
-          <w:rFonts w:ascii="Times New Roman" w:hAnsi="Times New Roman"/>
-          <w:b/>
-          <w:sz w:val="24"/>
-          <w:rFonts w:ascii="Times New Roman" w:hAnsi="Times New Roman" w:eastAsia="宋体"/>
-        </w:rPr>
-        <w:t>符合规范：</w:t>
-      </w:r>
-      <w:r>
-        <w:rPr>
-          <w:rFonts w:ascii="Times New Roman" w:hAnsi="Times New Roman"/>
-          <w:sz w:val="24"/>
-          <w:rFonts w:ascii="Times New Roman" w:hAnsi="Times New Roman" w:eastAsia="宋体"/>
-        </w:rPr>
-        <w:t>CMMI Level 3 / RUP</w:t>
-      </w:r>
-    </w:p>
+    <w:tbl>
+      <w:tblPr>
+        <w:tblW w:type="auto" w:w="0"/>
+        <w:tblLook w:firstColumn="1" w:firstRow="1" w:lastColumn="0" w:lastRow="0" w:noHBand="0" w:noVBand="1" w:val="04A0"/>
+        <w:tblBorders>
+          <w:top w:val="none"/>
+          <w:left w:val="none"/>
+          <w:bottom w:val="none"/>
+          <w:right w:val="none"/>
+          <w:insideH w:val="none"/>
+          <w:insideV w:val="none"/>
+        </w:tblBorders>
+        <w:tblInd w:w="360" w:type="dxa"/>
+      </w:tblPr>
+      <w:tblGrid>
+        <w:gridCol w:w="4150"/>
+        <w:gridCol w:w="4150"/>
+      </w:tblGrid>
+      <w:tr>
+        <w:tc>
+          <w:tcPr>
+            <w:tcW w:type="dxa" w:w="1814"/>
+          </w:tcPr>
+          <w:p>
+            <w:pPr>
+              <w:spacing w:before="80" w:after="80" w:line="276" w:lineRule="auto"/>
+              <w:ind w:firstLine="0"/>
+              <w:jc w:val="left"/>
+            </w:pPr>
+            <w:r>
+              <w:rPr>
+                <w:rFonts w:ascii="Times New Roman" w:hAnsi="Times New Roman"/>
+                <w:b/>
+                <w:color w:val="7F8C8D"/>
+                <w:sz w:val="21"/>
+                <w:rFonts w:ascii="Times New Roman" w:hAnsi="Times New Roman" w:eastAsia="宋体"/>
+              </w:rPr>
+              <w:t>起草机构：</w:t>
+            </w:r>
+          </w:p>
+        </w:tc>
+        <w:tc>
+          <w:tcPr>
+            <w:tcW w:type="dxa" w:w="5669"/>
+          </w:tcPr>
+          <w:p>
+            <w:pPr>
+              <w:spacing w:before="80" w:after="80" w:line="276" w:lineRule="auto"/>
+              <w:ind w:firstLine="0"/>
+              <w:jc w:val="left"/>
+            </w:pPr>
+            <w:r>
+              <w:rPr>
+                <w:rFonts w:ascii="Times New Roman" w:hAnsi="Times New Roman"/>
+                <w:color w:val="2C3E50"/>
+                <w:sz w:val="21"/>
+                <w:rFonts w:ascii="Times New Roman" w:hAnsi="Times New Roman" w:eastAsia="宋体"/>
+              </w:rPr>
+              <w:t>第十三组 终身学习学分银行建设开发团队</w:t>
+            </w:r>
+          </w:p>
+        </w:tc>
+      </w:tr>
+      <w:tr>
+        <w:tc>
+          <w:tcPr>
+            <w:tcW w:type="dxa" w:w="1814"/>
+          </w:tcPr>
+          <w:p>
+            <w:pPr>
+              <w:spacing w:before="80" w:after="80" w:line="276" w:lineRule="auto"/>
+              <w:ind w:firstLine="0"/>
+              <w:jc w:val="left"/>
+            </w:pPr>
+            <w:r>
+              <w:rPr>
+                <w:rFonts w:ascii="Times New Roman" w:hAnsi="Times New Roman"/>
+                <w:b/>
+                <w:color w:val="7F8C8D"/>
+                <w:sz w:val="21"/>
+                <w:rFonts w:ascii="Times New Roman" w:hAnsi="Times New Roman" w:eastAsia="宋体"/>
+              </w:rPr>
+              <w:t>文档版本：</w:t>
+            </w:r>
+          </w:p>
+        </w:tc>
+        <w:tc>
+          <w:tcPr>
+            <w:tcW w:type="dxa" w:w="5669"/>
+          </w:tcPr>
+          <w:p>
+            <w:pPr>
+              <w:spacing w:before="80" w:after="80" w:line="276" w:lineRule="auto"/>
+              <w:ind w:firstLine="0"/>
+              <w:jc w:val="left"/>
+            </w:pPr>
+            <w:r>
+              <w:rPr>
+                <w:rFonts w:ascii="Times New Roman" w:hAnsi="Times New Roman"/>
+                <w:color w:val="2C3E50"/>
+                <w:sz w:val="21"/>
+                <w:rFonts w:ascii="Times New Roman" w:hAnsi="Times New Roman" w:eastAsia="宋体"/>
+              </w:rPr>
+              <w:t>V1.0 (基线草案)</w:t>
+            </w:r>
+          </w:p>
+        </w:tc>
+      </w:tr>
+      <w:tr>
+        <w:tc>
+          <w:tcPr>
+            <w:tcW w:type="dxa" w:w="1814"/>
+          </w:tcPr>
+          <w:p>
+            <w:pPr>
+              <w:spacing w:before="80" w:after="80" w:line="276" w:lineRule="auto"/>
+              <w:ind w:firstLine="0"/>
+              <w:jc w:val="left"/>
+            </w:pPr>
+            <w:r>
+              <w:rPr>
+                <w:rFonts w:ascii="Times New Roman" w:hAnsi="Times New Roman"/>
+                <w:b/>
+                <w:color w:val="7F8C8D"/>
+                <w:sz w:val="21"/>
+                <w:rFonts w:ascii="Times New Roman" w:hAnsi="Times New Roman" w:eastAsia="宋体"/>
+              </w:rPr>
+              <w:t>发布日期：</w:t>
+            </w:r>
+          </w:p>
+        </w:tc>
+        <w:tc>
+          <w:tcPr>
+            <w:tcW w:type="dxa" w:w="5669"/>
+          </w:tcPr>
+          <w:p>
+            <w:pPr>
+              <w:spacing w:before="80" w:after="80" w:line="276" w:lineRule="auto"/>
+              <w:ind w:firstLine="0"/>
+              <w:jc w:val="left"/>
+            </w:pPr>
+            <w:r>
+              <w:rPr>
+                <w:rFonts w:ascii="Times New Roman" w:hAnsi="Times New Roman"/>
+                <w:color w:val="2C3E50"/>
+                <w:sz w:val="21"/>
+                <w:rFonts w:ascii="Times New Roman" w:hAnsi="Times New Roman" w:eastAsia="宋体"/>
+              </w:rPr>
+              <w:t>2026年6月18日</w:t>
+            </w:r>
+          </w:p>
+        </w:tc>
+      </w:tr>
+      <w:tr>
+        <w:tc>
+          <w:tcPr>
+            <w:tcW w:type="dxa" w:w="1814"/>
+          </w:tcPr>
+          <w:p>
+            <w:pPr>
+              <w:spacing w:before="80" w:after="80" w:line="276" w:lineRule="auto"/>
+              <w:ind w:firstLine="0"/>
+              <w:jc w:val="left"/>
+            </w:pPr>
+            <w:r>
+              <w:rPr>
+                <w:rFonts w:ascii="Times New Roman" w:hAnsi="Times New Roman"/>
+                <w:b/>
+                <w:color w:val="7F8C8D"/>
+                <w:sz w:val="21"/>
+                <w:rFonts w:ascii="Times New Roman" w:hAnsi="Times New Roman" w:eastAsia="宋体"/>
+              </w:rPr>
+              <w:t>文档状态：</w:t>
+            </w:r>
+          </w:p>
+        </w:tc>
+        <w:tc>
+          <w:tcPr>
+            <w:tcW w:type="dxa" w:w="5669"/>
+          </w:tcPr>
+          <w:p>
+            <w:pPr>
+              <w:spacing w:before="80" w:after="80" w:line="276" w:lineRule="auto"/>
+              <w:ind w:firstLine="0"/>
+              <w:jc w:val="left"/>
+            </w:pPr>
+            <w:r>
+              <w:rPr>
+                <w:rFonts w:ascii="Times New Roman" w:hAnsi="Times New Roman"/>
+                <w:color w:val="2C3E50"/>
+                <w:sz w:val="21"/>
+                <w:rFonts w:ascii="Times New Roman" w:hAnsi="Times New Roman" w:eastAsia="宋体"/>
+              </w:rPr>
+              <w:t>新建</w:t>
+            </w:r>
+          </w:p>
+        </w:tc>
+      </w:tr>
+      <w:tr>
+        <w:tc>
+          <w:tcPr>
+            <w:tcW w:type="dxa" w:w="1814"/>
+          </w:tcPr>
+          <w:p>
+            <w:pPr>
+              <w:spacing w:before="80" w:after="80" w:line="276" w:lineRule="auto"/>
+              <w:ind w:firstLine="0"/>
+              <w:jc w:val="left"/>
+            </w:pPr>
+            <w:r>
+              <w:rPr>
+                <w:rFonts w:ascii="Times New Roman" w:hAnsi="Times New Roman"/>
+                <w:b/>
+                <w:color w:val="7F8C8D"/>
+                <w:sz w:val="21"/>
+                <w:rFonts w:ascii="Times New Roman" w:hAnsi="Times New Roman" w:eastAsia="宋体"/>
+              </w:rPr>
+              <w:t>符合规范：</w:t>
+            </w:r>
+          </w:p>
+        </w:tc>
+        <w:tc>
+          <w:tcPr>
+            <w:tcW w:type="dxa" w:w="5669"/>
+          </w:tcPr>
+          <w:p>
+            <w:pPr>
+              <w:spacing w:before="80" w:after="80" w:line="276" w:lineRule="auto"/>
+              <w:ind w:firstLine="0"/>
+              <w:jc w:val="left"/>
+            </w:pPr>
+            <w:r>
+              <w:rPr>
+                <w:rFonts w:ascii="Times New Roman" w:hAnsi="Times New Roman"/>
+                <w:color w:val="2C3E50"/>
+                <w:sz w:val="21"/>
+                <w:rFonts w:ascii="Times New Roman" w:hAnsi="Times New Roman" w:eastAsia="宋体"/>
+              </w:rPr>
+              <w:t>CMMI Level 3 / RUP</w:t>
+            </w:r>
+          </w:p>
+        </w:tc>
+      </w:tr>
+    </w:tbl>
     <w:p>
       <w:r>
         <w:br w:type="page"/>
@@ -643,6 +768,46 @@
     <w:p>
       <w:pPr>
         <w:pStyle w:val="Heading1"/>
+        <w:spacing w:line="360" w:lineRule="auto" w:before="0" w:after="240"/>
+      </w:pPr>
+      <w:r>
+        <w:rPr>
+          <w:rFonts w:ascii="Times New Roman" w:hAnsi="Times New Roman"/>
+          <w:b w:val="0"/>
+          <w:i w:val="0"/>
+          <w:sz w:val="24"/>
+          <w:rFonts w:ascii="Times New Roman" w:hAnsi="Times New Roman" w:eastAsia="黑体"/>
+        </w:rPr>
+        <w:t>目录</w:t>
+      </w:r>
+    </w:p>
+    <w:p>
+      <w:pPr>
+        <w:spacing w:before="120" w:after="120" w:line="276" w:lineRule="auto"/>
+        <w:ind w:firstLine="0"/>
+        <w:jc w:val="left"/>
+      </w:pPr>
+      <w:r>
+        <w:rPr>
+          <w:rFonts w:ascii="Times New Roman" w:hAnsi="Times New Roman"/>
+          <w:rFonts w:ascii="Times New Roman" w:hAnsi="Times New Roman" w:eastAsia="宋体"/>
+          <w:sz w:val="22"/>
+        </w:rPr>
+        <w:fldChar w:fldCharType="begin"/>
+        <w:instrText xml:space="preserve"> TOC \o "1-3" \h \z \u </w:instrText>
+        <w:fldChar w:fldCharType="separate"/>
+        <w:t>(目录将在打开文档并更新域后自动填充)</w:t>
+        <w:fldChar w:fldCharType="end"/>
+      </w:r>
+    </w:p>
+    <w:p>
+      <w:r>
+        <w:br w:type="page"/>
+      </w:r>
+    </w:p>
+    <w:p>
+      <w:pPr>
+        <w:pStyle w:val="Heading1"/>
         <w:spacing w:line="360" w:lineRule="auto" w:before="0" w:after="0"/>
       </w:pPr>
       <w:r>

--- a/documents/需求规格说明书.docx
+++ b/documents/需求规格说明书.docx
@@ -3992,7 +3992,7 @@
           <w:rFonts w:hint="eastAsia"/>
           <w:lang w:val="zh-CN"/>
         </w:rPr>
-        <w:t>行程规划</w:t>
+        <w:t>学分转换规划</w:t>
       </w:r>
       <w:r>
         <w:rPr>
@@ -4127,7 +4127,7 @@
           <w:rFonts w:hint="eastAsia"/>
           <w:lang w:val="zh-CN"/>
         </w:rPr>
-        <w:t>酒店预订</w:t>
+        <w:t>学分认证</w:t>
       </w:r>
       <w:r>
         <w:rPr>
@@ -4262,7 +4262,7 @@
           <w:rFonts w:hint="eastAsia"/>
           <w:lang/>
         </w:rPr>
-        <w:t>景区导览</w:t>
+        <w:t>平台导览</w:t>
       </w:r>
       <w:r>
         <w:rPr>
@@ -4833,2801 +4833,1238 @@
     </w:p>
     <w:p>
       <w:pPr>
-        <w:pStyle w:val="Heading1"/>
-        <w:spacing w:before="0" w:after="0" w:line="360" w:lineRule="auto"/>
+        <w:pStyle w:val="2"/>
+        <w:ind w:firstLine="640"/>
+        <w:rPr>
+          <w:rFonts w:hint="eastAsia"/>
+        </w:rPr>
+      </w:pPr>
+      <w:bookmarkStart w:id="0" w:name="_Toc206574673"/>
+      <w:r>
+        <w:rPr>
+          <w:rFonts w:hint="eastAsia"/>
+        </w:rPr>
+        <w:t>引言</w:t>
+      </w:r>
+      <w:bookmarkEnd w:id="0"/>
+      <w:bookmarkStart w:id="24" w:name="_GoBack"/>
+      <w:bookmarkEnd w:id="24"/>
+    </w:p>
+    <w:p>
+      <w:pPr>
+        <w:pStyle w:val="4"/>
+        <w:ind w:firstLine="480"/>
+        <w:rPr>
+          <w:rFonts w:hint="eastAsia"/>
+        </w:rPr>
+      </w:pPr>
+      <w:bookmarkStart w:id="1" w:name="_Toc206574674"/>
+      <w:r>
+        <w:rPr>
+          <w:rFonts w:hint="eastAsia"/>
+        </w:rPr>
+        <w:t>目的</w:t>
+      </w:r>
+      <w:bookmarkEnd w:id="1"/>
+    </w:p>
+    <w:p>
+      <w:pPr>
+        <w:pStyle w:val="3"/>
+        <w:ind w:left="397" w:firstLine="420" w:firstLineChars="200"/>
+        <w:rPr>
+          <w:rFonts w:hint="eastAsia"/>
+          <w:sz w:val="21"/>
+        </w:rPr>
       </w:pPr>
       <w:r>
         <w:rPr>
           <w:rFonts w:ascii="Times New Roman" w:hAnsi="Times New Roman"/>
-          <w:b w:val="0"/>
-          <w:i w:val="0"/>
-          <w:sz w:val="24"/>
+          <w:sz w:val="21"/>
+          <w:rFonts w:ascii="Times New Roman" w:hAnsi="Times New Roman" w:eastAsia="宋体"/>
+        </w:rPr>
+        <w:t>本需求规格说明书旨在明确终身学习学分银行信息平台的总体功能、性能指标 and 接口设计，为开发团队、项目管理者、审核机构以及相关利益攸关方提供清晰的需求基线。本文档作为系统设计、编码实现、系统测试和最终验收的重要依据，确保系统能够高效支撑学分认定、转换及管理业务，提升学习者的用户体验，助力学分银行实现高效的信息化管理。</w:t>
+      </w:r>
+    </w:p>
+    <w:p>
+      <w:pPr>
+        <w:pStyle w:val="4"/>
+        <w:ind w:firstLine="480"/>
+        <w:rPr>
+          <w:rFonts w:hint="eastAsia"/>
+        </w:rPr>
+      </w:pPr>
+      <w:bookmarkStart w:id="2" w:name="_Toc206574675"/>
+      <w:r>
+        <w:rPr>
+          <w:rFonts w:hint="eastAsia"/>
+        </w:rPr>
+        <w:t>范围</w:t>
+      </w:r>
+      <w:bookmarkEnd w:id="2"/>
+    </w:p>
+    <w:p>
+      <w:pPr>
+        <w:spacing w:before="624" w:beforeLines="200" w:after="624" w:afterLines="200" w:line="240" w:lineRule="atLeast"/>
+        <w:ind w:left="140" w:leftChars="70" w:firstLine="420" w:firstLineChars="200"/>
+        <w:rPr>
+          <w:rFonts w:hint="eastAsia"/>
+          <w:sz w:val="21"/>
+        </w:rPr>
+      </w:pPr>
+      <w:r>
+        <w:rPr>
+          <w:rFonts w:ascii="Times New Roman" w:hAnsi="Times New Roman"/>
+          <w:sz w:val="21"/>
+          <w:rFonts w:ascii="Times New Roman" w:hAnsi="Times New Roman" w:eastAsia="宋体"/>
+        </w:rPr>
+        <w:t>本系统涵盖学习者从成果认证申请、规则转换兑换、学习路径规划到信用干预审计的全流程服务。包括但不限于Web门户及移动端应用的功能开发、与外部高校教务系统及证书管理系统的安全对接，以及对标准学习成果目录、规则转换参数和专家库资源的整合与管理。</w:t>
+      </w:r>
+    </w:p>
+    <w:p>
+      <w:pPr>
+        <w:pStyle w:val="4"/>
+        <w:ind w:firstLine="480"/>
+        <w:rPr>
+          <w:rFonts w:hint="eastAsia"/>
+        </w:rPr>
+      </w:pPr>
+      <w:bookmarkStart w:id="3" w:name="_Toc206574676"/>
+      <w:r>
+        <w:rPr>
+          <w:rFonts w:hint="eastAsia"/>
+        </w:rPr>
+        <w:t>定义、首字母缩写词和缩略语</w:t>
+      </w:r>
+      <w:bookmarkEnd w:id="3"/>
+    </w:p>
+    <w:p>
+      <w:pPr>
+        <w:numPr>
+          <w:ilvl w:val="0"/>
+          <w:numId w:val="2"/>
+        </w:numPr>
+        <w:spacing w:line="360" w:lineRule="auto"/>
+        <w:ind w:firstLine="420"/>
+        <w:rPr>
+          <w:rFonts w:hint="eastAsia"/>
+          <w:sz w:val="21"/>
+        </w:rPr>
+      </w:pPr>
+      <w:r>
+        <w:rPr>
+          <w:rFonts w:hint="eastAsia"/>
+          <w:sz w:val="21"/>
+        </w:rPr>
+        <w:t>API：</w:t>
+      </w:r>
+      <w:r>
+        <w:rPr>
+          <w:sz w:val="21"/>
+        </w:rPr>
+        <w:t>应用程序编程接口（Application Programming Interface），用于系统之间的数据交互和功能调用</w:t>
+      </w:r>
+    </w:p>
+    <w:p>
+      <w:pPr>
+        <w:numPr>
+          <w:ilvl w:val="0"/>
+          <w:numId w:val="2"/>
+        </w:numPr>
+        <w:spacing w:line="360" w:lineRule="auto"/>
+        <w:ind w:firstLine="420"/>
+        <w:rPr>
+          <w:rFonts w:hint="eastAsia"/>
+          <w:sz w:val="21"/>
+        </w:rPr>
+      </w:pPr>
+      <w:r>
+        <w:rPr>
+          <w:rFonts w:hint="eastAsia"/>
+          <w:sz w:val="21"/>
+        </w:rPr>
+        <w:t>HTTP：超文本传输协义</w:t>
+      </w:r>
+    </w:p>
+    <w:p>
+      <w:pPr>
+        <w:numPr>
+          <w:ilvl w:val="0"/>
+          <w:numId w:val="2"/>
+        </w:numPr>
+        <w:spacing w:line="360" w:lineRule="auto"/>
+        <w:ind w:firstLine="420"/>
+        <w:rPr>
+          <w:rFonts w:hint="eastAsia"/>
+          <w:sz w:val="21"/>
+        </w:rPr>
+      </w:pPr>
+      <w:r>
+        <w:rPr>
+          <w:rFonts w:hint="eastAsia"/>
+          <w:sz w:val="21"/>
+        </w:rPr>
+        <w:t>HTML：超文本标签语言</w:t>
+      </w:r>
+    </w:p>
+    <w:p>
+      <w:pPr>
+        <w:numPr>
+          <w:ilvl w:val="0"/>
+          <w:numId w:val="2"/>
+        </w:numPr>
+        <w:spacing w:line="360" w:lineRule="auto"/>
+        <w:ind w:firstLine="420"/>
+        <w:rPr>
+          <w:rFonts w:hint="eastAsia"/>
+        </w:rPr>
+      </w:pPr>
+      <w:r>
+        <w:rPr>
+          <w:rFonts w:hint="eastAsia"/>
+          <w:sz w:val="21"/>
+        </w:rPr>
+        <w:t>JDBC：JAVA数据库连接</w:t>
+      </w:r>
+    </w:p>
+    <w:p>
+      <w:pPr>
+        <w:pStyle w:val="4"/>
+        <w:ind w:firstLine="480"/>
+      </w:pPr>
+      <w:bookmarkStart w:id="4" w:name="_Toc206574677"/>
+      <w:bookmarkStart w:id="5" w:name="_Toc152126717"/>
+      <w:bookmarkStart w:id="6" w:name="_Toc155777188"/>
+      <w:r>
+        <w:rPr>
+          <w:rFonts w:hint="eastAsia"/>
+        </w:rPr>
+        <w:t>参考资料</w:t>
+      </w:r>
+      <w:bookmarkEnd w:id="4"/>
+      <w:bookmarkEnd w:id="5"/>
+      <w:bookmarkEnd w:id="6"/>
+    </w:p>
+    <w:p>
+      <w:pPr>
+        <w:spacing w:line="360" w:lineRule="auto"/>
+        <w:ind w:left="360" w:leftChars="180" w:firstLine="420"/>
+        <w:rPr>
+          <w:rFonts w:hint="eastAsia"/>
+          <w:sz w:val="21"/>
+        </w:rPr>
+      </w:pPr>
+      <w:r>
+        <w:rPr>
+          <w:rFonts w:hint="eastAsia" w:ascii="Times New Roman" w:hAnsi="Times New Roman"/>
+          <w:sz w:val="21"/>
+          <w:rFonts w:ascii="Times New Roman" w:hAnsi="Times New Roman" w:eastAsia="宋体"/>
+        </w:rPr>
+        <w:t>《国家终身学习学分银行建设标准与规范》、《终身学习成果框架与学分积累转换办法》、《信息安全技术 个人信息安全规范》（GB/T 35273-2020）</w:t>
+      </w:r>
+    </w:p>
+    <w:p>
+      <w:pPr>
+        <w:spacing w:line="360" w:lineRule="auto"/>
+        <w:ind w:left="360" w:leftChars="180" w:firstLine="420"/>
+        <w:rPr>
+          <w:rFonts w:hint="eastAsia"/>
+          <w:sz w:val="21"/>
+        </w:rPr>
+      </w:pPr>
+    </w:p>
+    <w:p>
+      <w:pPr>
+        <w:pStyle w:val="2"/>
+        <w:ind w:firstLine="640"/>
+        <w:rPr>
+          <w:rFonts w:hint="eastAsia"/>
+        </w:rPr>
+      </w:pPr>
+      <w:bookmarkStart w:id="7" w:name="_Toc206574678"/>
+      <w:r>
+        <w:rPr>
+          <w:rFonts w:hint="eastAsia"/>
+        </w:rPr>
+        <w:t>软件总体概述</w:t>
+      </w:r>
+      <w:bookmarkEnd w:id="7"/>
+    </w:p>
+    <w:p>
+      <w:pPr>
+        <w:spacing w:line="360" w:lineRule="auto"/>
+        <w:ind w:firstLine="420" w:firstLineChars="200"/>
+        <w:rPr>
+          <w:rFonts w:hint="eastAsia" w:hAnsi="宋体"/>
+          <w:color w:val="000000"/>
+          <w:sz w:val="21"/>
+        </w:rPr>
+      </w:pPr>
+      <w:r>
+        <w:rPr>
+          <w:rFonts w:hint="eastAsia" w:ascii="Times New Roman" w:hAnsi="Times New Roman"/>
+          <w:sz w:val="21"/>
+          <w:rFonts w:ascii="Times New Roman" w:hAnsi="Times New Roman" w:eastAsia="宋体"/>
+        </w:rPr>
+        <w:t>本文档详细定义了终身学习学分银行信息平台的功能需求。系统主要由用户与权限管理、学习成果目录展示、成果认证管理、成果转换管理、规则专家评审、智能推送与预警、学分锁定与干预等核心模块组成，实现学分银行日常业务的全流程覆盖与数字化管理。</w:t>
+      </w:r>
+    </w:p>
+    <w:p>
+      <w:pPr>
+        <w:ind w:firstLine="400"/>
+        <w:rPr>
+          <w:rFonts w:hint="eastAsia"/>
+        </w:rPr>
+      </w:pPr>
+    </w:p>
+    <w:p>
+      <w:pPr>
+        <w:pStyle w:val="4"/>
+        <w:ind w:firstLine="480"/>
+        <w:rPr>
+          <w:rFonts w:hint="eastAsia"/>
+        </w:rPr>
+      </w:pPr>
+      <w:bookmarkStart w:id="8" w:name="_Toc206574679"/>
+      <w:r>
+        <w:rPr>
+          <w:rFonts w:hint="eastAsia"/>
+        </w:rPr>
+        <w:t>软件标识</w:t>
+      </w:r>
+      <w:bookmarkEnd w:id="8"/>
+    </w:p>
+    <w:p>
+      <w:pPr>
+        <w:spacing w:line="360" w:lineRule="auto"/>
+        <w:ind w:firstLine="420" w:firstLineChars="200"/>
+        <w:jc w:val="both"/>
+        <w:rPr>
+          <w:rFonts w:hint="eastAsia"/>
+          <w:sz w:val="21"/>
+        </w:rPr>
+      </w:pPr>
+      <w:r>
+        <w:rPr>
+          <w:rFonts w:hint="eastAsia" w:ascii="Times New Roman" w:hAnsi="Times New Roman"/>
+          <w:sz w:val="21"/>
+          <w:rFonts w:ascii="Times New Roman" w:hAnsi="Times New Roman" w:eastAsia="宋体"/>
+        </w:rPr>
+        <w:t>软件全名称：终身学习学分银行信息平台</w:t>
+      </w:r>
+    </w:p>
+    <w:p>
+      <w:pPr>
+        <w:spacing w:line="360" w:lineRule="auto"/>
+        <w:ind w:firstLine="420" w:firstLineChars="200"/>
+        <w:jc w:val="both"/>
+        <w:rPr>
+          <w:rFonts w:hint="eastAsia"/>
+          <w:sz w:val="21"/>
+        </w:rPr>
+      </w:pPr>
+      <w:r>
+        <w:rPr>
+          <w:rFonts w:hint="eastAsia"/>
+          <w:sz w:val="21"/>
+        </w:rPr>
+        <w:t>软件缩称：JZGT</w:t>
+      </w:r>
+    </w:p>
+    <w:p>
+      <w:pPr>
+        <w:spacing w:line="360" w:lineRule="auto"/>
+        <w:ind w:firstLine="420" w:firstLineChars="200"/>
+        <w:jc w:val="both"/>
+        <w:rPr>
+          <w:rFonts w:hint="eastAsia"/>
+          <w:sz w:val="21"/>
+        </w:rPr>
+      </w:pPr>
+      <w:r>
+        <w:rPr>
+          <w:rFonts w:hint="eastAsia"/>
+          <w:sz w:val="21"/>
+        </w:rPr>
+        <w:t xml:space="preserve">版本号：1.0 </w:t>
+      </w:r>
+    </w:p>
+    <w:p>
+      <w:pPr>
+        <w:spacing w:line="360" w:lineRule="auto"/>
+        <w:ind w:firstLine="420" w:firstLineChars="200"/>
+        <w:jc w:val="both"/>
+        <w:rPr>
+          <w:rFonts w:hint="eastAsia"/>
+          <w:sz w:val="21"/>
+        </w:rPr>
+      </w:pPr>
+    </w:p>
+    <w:p>
+      <w:pPr>
+        <w:pStyle w:val="4"/>
+        <w:ind w:firstLine="480"/>
+        <w:rPr>
+          <w:rFonts w:hint="eastAsia"/>
+        </w:rPr>
+      </w:pPr>
+      <w:bookmarkStart w:id="9" w:name="_Toc206574680"/>
+      <w:r>
+        <w:rPr>
+          <w:rFonts w:hint="eastAsia"/>
+        </w:rPr>
+        <w:t>软件描述</w:t>
+      </w:r>
+      <w:bookmarkEnd w:id="9"/>
+    </w:p>
+    <w:p>
+      <w:pPr>
+        <w:pStyle w:val="5"/>
+        <w:ind w:firstLine="420"/>
+        <w:rPr>
+          <w:rFonts w:hint="eastAsia"/>
+        </w:rPr>
+      </w:pPr>
+      <w:bookmarkStart w:id="10" w:name="_Toc206574681"/>
+      <w:r>
+        <w:rPr>
+          <w:rFonts w:hint="eastAsia"/>
+        </w:rPr>
+        <w:t>系统属性</w:t>
+      </w:r>
+      <w:bookmarkEnd w:id="10"/>
+    </w:p>
+    <w:p>
+      <w:pPr>
+        <w:spacing w:line="360" w:lineRule="auto"/>
+        <w:ind w:firstLine="420" w:firstLineChars="200"/>
+        <w:jc w:val="both"/>
+        <w:rPr>
+          <w:rFonts w:hint="eastAsia"/>
+          <w:sz w:val="21"/>
+        </w:rPr>
+      </w:pPr>
+      <w:r>
+        <w:rPr>
+          <w:rFonts w:ascii="Times New Roman" w:hAnsi="Times New Roman"/>
+          <w:sz w:val="21"/>
+          <w:rFonts w:ascii="Times New Roman" w:hAnsi="Times New Roman" w:eastAsia="宋体"/>
+        </w:rPr>
+        <w:t>本系统是基于先进的微服务架构，融合大数据分析、智能推荐及跨域身份校验技术开发的综合性公共服务平台。系统以Web端门户和移动端应用为载体，为广大学习者提供便捷的学分认证与转换服务，同时为管理机构和高校审核人员提供高效的管理与决策支持。</w:t>
+      </w:r>
+    </w:p>
+    <w:p>
+      <w:pPr>
+        <w:pStyle w:val="5"/>
+        <w:ind w:firstLine="420"/>
+        <w:rPr>
+          <w:rFonts w:hint="eastAsia"/>
+        </w:rPr>
+      </w:pPr>
+      <w:bookmarkStart w:id="11" w:name="_Toc206574682"/>
+      <w:r>
+        <w:rPr>
+          <w:rFonts w:hint="eastAsia"/>
+        </w:rPr>
+        <w:t>开发背景</w:t>
+      </w:r>
+      <w:bookmarkEnd w:id="11"/>
+    </w:p>
+    <w:p>
+      <w:pPr>
+        <w:spacing w:line="360" w:lineRule="auto"/>
+        <w:ind w:firstLine="420" w:firstLineChars="200"/>
+        <w:jc w:val="both"/>
+        <w:rPr>
+          <w:rFonts w:hint="eastAsia"/>
+          <w:sz w:val="21"/>
+        </w:rPr>
+      </w:pPr>
+      <w:r>
+        <w:rPr>
+          <w:rFonts w:ascii="Times New Roman" w:hAnsi="Times New Roman"/>
+          <w:sz w:val="21"/>
+          <w:rFonts w:ascii="Times New Roman" w:hAnsi="Times New Roman" w:eastAsia="宋体"/>
+        </w:rPr>
+        <w:t>随着终身教育体系的推进，广大社会成员对于非学历成果与学历成果进行等效转换的需求日益迫切。传统的人工审核与线下对接机制效率低下，数据难互通。为构建学习型社会、优化教育资源配置、提升社会公平，打造集信息化、智能化、安全可靠于一体的终身学习学分银行信息平台势在必行。</w:t>
+      </w:r>
+    </w:p>
+    <w:p>
+      <w:pPr>
+        <w:pStyle w:val="5"/>
+        <w:ind w:firstLine="420"/>
+        <w:rPr>
+          <w:rFonts w:hint="eastAsia"/>
+        </w:rPr>
+      </w:pPr>
+      <w:bookmarkStart w:id="12" w:name="_Toc206574683"/>
+      <w:r>
+        <w:rPr>
+          <w:rFonts w:hint="eastAsia"/>
+        </w:rPr>
+        <w:t>软件功能</w:t>
+      </w:r>
+      <w:bookmarkEnd w:id="12"/>
+    </w:p>
+    <w:p>
+      <w:pPr>
+        <w:spacing w:line="360" w:lineRule="auto"/>
+        <w:ind w:firstLine="420" w:firstLineChars="200"/>
+        <w:rPr>
+          <w:rFonts w:hint="eastAsia" w:hAnsi="宋体"/>
+          <w:color w:val="000000"/>
+          <w:sz w:val="21"/>
+        </w:rPr>
+      </w:pPr>
+      <w:r>
+        <w:rPr>
+          <w:rFonts w:hint="eastAsia" w:ascii="Times New Roman" w:hAnsi="Times New Roman"/>
+          <w:sz w:val="21"/>
+          <w:rFonts w:ascii="Times New Roman" w:hAnsi="Times New Roman" w:eastAsia="宋体"/>
+        </w:rPr>
+        <w:t>系统主要规划为以下核心模块：用户与权限管理模块、学习成果目录展示模块、成果认证管理模块、成果转换管理模块、规则专家评审模块、智能推送与预警模块以及学分锁定与干预模块。</w:t>
+      </w:r>
+    </w:p>
+    <w:p>
+      <w:pPr>
+        <w:spacing w:line="360" w:lineRule="auto"/>
+        <w:ind w:firstLine="400" w:firstLineChars="200"/>
+        <w:rPr>
+          <w:rFonts w:hint="eastAsia"/>
+          <w:sz w:val="21"/>
+        </w:rPr>
+      </w:pPr>
+      <w:r>
+        <w:rPr>
+          <w:rFonts w:hint="eastAsia"/>
+        </w:rPr>
+        <w:t>主体结构图</w:t>
+      </w:r>
+    </w:p>
+    <w:p>
+      <w:pPr>
+        <w:spacing w:line="360" w:lineRule="auto"/>
+        <w:ind w:firstLine="400" w:firstLineChars="200"/>
+        <w:rPr>
+          <w:rFonts w:hint="eastAsia"/>
+          <w:sz w:val="21"/>
+        </w:rPr>
+      </w:pPr>
+      <w:r>
+        <w:rPr>
+          <w:snapToGrid/>
+          <w:lang/>
+        </w:rPr>
+      </w:r>
+    </w:p>
+    <w:p>
+      <w:pPr>
+        <w:spacing w:line="360" w:lineRule="auto"/>
+        <w:ind w:firstLine="420"/>
+        <w:rPr>
+          <w:rFonts w:hint="eastAsia"/>
+          <w:sz w:val="21"/>
+        </w:rPr>
+      </w:pPr>
+    </w:p>
+    <w:p>
+      <w:pPr>
+        <w:spacing w:line="360" w:lineRule="auto"/>
+        <w:ind w:firstLine="420" w:firstLineChars="200"/>
+        <w:rPr>
+          <w:rFonts w:hint="eastAsia"/>
+          <w:sz w:val="21"/>
+        </w:rPr>
+      </w:pPr>
+    </w:p>
+    <w:p>
+      <w:pPr>
+        <w:pStyle w:val="4"/>
+        <w:ind w:firstLine="480"/>
+        <w:rPr>
+          <w:rFonts w:hint="eastAsia"/>
+        </w:rPr>
+      </w:pPr>
+      <w:bookmarkStart w:id="13" w:name="_Toc206574684"/>
+      <w:r>
+        <w:rPr>
+          <w:rFonts w:hint="eastAsia"/>
+        </w:rPr>
+        <w:t>用户的特点</w:t>
+      </w:r>
+      <w:bookmarkEnd w:id="13"/>
+    </w:p>
+    <w:p>
+      <w:pPr>
+        <w:spacing w:line="360" w:lineRule="auto"/>
+        <w:ind w:firstLine="420" w:firstLineChars="200"/>
+        <w:jc w:val="both"/>
+        <w:rPr>
+          <w:rFonts w:hint="eastAsia"/>
+          <w:sz w:val="21"/>
+        </w:rPr>
+      </w:pPr>
+      <w:r>
+        <w:rPr>
+          <w:rFonts w:hint="eastAsia" w:ascii="Times New Roman" w:hAnsi="Times New Roman"/>
+          <w:sz w:val="21"/>
+          <w:rFonts w:ascii="Times New Roman" w:hAnsi="Times New Roman" w:eastAsia="宋体"/>
+        </w:rPr>
+        <w:t>学习者：年龄层次跨度大，包含在校学生、在职人员、中老年学习者等，学习背景和成果类型各异。大部分用户要求操作路径清晰，能快速获取学分认证和转换反馈；对于不熟悉复杂教务流程的用户，系统需要提供简单友好的分步引导和明晰的说明。</w:t>
+      </w:r>
+    </w:p>
+    <w:p>
+      <w:pPr>
+        <w:spacing w:line="360" w:lineRule="auto"/>
+        <w:ind w:firstLine="420" w:firstLineChars="200"/>
+        <w:jc w:val="both"/>
+        <w:rPr>
+          <w:sz w:val="21"/>
+        </w:rPr>
+      </w:pPr>
+      <w:r>
+        <w:rPr>
+          <w:rFonts w:hint="eastAsia" w:ascii="Times New Roman" w:hAnsi="Times New Roman"/>
+          <w:sz w:val="21"/>
+          <w:rFonts w:ascii="Times New Roman" w:hAnsi="Times New Roman" w:eastAsia="宋体"/>
+        </w:rPr>
+        <w:t>平台运营及审核人员：包括系统管理员、高校审核员、评估专家以及干预审计员等。他们具备专业的教务和规则管理知识，需要系统提供功能完善的管理后台、审批工作流、科学的统计分析工具和及时的预警提醒以提升日常业务处理效率。</w:t>
+      </w:r>
+    </w:p>
+    <w:p>
+      <w:pPr>
+        <w:spacing w:line="360" w:lineRule="auto"/>
+        <w:ind w:firstLine="420" w:firstLineChars="200"/>
+        <w:jc w:val="both"/>
+        <w:rPr>
+          <w:rFonts w:hint="eastAsia"/>
+          <w:sz w:val="21"/>
+        </w:rPr>
+      </w:pPr>
+    </w:p>
+    <w:p>
+      <w:pPr>
+        <w:pStyle w:val="4"/>
+        <w:ind w:firstLine="480"/>
+        <w:rPr>
+          <w:rFonts w:hint="eastAsia"/>
+        </w:rPr>
+      </w:pPr>
+      <w:bookmarkStart w:id="14" w:name="_Toc206574685"/>
+      <w:r>
+        <w:rPr>
+          <w:rFonts w:hint="eastAsia"/>
+        </w:rPr>
+        <w:t>限制与约束</w:t>
+      </w:r>
+      <w:bookmarkEnd w:id="14"/>
+      <w:r>
+        <w:rPr>
+          <w:rFonts w:hint="eastAsia"/>
+        </w:rPr>
+        <w:t xml:space="preserve"> </w:t>
+      </w:r>
+    </w:p>
+    <w:p>
+      <w:pPr>
+        <w:spacing w:line="360" w:lineRule="auto"/>
+        <w:ind w:firstLine="420" w:firstLineChars="200"/>
+        <w:jc w:val="both"/>
+        <w:rPr>
+          <w:rFonts w:hint="eastAsia"/>
+          <w:sz w:val="21"/>
+        </w:rPr>
+      </w:pPr>
+      <w:r>
+        <w:rPr>
+          <w:rFonts w:hint="eastAsia"/>
+          <w:sz w:val="21"/>
+        </w:rPr>
+        <w:t>系统运行环境</w:t>
+      </w:r>
+    </w:p>
+    <w:p>
+      <w:pPr>
+        <w:spacing w:line="360" w:lineRule="auto"/>
+        <w:ind w:firstLine="420" w:firstLineChars="200"/>
+        <w:jc w:val="both"/>
+        <w:rPr>
+          <w:rFonts w:hint="eastAsia"/>
+          <w:sz w:val="21"/>
+        </w:rPr>
+      </w:pPr>
+      <w:r>
+        <w:rPr>
+          <w:rFonts w:hint="eastAsia"/>
+          <w:sz w:val="21"/>
+        </w:rPr>
+        <w:t>数据库：</w:t>
+      </w:r>
+      <w:r>
+        <w:rPr>
+          <w:rFonts w:hint="eastAsia"/>
+        </w:rPr>
+        <w:t>MySQL 8.0.31</w:t>
+      </w:r>
+    </w:p>
+    <w:p>
+      <w:pPr>
+        <w:spacing w:line="360" w:lineRule="auto"/>
+        <w:ind w:firstLine="420" w:firstLineChars="200"/>
+        <w:jc w:val="both"/>
+        <w:rPr>
+          <w:sz w:val="21"/>
+        </w:rPr>
+      </w:pPr>
+      <w:r>
+        <w:rPr>
+          <w:sz w:val="21"/>
+        </w:rPr>
+        <w:t>N</w:t>
+      </w:r>
+      <w:r>
+        <w:rPr>
+          <w:rFonts w:hint="eastAsia"/>
+          <w:sz w:val="21"/>
+        </w:rPr>
+        <w:t>ode.js：22.18.0</w:t>
+      </w:r>
+    </w:p>
+    <w:p>
+      <w:pPr>
+        <w:spacing w:line="360" w:lineRule="auto"/>
+        <w:ind w:firstLine="420" w:firstLineChars="200"/>
+        <w:jc w:val="both"/>
+        <w:rPr>
+          <w:sz w:val="21"/>
+        </w:rPr>
+      </w:pPr>
+      <w:r>
+        <w:rPr>
+          <w:rFonts w:hint="eastAsia"/>
+          <w:sz w:val="21"/>
+        </w:rPr>
+        <w:t>Vue3:3.5.1+</w:t>
+      </w:r>
+    </w:p>
+    <w:p>
+      <w:pPr>
+        <w:spacing w:line="360" w:lineRule="auto"/>
+        <w:ind w:firstLine="420" w:firstLineChars="200"/>
+        <w:jc w:val="both"/>
+        <w:rPr>
+          <w:rFonts w:hint="eastAsia"/>
+          <w:sz w:val="21"/>
+        </w:rPr>
+      </w:pPr>
+      <w:r>
+        <w:rPr>
+          <w:rFonts w:hint="eastAsia"/>
+          <w:sz w:val="21"/>
+        </w:rPr>
+        <w:t>Element-plus</w:t>
+      </w:r>
+      <w:r>
+        <w:rPr>
+          <w:rFonts w:hint="eastAsia"/>
+          <w:sz w:val="21"/>
+        </w:rPr>
+        <w:tab/>
+      </w:r>
+      <w:r>
+        <w:rPr>
+          <w:rFonts w:hint="eastAsia"/>
+          <w:sz w:val="21"/>
+        </w:rPr>
+        <w:t>：最新</w:t>
+      </w:r>
+    </w:p>
+    <w:p>
+      <w:pPr>
+        <w:spacing w:line="360" w:lineRule="auto"/>
+        <w:ind w:firstLine="420" w:firstLineChars="200"/>
+        <w:jc w:val="both"/>
+        <w:rPr>
+          <w:rFonts w:hint="eastAsia"/>
+          <w:sz w:val="21"/>
+        </w:rPr>
+      </w:pPr>
+      <w:r>
+        <w:rPr>
+          <w:rFonts w:hint="eastAsia"/>
+          <w:sz w:val="21"/>
+        </w:rPr>
+        <w:t>硬件限制</w:t>
+      </w:r>
+    </w:p>
+    <w:p>
+      <w:pPr>
+        <w:spacing w:line="360" w:lineRule="auto"/>
+        <w:ind w:firstLine="420" w:firstLineChars="200"/>
+        <w:jc w:val="both"/>
+        <w:rPr>
+          <w:rFonts w:hint="eastAsia"/>
+          <w:sz w:val="21"/>
+        </w:rPr>
+      </w:pPr>
+      <w:r>
+        <w:rPr>
+          <w:rFonts w:hint="eastAsia"/>
+          <w:sz w:val="21"/>
+        </w:rPr>
+        <w:t>WEB服务器、数据库服务器</w:t>
+      </w:r>
+    </w:p>
+    <w:p>
+      <w:pPr>
+        <w:ind w:left="720" w:leftChars="360" w:firstLine="420"/>
+        <w:rPr>
+          <w:rFonts w:hint="eastAsia"/>
+          <w:sz w:val="21"/>
+        </w:rPr>
+      </w:pPr>
+      <w:r>
+        <w:rPr>
+          <w:rFonts w:hint="eastAsia"/>
+          <w:sz w:val="21"/>
+        </w:rPr>
+        <w:t xml:space="preserve">CPU：Intel Pentium 4 3.0G </w:t>
+      </w:r>
+    </w:p>
+    <w:p>
+      <w:pPr>
+        <w:ind w:left="720" w:leftChars="360" w:firstLine="420"/>
+        <w:rPr>
+          <w:rFonts w:hint="eastAsia"/>
+          <w:sz w:val="21"/>
+        </w:rPr>
+      </w:pPr>
+      <w:r>
+        <w:rPr>
+          <w:rFonts w:hint="eastAsia"/>
+          <w:sz w:val="21"/>
+        </w:rPr>
+        <w:t>内存：2GB</w:t>
+      </w:r>
+    </w:p>
+    <w:p>
+      <w:pPr>
+        <w:ind w:left="720" w:leftChars="360" w:firstLine="420"/>
+        <w:rPr>
+          <w:rFonts w:hint="eastAsia"/>
+          <w:sz w:val="21"/>
+        </w:rPr>
+      </w:pPr>
+      <w:r>
+        <w:rPr>
+          <w:rFonts w:hint="eastAsia"/>
+          <w:sz w:val="21"/>
+        </w:rPr>
+        <w:t>硬盘：80GB</w:t>
+      </w:r>
+    </w:p>
+    <w:p>
+      <w:pPr>
+        <w:spacing w:line="360" w:lineRule="auto"/>
+        <w:ind w:firstLine="420" w:firstLineChars="200"/>
+        <w:jc w:val="both"/>
+        <w:rPr>
+          <w:rFonts w:hint="eastAsia"/>
+          <w:sz w:val="21"/>
+        </w:rPr>
+      </w:pPr>
+      <w:r>
+        <w:rPr>
+          <w:rFonts w:hint="eastAsia"/>
+          <w:sz w:val="21"/>
+        </w:rPr>
+        <w:t>网络</w:t>
+      </w:r>
+    </w:p>
+    <w:p>
+      <w:pPr>
+        <w:ind w:left="720" w:firstLine="420"/>
+        <w:rPr>
+          <w:rFonts w:hint="eastAsia"/>
+          <w:sz w:val="21"/>
+        </w:rPr>
+      </w:pPr>
+      <w:r>
+        <w:rPr>
+          <w:rFonts w:hint="eastAsia"/>
+          <w:sz w:val="21"/>
+        </w:rPr>
+        <w:t>以太网：100MB</w:t>
+      </w:r>
+    </w:p>
+    <w:p>
+      <w:pPr>
+        <w:spacing w:line="360" w:lineRule="auto"/>
+        <w:ind w:firstLine="420" w:firstLineChars="200"/>
+        <w:jc w:val="both"/>
+        <w:rPr>
+          <w:rFonts w:hint="eastAsia"/>
+          <w:sz w:val="21"/>
+        </w:rPr>
+      </w:pPr>
+      <w:r>
+        <w:rPr>
+          <w:rFonts w:hint="eastAsia"/>
+          <w:sz w:val="21"/>
+        </w:rPr>
+        <w:t>用户机器配置</w:t>
+      </w:r>
+    </w:p>
+    <w:p>
+      <w:pPr>
+        <w:ind w:left="720" w:firstLine="420"/>
+        <w:rPr>
+          <w:rFonts w:hint="eastAsia"/>
+          <w:sz w:val="21"/>
+        </w:rPr>
+      </w:pPr>
+      <w:r>
+        <w:rPr>
+          <w:rFonts w:hint="eastAsia"/>
+          <w:sz w:val="21"/>
+        </w:rPr>
+        <w:t>内存：512MB</w:t>
+      </w:r>
+    </w:p>
+    <w:p>
+      <w:pPr>
+        <w:pStyle w:val="2"/>
+        <w:ind w:firstLine="640"/>
+        <w:rPr>
+          <w:rFonts w:hint="eastAsia"/>
+        </w:rPr>
+      </w:pPr>
+      <w:bookmarkStart w:id="15" w:name="_Toc206574686"/>
+      <w:r>
+        <w:rPr>
+          <w:rFonts w:hint="eastAsia"/>
+        </w:rPr>
+        <w:t>具体需求</w:t>
+      </w:r>
+      <w:bookmarkEnd w:id="15"/>
+    </w:p>
+    <w:p>
+      <w:pPr>
+        <w:pStyle w:val="4"/>
+        <w:ind w:firstLine="480"/>
+        <w:rPr>
+          <w:rFonts w:hint="eastAsia"/>
+          <w:lang w:val="zh-CN"/>
+        </w:rPr>
+      </w:pPr>
+      <w:bookmarkStart w:id="16" w:name="_Toc206574687"/>
+      <w:r>
+        <w:rPr>
+          <w:rFonts w:hint="eastAsia" w:ascii="Times New Roman" w:hAnsi="Times New Roman"/>
+          <w:lang w:val="zh-CN"/>
           <w:rFonts w:ascii="Times New Roman" w:hAnsi="Times New Roman" w:eastAsia="黑体"/>
         </w:rPr>
-        <w:t>1. 引言</w:t>
-      </w:r>
-    </w:p>
-    <w:p>
-      <w:pPr>
-        <w:pStyle w:val="Heading2"/>
-        <w:spacing w:before="0" w:after="0" w:line="360" w:lineRule="auto"/>
+        <w:t>用户登录与权限管理</w:t>
+      </w:r>
+      <w:bookmarkEnd w:id="16"/>
+    </w:p>
+    <w:p>
+      <w:pPr>
+        <w:ind w:firstLine="400"/>
+        <w:rPr>
+          <w:rFonts w:hint="eastAsia"/>
+        </w:rPr>
+      </w:pPr>
+      <w:r>
+        <w:rPr>
+          <w:rFonts w:hint="eastAsia" w:ascii="Times New Roman" w:hAnsi="Times New Roman"/>
+          <w:rFonts w:ascii="Times New Roman" w:hAnsi="Times New Roman" w:eastAsia="宋体"/>
+        </w:rPr>
+        <w:t>系统支持基于角色的访问控制（RBAC3）模型。学习者、审核员、专家和系统管理员均可以通过统一登录门户进入系统。系统在后台根据 JWT 机制进行跨域身份验证与拦截，每次接口请求都进行会话级权限校验，用户登录密码必须在数据库中以 BCrypt 哈希加盐方式进行安全存储。</w:t>
+      </w:r>
+    </w:p>
+    <w:p>
+      <w:pPr>
+        <w:pStyle w:val="4"/>
+        <w:ind w:firstLine="480"/>
+        <w:rPr>
+          <w:lang w:val="zh-CN"/>
+        </w:rPr>
+      </w:pPr>
+      <w:bookmarkStart w:id="17" w:name="_Toc206574688"/>
+      <w:r>
+        <w:rPr>
+          <w:rFonts w:hint="eastAsia" w:ascii="Times New Roman" w:hAnsi="Times New Roman"/>
+          <w:lang w:val="zh-CN"/>
+          <w:rFonts w:ascii="Times New Roman" w:hAnsi="Times New Roman" w:eastAsia="黑体"/>
+        </w:rPr>
+        <w:t>成果认证与学分规划</w:t>
+      </w:r>
+      <w:bookmarkEnd w:id="17"/>
+    </w:p>
+    <w:p>
+      <w:pPr>
+        <w:numPr>
+          <w:ilvl w:val="0"/>
+          <w:numId w:val="3"/>
+        </w:numPr>
+        <w:spacing w:before="156" w:beforeLines="50" w:after="156" w:afterLines="50" w:line="240" w:lineRule="atLeast"/>
+        <w:ind w:left="400" w:leftChars="200" w:firstLine="400" w:firstLineChars="200"/>
+        <w:rPr>
+          <w:rFonts w:hint="eastAsia"/>
+        </w:rPr>
+      </w:pPr>
+      <w:r>
+        <w:rPr>
+          <w:rFonts w:hint="eastAsia" w:ascii="Times New Roman" w:hAnsi="Times New Roman"/>
+          <w:rFonts w:ascii="Times New Roman" w:hAnsi="Times New Roman" w:eastAsia="宋体"/>
+        </w:rPr>
+        <w:t>学习者可以在线检索匹配平台所覆盖的标准学习成果目录（包括学历课程、非学历证书及职业资格证书等），填写个人所获成果的详细信息（如证书编号、发证机关等），并上传佐证材料（PDF、高清扫描件）。申请提交后，由平台审核员对其真实性及有效性进行核查并给出审批意见。通过后，系统自动在该学习者的学分账户中划拨相应的认定学分。</w:t>
+      </w:r>
+    </w:p>
+    <w:p>
+      <w:pPr>
+        <w:pStyle w:val="4"/>
+        <w:ind w:firstLine="480"/>
+        <w:rPr>
+          <w:lang w:val="zh-CN"/>
+        </w:rPr>
+      </w:pPr>
+      <w:bookmarkStart w:id="18" w:name="_Toc206574689"/>
+      <w:r>
+        <w:rPr>
+          <w:rFonts w:hint="eastAsia" w:ascii="Times New Roman" w:hAnsi="Times New Roman"/>
+          <w:lang w:val="zh-CN"/>
+          <w:rFonts w:ascii="Times New Roman" w:hAnsi="Times New Roman" w:eastAsia="黑体"/>
+        </w:rPr>
+        <w:t>成果转换与规则兑换</w:t>
+      </w:r>
+      <w:bookmarkEnd w:id="18"/>
+    </w:p>
+    <w:p>
+      <w:pPr>
+        <w:pStyle w:val="3"/>
+        <w:numPr>
+          <w:ilvl w:val="2"/>
+          <w:numId w:val="1"/>
+        </w:numPr>
+        <w:spacing w:line="240" w:lineRule="atLeast"/>
+        <w:ind w:firstLine="400" w:firstLineChars="200"/>
+        <w:rPr>
+          <w:rFonts w:hint="eastAsia"/>
+        </w:rPr>
+      </w:pPr>
+      <w:r>
+        <w:rPr>
+          <w:rFonts w:hint="eastAsia" w:ascii="Times New Roman" w:hAnsi="Times New Roman"/>
+          <w:rFonts w:ascii="Times New Roman" w:hAnsi="Times New Roman" w:eastAsia="宋体"/>
+        </w:rPr>
+        <w:t>规则制定人员基于不同学习成果的课程大纲重合度和知识体系相似度，预先设定成果转换规则及折算比例。当学习者名下累积的学分满足特定免修条件时，可以在线发起“学分转换申请”，申请将名下的证书或已修课程学分，等效替换为目标学历教育的免修学分。目标高校的审核员在接收到转换申请后进行核对，确认无误后系统自动扣减/冻结原成果学分，并往目标系统写入免修学分交易账单。</w:t>
+      </w:r>
+    </w:p>
+    <w:p>
+      <w:pPr>
+        <w:pStyle w:val="4"/>
+        <w:ind w:firstLine="480"/>
+        <w:rPr>
+          <w:rFonts w:hint="eastAsia"/>
+        </w:rPr>
+      </w:pPr>
+      <w:bookmarkStart w:id="19" w:name="_Toc206574690"/>
+      <w:r>
+        <w:rPr>
+          <w:rFonts w:hint="eastAsia" w:ascii="Times New Roman" w:hAnsi="Times New Roman"/>
+          <w:rFonts w:ascii="Times New Roman" w:hAnsi="Times New Roman" w:eastAsia="黑体"/>
+        </w:rPr>
+        <w:t>学习成果导览与智能推荐</w:t>
+      </w:r>
+      <w:bookmarkEnd w:id="19"/>
+    </w:p>
+    <w:p>
+      <w:pPr>
+        <w:numPr>
+          <w:ilvl w:val="0"/>
+          <w:numId w:val="4"/>
+        </w:numPr>
+        <w:rPr>
+          <w:rFonts w:hint="eastAsia"/>
+          <w:lang w:val="zh-CN"/>
+        </w:rPr>
+      </w:pPr>
+      <w:r>
+        <w:rPr>
+          <w:rFonts w:hint="eastAsia" w:ascii="Times New Roman" w:hAnsi="Times New Roman"/>
+          <w:lang w:val="zh-CN"/>
+          <w:rFonts w:ascii="Times New Roman" w:hAnsi="Times New Roman" w:eastAsia="宋体"/>
+        </w:rPr>
+        <w:t>系统提供学习成果目录的标准分类展示、检索与版本管理功能。结合学习者当前已积累的学分特征、所属专业及历史行为，利用协同过滤推荐算法，个性化推荐适合该学习者攻读的成果目录或微课程。同时，系统支持对可能适用的高性价比转换路径进行智能推送，提醒学习者有哪些证书可快速等效折算为目标高校免修学分。</w:t>
+      </w:r>
+    </w:p>
+    <w:p>
+      <w:pPr>
+        <w:pStyle w:val="4"/>
+        <w:numPr>
+          <w:ilvl w:val="0"/>
+          <w:numId w:val="0"/>
+        </w:numPr>
+        <w:ind w:left="480"/>
+      </w:pPr>
+      <w:bookmarkStart w:id="20" w:name="_Toc206574691"/>
+      <w:r>
+        <w:rPr>
+          <w:rFonts w:hint="eastAsia" w:ascii="Times New Roman" w:hAnsi="Times New Roman"/>
+          <w:rFonts w:ascii="Times New Roman" w:hAnsi="Times New Roman" w:eastAsia="黑体"/>
+        </w:rPr>
+        <w:t>3.5 规则专家评审与应急干预</w:t>
+      </w:r>
+      <w:bookmarkEnd w:id="20"/>
+    </w:p>
+    <w:p>
+      <w:pPr>
+        <w:pStyle w:val="3"/>
+        <w:numPr>
+          <w:ilvl w:val="0"/>
+          <w:numId w:val="5"/>
+        </w:numPr>
+        <w:rPr>
+          <w:snapToGrid/>
+        </w:rPr>
       </w:pPr>
       <w:r>
         <w:rPr>
           <w:rFonts w:ascii="Times New Roman" w:hAnsi="Times New Roman"/>
-          <w:b w:val="0"/>
-          <w:i w:val="0"/>
-          <w:sz w:val="24"/>
+          <w:b/>
+          <w:bCs/>
+          <w:snapToGrid/>
+          <w:rFonts w:ascii="Times New Roman" w:hAnsi="Times New Roman" w:eastAsia="宋体"/>
+        </w:rPr>
+        <w:t>在面临复杂、无先例的学分转换申请或成果等效性规则时，系统将启动专家评审流程。系统从专家库中随机抽取并智能匹配合适领域的资深评估师。专家在线对复杂的转换规则开展双盲评审，并出具评审意见作为规则发布的前置条件。同时，为防范学分倒卖或冒用风险，系统支持管理员对涉嫌舞弊的学分账户或异常学分转移记录执行紧急锁定与干预。</w:t>
+      </w:r>
+    </w:p>
+    <w:p>
+      <w:pPr>
+        <w:pStyle w:val="4"/>
+        <w:numPr>
+          <w:ilvl w:val="0"/>
+          <w:numId w:val="0"/>
+        </w:numPr>
+        <w:ind w:left="480"/>
+      </w:pPr>
+      <w:bookmarkStart w:id="21" w:name="_Toc206574692"/>
+      <w:r>
+        <w:rPr>
+          <w:rFonts w:hint="eastAsia" w:ascii="Times New Roman" w:hAnsi="Times New Roman"/>
           <w:rFonts w:ascii="Times New Roman" w:hAnsi="Times New Roman" w:eastAsia="黑体"/>
         </w:rPr>
-        <w:t>1.1 编写目的</w:t>
-      </w:r>
-    </w:p>
-    <w:p>
-      <w:pPr>
-        <w:pStyle w:val="Normal"/>
-        <w:spacing w:before="0" w:after="0" w:line="360" w:lineRule="auto"/>
-        <w:ind w:firstLine="420"/>
+        <w:t>3.6 用户角色与账号管理</w:t>
+      </w:r>
+      <w:bookmarkEnd w:id="21"/>
+    </w:p>
+    <w:p>
+      <w:pPr>
+        <w:pStyle w:val="3"/>
+        <w:numPr>
+          <w:ilvl w:val="0"/>
+          <w:numId w:val="6"/>
+        </w:numPr>
       </w:pPr>
       <w:r>
         <w:rPr>
           <w:rFonts w:ascii="Times New Roman" w:hAnsi="Times New Roman"/>
-          <w:b w:val="0"/>
-          <w:i w:val="0"/>
-          <w:sz w:val="24"/>
+          <w:b/>
+          <w:bCs/>
           <w:rFonts w:ascii="Times New Roman" w:hAnsi="Times New Roman" w:eastAsia="宋体"/>
         </w:rPr>
-        <w:t>本软件需求规格说明书（SRS）旨在全面细致地定义“终身学习学分银行信息平台”的功能需求与非功能需求。本文档将作为平台架构设计、数据库设计、编码实现、测试计划制定以及最终产品验收的唯一权威依据。本SRS的读者包括项目干系人、需求分析师、架构设计师、开发人员、软件测试工程师和质量保证员。</w:t>
-      </w:r>
-    </w:p>
-    <w:p>
-      <w:pPr>
-        <w:pStyle w:val="Heading2"/>
-        <w:spacing w:before="0" w:after="0" w:line="360" w:lineRule="auto"/>
+        <w:t>管理员负责对平台内的所有用户账号进行日常维护。包括开启/禁用特定用户状态、分配或调整角色菜单权限、监控用户系统操作日志，以及对用户的敏感个人信息（如身份证、手机号）进行脱敏处理。此外，管理员负责专家库的基础数据维护，对专家的专业方向、活跃度状态进行更新配置。</w:t>
+      </w:r>
+    </w:p>
+    <w:p>
+      <w:pPr>
+        <w:pStyle w:val="4"/>
+        <w:numPr>
+          <w:ilvl w:val="0"/>
+          <w:numId w:val="0"/>
+        </w:numPr>
+        <w:ind w:firstLine="720" w:firstLineChars="300"/>
+        <w:rPr>
+          <w:rFonts w:hint="eastAsia"/>
+        </w:rPr>
+      </w:pPr>
+      <w:bookmarkStart w:id="22" w:name="_Toc206574693"/>
+      <w:r>
+        <w:rPr>
+          <w:rFonts w:hint="eastAsia" w:ascii="Times New Roman" w:hAnsi="Times New Roman"/>
+          <w:rFonts w:ascii="Times New Roman" w:hAnsi="Times New Roman" w:eastAsia="黑体"/>
+        </w:rPr>
+        <w:t>3.7 路径推送与变动预警</w:t>
+      </w:r>
+      <w:bookmarkEnd w:id="22"/>
+    </w:p>
+    <w:p>
+      <w:pPr>
+        <w:pStyle w:val="3"/>
+        <w:numPr>
+          <w:ilvl w:val="0"/>
+          <w:numId w:val="7"/>
+        </w:numPr>
       </w:pPr>
       <w:r>
         <w:rPr>
           <w:rFonts w:ascii="Times New Roman" w:hAnsi="Times New Roman"/>
-          <w:b w:val="0"/>
-          <w:i w:val="0"/>
-          <w:sz w:val="24"/>
-          <w:rFonts w:ascii="Times New Roman" w:hAnsi="Times New Roman" w:eastAsia="黑体"/>
-        </w:rPr>
-        <w:t>1.2 背景与范围</w:t>
-      </w:r>
-    </w:p>
-    <w:p>
-      <w:pPr>
-        <w:pStyle w:val="Normal"/>
-        <w:spacing w:before="0" w:after="0" w:line="360" w:lineRule="auto"/>
-        <w:ind w:firstLine="420"/>
-      </w:pPr>
-      <w:r>
-        <w:rPr>
-          <w:rFonts w:ascii="Times New Roman" w:hAnsi="Times New Roman"/>
-          <w:b w:val="0"/>
-          <w:i w:val="0"/>
-          <w:sz w:val="24"/>
+          <w:b/>
+          <w:bCs/>
           <w:rFonts w:ascii="Times New Roman" w:hAnsi="Times New Roman" w:eastAsia="宋体"/>
         </w:rPr>
-        <w:t>学分银行借鉴商业银行零存整取的储蓄机制，构建终身学习成果存入、认定与转换的桥梁。平台面向高校学生、非学历教育学习者及社会从业人员，支持其自由选择学习资源与地点。平时零星学习产出的成果（课程、证书、培训经历等）可以存入系统账户并取得学分。在满足特定转换规则及通过相关机构认定后，累积的学分可兑换学历证书或非学历证书。本平台覆盖了从用户管理、成果目录审核、转换规则专家评定、转换申请受理至统计分析与推荐的全流程生命周期。</w:t>
-      </w:r>
-    </w:p>
-    <w:p>
-      <w:pPr>
-        <w:pStyle w:val="Heading2"/>
-        <w:spacing w:before="0" w:after="0" w:line="360" w:lineRule="auto"/>
-      </w:pPr>
-      <w:r>
-        <w:rPr>
-          <w:rFonts w:ascii="Times New Roman" w:hAnsi="Times New Roman"/>
-          <w:b w:val="0"/>
-          <w:i w:val="0"/>
-          <w:sz w:val="24"/>
-          <w:rFonts w:ascii="Times New Roman" w:hAnsi="Times New Roman" w:eastAsia="黑体"/>
-        </w:rPr>
-        <w:t>1.3 术语与定义</w:t>
-      </w:r>
-    </w:p>
-    <w:tbl>
-      <w:tblPr>
-        <w:tblStyle w:val="TableGrid"/>
-        <w:tblW w:type="auto" w:w="0"/>
-        <w:tblLook w:firstColumn="1" w:firstRow="1" w:lastColumn="0" w:lastRow="0" w:noHBand="0" w:noVBand="1" w:val="04A0"/>
-      </w:tblPr>
-      <w:tblGrid>
-        <w:gridCol w:w="4150"/>
-        <w:gridCol w:w="4150"/>
-      </w:tblGrid>
-      <w:tr>
-        <w:tc>
-          <w:tcPr>
-            <w:tcW w:type="dxa" w:w="1701"/>
-            <w:shd w:fill="F2F2F2" w:val="clear"/>
-          </w:tcPr>
-          <w:p>
-            <w:pPr>
-              <w:spacing w:line="276" w:lineRule="auto" w:before="80" w:after="80"/>
-              <w:ind w:firstLine="0"/>
-              <w:jc w:val="center"/>
-            </w:pPr>
-            <w:r>
-              <w:rPr>
-                <w:rFonts w:ascii="Times New Roman" w:hAnsi="Times New Roman"/>
-                <w:b/>
-                <w:sz w:val="21"/>
-                <w:rFonts w:ascii="Times New Roman" w:hAnsi="Times New Roman" w:eastAsia="黑体"/>
-              </w:rPr>
-              <w:t>业务术语</w:t>
-            </w:r>
-          </w:p>
-        </w:tc>
-        <w:tc>
-          <w:tcPr>
-            <w:tcW w:type="dxa" w:w="6803"/>
-            <w:shd w:fill="F2F2F2" w:val="clear"/>
-          </w:tcPr>
-          <w:p>
-            <w:pPr>
-              <w:spacing w:line="276" w:lineRule="auto" w:before="80" w:after="80"/>
-              <w:ind w:firstLine="0"/>
-              <w:jc w:val="center"/>
-            </w:pPr>
-            <w:r>
-              <w:rPr>
-                <w:rFonts w:ascii="Times New Roman" w:hAnsi="Times New Roman"/>
-                <w:b/>
-                <w:sz w:val="21"/>
-                <w:rFonts w:ascii="Times New Roman" w:hAnsi="Times New Roman" w:eastAsia="黑体"/>
-              </w:rPr>
-              <w:t>业务概念与规则解释</w:t>
-            </w:r>
-          </w:p>
-        </w:tc>
-      </w:tr>
-      <w:tr>
-        <w:tc>
-          <w:tcPr>
-            <w:tcW w:type="dxa" w:w="1701"/>
-          </w:tcPr>
-          <w:p>
-            <w:pPr>
-              <w:spacing w:line="276" w:lineRule="auto" w:before="60" w:after="60"/>
-              <w:ind w:firstLine="0"/>
-              <w:jc w:val="center"/>
-            </w:pPr>
-            <w:r>
-              <w:rPr>
-                <w:rFonts w:ascii="Times New Roman" w:hAnsi="Times New Roman"/>
-                <w:sz w:val="21"/>
-                <w:rFonts w:ascii="Times New Roman" w:hAnsi="Times New Roman" w:eastAsia="宋体"/>
-              </w:rPr>
-              <w:t>学分认证</w:t>
-            </w:r>
-          </w:p>
-        </w:tc>
-        <w:tc>
-          <w:tcPr>
-            <w:tcW w:type="dxa" w:w="6803"/>
-          </w:tcPr>
-          <w:p>
-            <w:pPr>
-              <w:spacing w:line="276" w:lineRule="auto" w:before="60" w:after="60"/>
-              <w:ind w:firstLine="0"/>
-              <w:jc w:val="left"/>
-            </w:pPr>
-            <w:r>
-              <w:rPr>
-                <w:rFonts w:ascii="Times New Roman" w:hAnsi="Times New Roman"/>
-                <w:sz w:val="21"/>
-                <w:rFonts w:ascii="Times New Roman" w:hAnsi="Times New Roman" w:eastAsia="宋体"/>
-              </w:rPr>
-              <w:t>将学习者已有的真实学习成果（如通过的课程、获得的行业证书）转化为学分银行可认可的积分，存入个人学分账户的过程。</w:t>
-            </w:r>
-          </w:p>
-        </w:tc>
-      </w:tr>
-      <w:tr>
-        <w:tc>
-          <w:tcPr>
-            <w:tcW w:type="dxa" w:w="1701"/>
-          </w:tcPr>
-          <w:p>
-            <w:pPr>
-              <w:spacing w:line="276" w:lineRule="auto" w:before="60" w:after="60"/>
-              <w:ind w:firstLine="0"/>
-              <w:jc w:val="center"/>
-            </w:pPr>
-            <w:r>
-              <w:rPr>
-                <w:rFonts w:ascii="Times New Roman" w:hAnsi="Times New Roman"/>
-                <w:sz w:val="21"/>
-                <w:rFonts w:ascii="Times New Roman" w:hAnsi="Times New Roman" w:eastAsia="宋体"/>
-              </w:rPr>
-              <w:t>学分积累</w:t>
-            </w:r>
-          </w:p>
-        </w:tc>
-        <w:tc>
-          <w:tcPr>
-            <w:tcW w:type="dxa" w:w="6803"/>
-          </w:tcPr>
-          <w:p>
-            <w:pPr>
-              <w:spacing w:line="276" w:lineRule="auto" w:before="60" w:after="60"/>
-              <w:ind w:firstLine="0"/>
-              <w:jc w:val="left"/>
-            </w:pPr>
-            <w:r>
-              <w:rPr>
-                <w:rFonts w:ascii="Times New Roman" w:hAnsi="Times New Roman"/>
-                <w:sz w:val="21"/>
-                <w:rFonts w:ascii="Times New Roman" w:hAnsi="Times New Roman" w:eastAsia="宋体"/>
-              </w:rPr>
-              <w:t>个人学分账户的日常资产维护。学习者可对其名下的所有已被认定学分进行累积存储、分类展示和年限管理。</w:t>
-            </w:r>
-          </w:p>
-        </w:tc>
-      </w:tr>
-      <w:tr>
-        <w:tc>
-          <w:tcPr>
-            <w:tcW w:type="dxa" w:w="1701"/>
-          </w:tcPr>
-          <w:p>
-            <w:pPr>
-              <w:spacing w:line="276" w:lineRule="auto" w:before="60" w:after="60"/>
-              <w:ind w:firstLine="0"/>
-              <w:jc w:val="center"/>
-            </w:pPr>
-            <w:r>
-              <w:rPr>
-                <w:rFonts w:ascii="Times New Roman" w:hAnsi="Times New Roman"/>
-                <w:sz w:val="21"/>
-                <w:rFonts w:ascii="Times New Roman" w:hAnsi="Times New Roman" w:eastAsia="宋体"/>
-              </w:rPr>
-              <w:t>学分转换</w:t>
-            </w:r>
-          </w:p>
-        </w:tc>
-        <w:tc>
-          <w:tcPr>
-            <w:tcW w:type="dxa" w:w="6803"/>
-          </w:tcPr>
-          <w:p>
-            <w:pPr>
-              <w:spacing w:line="276" w:lineRule="auto" w:before="60" w:after="60"/>
-              <w:ind w:firstLine="0"/>
-              <w:jc w:val="left"/>
-            </w:pPr>
-            <w:r>
-              <w:rPr>
-                <w:rFonts w:ascii="Times New Roman" w:hAnsi="Times New Roman"/>
-                <w:sz w:val="21"/>
-                <w:rFonts w:ascii="Times New Roman" w:hAnsi="Times New Roman" w:eastAsia="宋体"/>
-              </w:rPr>
-              <w:t>根据预先设定并经过评审通过的转换规则，将某一项已积累的学分成果等效折算为另一个培训项目或学历课程的对应学分。</w:t>
-            </w:r>
-          </w:p>
-        </w:tc>
-      </w:tr>
-      <w:tr>
-        <w:tc>
-          <w:tcPr>
-            <w:tcW w:type="dxa" w:w="1701"/>
-          </w:tcPr>
-          <w:p>
-            <w:pPr>
-              <w:spacing w:line="276" w:lineRule="auto" w:before="60" w:after="60"/>
-              <w:ind w:firstLine="0"/>
-              <w:jc w:val="center"/>
-            </w:pPr>
-            <w:r>
-              <w:rPr>
-                <w:rFonts w:ascii="Times New Roman" w:hAnsi="Times New Roman"/>
-                <w:sz w:val="21"/>
-                <w:rFonts w:ascii="Times New Roman" w:hAnsi="Times New Roman" w:eastAsia="宋体"/>
-              </w:rPr>
-              <w:t>成果目录</w:t>
-            </w:r>
-          </w:p>
-        </w:tc>
-        <w:tc>
-          <w:tcPr>
-            <w:tcW w:type="dxa" w:w="6803"/>
-          </w:tcPr>
-          <w:p>
-            <w:pPr>
-              <w:spacing w:line="276" w:lineRule="auto" w:before="60" w:after="60"/>
-              <w:ind w:firstLine="0"/>
-              <w:jc w:val="left"/>
-            </w:pPr>
-            <w:r>
-              <w:rPr>
-                <w:rFonts w:ascii="Times New Roman" w:hAnsi="Times New Roman"/>
-                <w:sz w:val="21"/>
-                <w:rFonts w:ascii="Times New Roman" w:hAnsi="Times New Roman" w:eastAsia="宋体"/>
-              </w:rPr>
-              <w:t>学分银行平台认可的学习成果清单，包括正规高等教育课程、职业技能等级证书、企业内训课程等。</w:t>
-            </w:r>
-          </w:p>
-        </w:tc>
-      </w:tr>
-    </w:tbl>
-    <w:p>
-      <w:pPr>
-        <w:pStyle w:val="Normal"/>
-        <w:spacing w:before="0" w:after="120" w:line="240" w:lineRule="auto"/>
-      </w:pPr>
-    </w:p>
-    <w:p>
-      <w:pPr>
-        <w:pStyle w:val="Heading1"/>
-        <w:spacing w:before="0" w:after="0" w:line="360" w:lineRule="auto"/>
-      </w:pPr>
-      <w:r>
-        <w:rPr>
-          <w:rFonts w:ascii="Times New Roman" w:hAnsi="Times New Roman"/>
-          <w:b w:val="0"/>
-          <w:i w:val="0"/>
-          <w:sz w:val="24"/>
-          <w:rFonts w:ascii="Times New Roman" w:hAnsi="Times New Roman" w:eastAsia="黑体"/>
-        </w:rPr>
-        <w:t>2. 总体描述</w:t>
-      </w:r>
-    </w:p>
-    <w:p>
-      <w:pPr>
-        <w:pStyle w:val="Heading2"/>
-        <w:spacing w:before="0" w:after="0" w:line="360" w:lineRule="auto"/>
-      </w:pPr>
-      <w:r>
-        <w:rPr>
-          <w:rFonts w:ascii="Times New Roman" w:hAnsi="Times New Roman"/>
-          <w:b w:val="0"/>
-          <w:i w:val="0"/>
-          <w:sz w:val="24"/>
-          <w:rFonts w:ascii="Times New Roman" w:hAnsi="Times New Roman" w:eastAsia="黑体"/>
-        </w:rPr>
-        <w:t>2.1 产品前景</w:t>
-      </w:r>
-    </w:p>
-    <w:p>
-      <w:pPr>
-        <w:pStyle w:val="Normal"/>
-        <w:spacing w:before="0" w:after="0" w:line="360" w:lineRule="auto"/>
-        <w:ind w:firstLine="420"/>
-      </w:pPr>
-      <w:r>
-        <w:rPr>
-          <w:rFonts w:ascii="Times New Roman" w:hAnsi="Times New Roman"/>
-          <w:b w:val="0"/>
-          <w:i w:val="0"/>
-          <w:sz w:val="24"/>
-          <w:rFonts w:ascii="Times New Roman" w:hAnsi="Times New Roman" w:eastAsia="宋体"/>
-        </w:rPr>
-        <w:t>本项目将打破传统不同教育类型（高等教育、职业教育、社会培训）之间的信息孤岛，建立一套标准的学习成果价值认证与转移网络，对搭建我国终身教育“立交桥”、构建学习型社会起到决定性支撑作用。</w:t>
-      </w:r>
-    </w:p>
-    <w:p>
-      <w:pPr>
-        <w:pStyle w:val="Heading2"/>
-        <w:spacing w:before="0" w:after="0" w:line="360" w:lineRule="auto"/>
-      </w:pPr>
-      <w:r>
-        <w:rPr>
-          <w:rFonts w:ascii="Times New Roman" w:hAnsi="Times New Roman"/>
-          <w:b w:val="0"/>
-          <w:i w:val="0"/>
-          <w:sz w:val="24"/>
-          <w:rFonts w:ascii="Times New Roman" w:hAnsi="Times New Roman" w:eastAsia="黑体"/>
-        </w:rPr>
-        <w:t>2.2 系统用户特征</w:t>
-      </w:r>
-    </w:p>
-    <w:p>
-      <w:pPr>
-        <w:pStyle w:val="Normal"/>
-        <w:spacing w:before="0" w:after="0" w:line="360" w:lineRule="auto"/>
-        <w:ind w:firstLine="420"/>
-      </w:pPr>
-      <w:r>
-        <w:rPr>
-          <w:rFonts w:ascii="Times New Roman" w:hAnsi="Times New Roman"/>
-          <w:b w:val="0"/>
-          <w:i w:val="0"/>
-          <w:sz w:val="24"/>
-          <w:rFonts w:ascii="Times New Roman" w:hAnsi="Times New Roman" w:eastAsia="宋体"/>
-        </w:rPr>
-        <w:t>平台用户主要划分为以下四类角色：</w:t>
-      </w:r>
-    </w:p>
-    <w:p>
-      <w:pPr>
-        <w:pStyle w:val="Normal"/>
-        <w:spacing w:before="0" w:after="0" w:line="360" w:lineRule="auto"/>
-        <w:ind w:firstLine="420"/>
-      </w:pPr>
-      <w:r>
-        <w:rPr>
-          <w:rFonts w:ascii="Times New Roman" w:hAnsi="Times New Roman"/>
-          <w:b w:val="0"/>
-          <w:i w:val="0"/>
-          <w:sz w:val="24"/>
-          <w:rFonts w:ascii="Times New Roman" w:hAnsi="Times New Roman" w:eastAsia="宋体"/>
-        </w:rPr>
-        <w:t>1. 学习者（Learner）：最广泛的用户群体。提交成果认证、查询学分账单、申请学分转换、查看推荐成果及规则。</w:t>
-      </w:r>
-    </w:p>
-    <w:p>
-      <w:pPr>
-        <w:pStyle w:val="Normal"/>
-        <w:spacing w:before="0" w:after="0" w:line="360" w:lineRule="auto"/>
-        <w:ind w:firstLine="420"/>
-      </w:pPr>
-      <w:r>
-        <w:rPr>
-          <w:rFonts w:ascii="Times New Roman" w:hAnsi="Times New Roman"/>
-          <w:b w:val="0"/>
-          <w:i w:val="0"/>
-          <w:sz w:val="24"/>
-          <w:rFonts w:ascii="Times New Roman" w:hAnsi="Times New Roman" w:eastAsia="宋体"/>
-        </w:rPr>
-        <w:t>2. 审核员（Reviewer）：相关教育管理部门或高校的操作人员。负责核对学习者上传的原始证书与申报信息的真实性，审核成果目录的添加与变更。</w:t>
-      </w:r>
-    </w:p>
-    <w:p>
-      <w:pPr>
-        <w:pStyle w:val="Normal"/>
-        <w:spacing w:before="0" w:after="0" w:line="360" w:lineRule="auto"/>
-        <w:ind w:firstLine="420"/>
-      </w:pPr>
-      <w:r>
-        <w:rPr>
-          <w:rFonts w:ascii="Times New Roman" w:hAnsi="Times New Roman"/>
-          <w:b w:val="0"/>
-          <w:i w:val="0"/>
-          <w:sz w:val="24"/>
-          <w:rFonts w:ascii="Times New Roman" w:hAnsi="Times New Roman" w:eastAsia="宋体"/>
-        </w:rPr>
-        <w:t>3. 专家（Expert）：教育界或行业资深评估师。在线对复杂的学分转换规则和课程等效性规则进行评审，出具专家评估意见。</w:t>
-      </w:r>
-    </w:p>
-    <w:p>
-      <w:pPr>
-        <w:pStyle w:val="Normal"/>
-        <w:spacing w:before="0" w:after="0" w:line="360" w:lineRule="auto"/>
-        <w:ind w:firstLine="420"/>
-      </w:pPr>
-      <w:r>
-        <w:rPr>
-          <w:rFonts w:ascii="Times New Roman" w:hAnsi="Times New Roman"/>
-          <w:b w:val="0"/>
-          <w:i w:val="0"/>
-          <w:sz w:val="24"/>
-          <w:rFonts w:ascii="Times New Roman" w:hAnsi="Times New Roman" w:eastAsia="宋体"/>
-        </w:rPr>
-        <w:t>4. 系统管理员（Admin）：负责全系统的基础配置。分配角色权限，监控系统日志，维护数据字典与专家库。</w:t>
-      </w:r>
-    </w:p>
-    <w:p>
-      <w:pPr>
-        <w:pStyle w:val="Heading2"/>
-        <w:spacing w:before="0" w:after="0" w:line="360" w:lineRule="auto"/>
-      </w:pPr>
-      <w:r>
-        <w:rPr>
-          <w:rFonts w:ascii="Times New Roman" w:hAnsi="Times New Roman"/>
-          <w:b w:val="0"/>
-          <w:i w:val="0"/>
-          <w:sz w:val="24"/>
-          <w:rFonts w:ascii="Times New Roman" w:hAnsi="Times New Roman" w:eastAsia="黑体"/>
-        </w:rPr>
-        <w:t>2.3 功能架构设计</w:t>
-      </w:r>
-    </w:p>
-    <w:p>
-      <w:pPr>
-        <w:pStyle w:val="Normal"/>
-        <w:spacing w:before="0" w:after="0" w:line="360" w:lineRule="auto"/>
-        <w:ind w:firstLine="420"/>
-      </w:pPr>
-      <w:r>
-        <w:rPr>
-          <w:rFonts w:ascii="Times New Roman" w:hAnsi="Times New Roman"/>
-          <w:b w:val="0"/>
-          <w:i w:val="0"/>
-          <w:sz w:val="24"/>
-          <w:rFonts w:ascii="Times New Roman" w:hAnsi="Times New Roman" w:eastAsia="宋体"/>
-        </w:rPr>
-        <w:t>系统整体功能包含16个核心子模块，可归类为六大业务功能群：用户与权限群、目录与规则维护群、专家评审群、认证转换交易群、统计分析与智能推荐群。</w:t>
-      </w:r>
-    </w:p>
-    <w:p>
-      <w:pPr>
-        <w:pStyle w:val="Heading1"/>
-        <w:spacing w:before="0" w:after="0" w:line="360" w:lineRule="auto"/>
-      </w:pPr>
-      <w:r>
-        <w:rPr>
-          <w:rFonts w:ascii="Times New Roman" w:hAnsi="Times New Roman"/>
-          <w:b w:val="0"/>
-          <w:i w:val="0"/>
-          <w:sz w:val="24"/>
-          <w:rFonts w:ascii="Times New Roman" w:hAnsi="Times New Roman" w:eastAsia="黑体"/>
-        </w:rPr>
-        <w:t>3. 功能需求详细说明</w:t>
-      </w:r>
-    </w:p>
-    <w:p>
-      <w:pPr>
-        <w:pStyle w:val="Heading2"/>
-        <w:spacing w:before="0" w:after="0" w:line="360" w:lineRule="auto"/>
-      </w:pPr>
-      <w:r>
-        <w:rPr>
-          <w:rFonts w:ascii="Times New Roman" w:hAnsi="Times New Roman"/>
-          <w:b w:val="0"/>
-          <w:i w:val="0"/>
-          <w:sz w:val="24"/>
-          <w:rFonts w:ascii="Times New Roman" w:hAnsi="Times New Roman" w:eastAsia="黑体"/>
-        </w:rPr>
-        <w:t>3.1 用户管理</w:t>
-      </w:r>
-    </w:p>
-    <w:p>
-      <w:pPr>
-        <w:pStyle w:val="Normal"/>
-        <w:spacing w:before="0" w:after="0" w:line="360" w:lineRule="auto"/>
-        <w:ind w:firstLine="420"/>
-      </w:pPr>
-      <w:r>
-        <w:rPr>
-          <w:rFonts w:ascii="Times New Roman" w:hAnsi="Times New Roman"/>
-          <w:b w:val="0"/>
-          <w:i w:val="0"/>
-          <w:sz w:val="24"/>
-          <w:rFonts w:ascii="Times New Roman" w:hAnsi="Times New Roman" w:eastAsia="宋体"/>
-        </w:rPr>
-        <w:t>支持系统各类用户的账号注册、个人资料维护、密码重置、邮箱/手机双因子绑定；管理员可执行用户封禁、激活及状态同步，确保用户底座数据可信。</w:t>
-      </w:r>
-    </w:p>
-    <w:p>
-      <w:pPr>
-        <w:pStyle w:val="Heading3"/>
-        <w:spacing w:before="0" w:after="0" w:line="360" w:lineRule="auto"/>
-      </w:pPr>
-      <w:r>
-        <w:rPr>
-          <w:rFonts w:ascii="Times New Roman" w:hAnsi="Times New Roman"/>
-          <w:b w:val="0"/>
-          <w:i w:val="0"/>
-          <w:sz w:val="24"/>
-          <w:rFonts w:ascii="Times New Roman" w:hAnsi="Times New Roman" w:eastAsia="黑体"/>
-        </w:rPr>
-        <w:t>输入：</w:t>
-      </w:r>
-    </w:p>
-    <w:p>
-      <w:pPr>
-        <w:pStyle w:val="Normal"/>
-        <w:spacing w:before="0" w:after="0" w:line="360" w:lineRule="auto"/>
-        <w:ind w:firstLine="420"/>
-      </w:pPr>
-      <w:r>
-        <w:rPr>
-          <w:rFonts w:ascii="Times New Roman" w:hAnsi="Times New Roman"/>
-          <w:b w:val="0"/>
-          <w:i w:val="0"/>
-          <w:sz w:val="24"/>
-          <w:rFonts w:ascii="Times New Roman" w:hAnsi="Times New Roman" w:eastAsia="宋体"/>
-        </w:rPr>
-        <w:t>用户在前端界面填写的表单字段、上传的关联附件，或者系统触发事件的上下文对象。</w:t>
-      </w:r>
-    </w:p>
-    <w:p>
-      <w:pPr>
-        <w:pStyle w:val="Heading3"/>
-        <w:spacing w:before="0" w:after="0" w:line="360" w:lineRule="auto"/>
-      </w:pPr>
-      <w:r>
-        <w:rPr>
-          <w:rFonts w:ascii="Times New Roman" w:hAnsi="Times New Roman"/>
-          <w:b w:val="0"/>
-          <w:i w:val="0"/>
-          <w:sz w:val="24"/>
-          <w:rFonts w:ascii="Times New Roman" w:hAnsi="Times New Roman" w:eastAsia="黑体"/>
-        </w:rPr>
-        <w:t>处理逻辑：</w:t>
-      </w:r>
-    </w:p>
-    <w:p>
-      <w:pPr>
-        <w:pStyle w:val="Normal"/>
-        <w:spacing w:before="0" w:after="0" w:line="360" w:lineRule="auto"/>
-        <w:ind w:firstLine="420"/>
-      </w:pPr>
-      <w:r>
-        <w:rPr>
-          <w:rFonts w:ascii="Times New Roman" w:hAnsi="Times New Roman"/>
-          <w:b w:val="0"/>
-          <w:i w:val="0"/>
-          <w:sz w:val="24"/>
-          <w:rFonts w:ascii="Times New Roman" w:hAnsi="Times New Roman" w:eastAsia="宋体"/>
-        </w:rPr>
-        <w:t>系统后端接受请求，调用SpringBoot服务层，对入参进行合法性校验，调用MyBatis映射器操作MySQL数据库执行状态机变更，并更新缓存、写系统审计日志。</w:t>
-      </w:r>
-    </w:p>
-    <w:p>
-      <w:pPr>
-        <w:pStyle w:val="Heading3"/>
-        <w:spacing w:before="0" w:after="0" w:line="360" w:lineRule="auto"/>
-      </w:pPr>
-      <w:r>
-        <w:rPr>
-          <w:rFonts w:ascii="Times New Roman" w:hAnsi="Times New Roman"/>
-          <w:b w:val="0"/>
-          <w:i w:val="0"/>
-          <w:sz w:val="24"/>
-          <w:rFonts w:ascii="Times New Roman" w:hAnsi="Times New Roman" w:eastAsia="黑体"/>
-        </w:rPr>
-        <w:t>输出：</w:t>
-      </w:r>
-    </w:p>
-    <w:p>
-      <w:pPr>
-        <w:pStyle w:val="Normal"/>
-        <w:spacing w:before="0" w:after="0" w:line="360" w:lineRule="auto"/>
-        <w:ind w:firstLine="420"/>
-      </w:pPr>
-      <w:r>
-        <w:rPr>
-          <w:rFonts w:ascii="Times New Roman" w:hAnsi="Times New Roman"/>
-          <w:b w:val="0"/>
-          <w:i w:val="0"/>
-          <w:sz w:val="24"/>
-          <w:rFonts w:ascii="Times New Roman" w:hAnsi="Times New Roman" w:eastAsia="宋体"/>
-        </w:rPr>
-        <w:t>操作结果提示（JSON格式返回的成功或失败编码与信息），同时在前端局部更新视图，必要时向目标用户发送系统站内信或短信通知。</w:t>
-      </w:r>
-    </w:p>
-    <w:p>
-      <w:pPr>
-        <w:pStyle w:val="Heading2"/>
-        <w:spacing w:before="0" w:after="0" w:line="360" w:lineRule="auto"/>
-      </w:pPr>
-      <w:r>
-        <w:rPr>
-          <w:rFonts w:ascii="Times New Roman" w:hAnsi="Times New Roman"/>
-          <w:b w:val="0"/>
-          <w:i w:val="0"/>
-          <w:sz w:val="24"/>
-          <w:rFonts w:ascii="Times New Roman" w:hAnsi="Times New Roman" w:eastAsia="黑体"/>
-        </w:rPr>
-        <w:t>3.2 权限管理</w:t>
-      </w:r>
-    </w:p>
-    <w:p>
-      <w:pPr>
-        <w:pStyle w:val="Normal"/>
-        <w:spacing w:before="0" w:after="0" w:line="360" w:lineRule="auto"/>
-        <w:ind w:firstLine="420"/>
-      </w:pPr>
-      <w:r>
-        <w:rPr>
-          <w:rFonts w:ascii="Times New Roman" w:hAnsi="Times New Roman"/>
-          <w:b w:val="0"/>
-          <w:i w:val="0"/>
-          <w:sz w:val="24"/>
-          <w:rFonts w:ascii="Times New Roman" w:hAnsi="Times New Roman" w:eastAsia="宋体"/>
-        </w:rPr>
-        <w:t>支持基于角色的访问控制（RBAC3）模型。管理员可动态新建角色、分配菜单和API级操作权限。系统在后台根据JWT或会话级权限标签对每次接口请求做硬拦截。</w:t>
-      </w:r>
-    </w:p>
-    <w:p>
-      <w:pPr>
-        <w:pStyle w:val="Heading3"/>
-        <w:spacing w:before="0" w:after="0" w:line="360" w:lineRule="auto"/>
-      </w:pPr>
-      <w:r>
-        <w:rPr>
-          <w:rFonts w:ascii="Times New Roman" w:hAnsi="Times New Roman"/>
-          <w:b w:val="0"/>
-          <w:i w:val="0"/>
-          <w:sz w:val="24"/>
-          <w:rFonts w:ascii="Times New Roman" w:hAnsi="Times New Roman" w:eastAsia="黑体"/>
-        </w:rPr>
-        <w:t>输入：</w:t>
-      </w:r>
-    </w:p>
-    <w:p>
-      <w:pPr>
-        <w:pStyle w:val="Normal"/>
-        <w:spacing w:before="0" w:after="0" w:line="360" w:lineRule="auto"/>
-        <w:ind w:firstLine="420"/>
-      </w:pPr>
-      <w:r>
-        <w:rPr>
-          <w:rFonts w:ascii="Times New Roman" w:hAnsi="Times New Roman"/>
-          <w:b w:val="0"/>
-          <w:i w:val="0"/>
-          <w:sz w:val="24"/>
-          <w:rFonts w:ascii="Times New Roman" w:hAnsi="Times New Roman" w:eastAsia="宋体"/>
-        </w:rPr>
-        <w:t>用户在前端界面填写的表单字段、上传的关联附件，或者系统触发事件的上下文对象。</w:t>
-      </w:r>
-    </w:p>
-    <w:p>
-      <w:pPr>
-        <w:pStyle w:val="Heading3"/>
-        <w:spacing w:before="0" w:after="0" w:line="360" w:lineRule="auto"/>
-      </w:pPr>
-      <w:r>
-        <w:rPr>
-          <w:rFonts w:ascii="Times New Roman" w:hAnsi="Times New Roman"/>
-          <w:b w:val="0"/>
-          <w:i w:val="0"/>
-          <w:sz w:val="24"/>
-          <w:rFonts w:ascii="Times New Roman" w:hAnsi="Times New Roman" w:eastAsia="黑体"/>
-        </w:rPr>
-        <w:t>处理逻辑：</w:t>
-      </w:r>
-    </w:p>
-    <w:p>
-      <w:pPr>
-        <w:pStyle w:val="Normal"/>
-        <w:spacing w:before="0" w:after="0" w:line="360" w:lineRule="auto"/>
-        <w:ind w:firstLine="420"/>
-      </w:pPr>
-      <w:r>
-        <w:rPr>
-          <w:rFonts w:ascii="Times New Roman" w:hAnsi="Times New Roman"/>
-          <w:b w:val="0"/>
-          <w:i w:val="0"/>
-          <w:sz w:val="24"/>
-          <w:rFonts w:ascii="Times New Roman" w:hAnsi="Times New Roman" w:eastAsia="宋体"/>
-        </w:rPr>
-        <w:t>系统后端接受请求，调用SpringBoot服务层，对入参进行合法性校验，调用MyBatis映射器操作MySQL数据库执行状态机变更，并更新缓存、写系统审计日志。</w:t>
-      </w:r>
-    </w:p>
-    <w:p>
-      <w:pPr>
-        <w:pStyle w:val="Heading3"/>
-        <w:spacing w:before="0" w:after="0" w:line="360" w:lineRule="auto"/>
-      </w:pPr>
-      <w:r>
-        <w:rPr>
-          <w:rFonts w:ascii="Times New Roman" w:hAnsi="Times New Roman"/>
-          <w:b w:val="0"/>
-          <w:i w:val="0"/>
-          <w:sz w:val="24"/>
-          <w:rFonts w:ascii="Times New Roman" w:hAnsi="Times New Roman" w:eastAsia="黑体"/>
-        </w:rPr>
-        <w:t>输出：</w:t>
-      </w:r>
-    </w:p>
-    <w:p>
-      <w:pPr>
-        <w:pStyle w:val="Normal"/>
-        <w:spacing w:before="0" w:after="0" w:line="360" w:lineRule="auto"/>
-        <w:ind w:firstLine="420"/>
-      </w:pPr>
-      <w:r>
-        <w:rPr>
-          <w:rFonts w:ascii="Times New Roman" w:hAnsi="Times New Roman"/>
-          <w:b w:val="0"/>
-          <w:i w:val="0"/>
-          <w:sz w:val="24"/>
-          <w:rFonts w:ascii="Times New Roman" w:hAnsi="Times New Roman" w:eastAsia="宋体"/>
-        </w:rPr>
-        <w:t>操作结果提示（JSON格式返回的成功或失败编码与信息），同时在前端局部更新视图，必要时向目标用户发送系统站内信或短信通知。</w:t>
-      </w:r>
-    </w:p>
-    <w:p>
-      <w:pPr>
-        <w:pStyle w:val="Heading2"/>
-        <w:spacing w:before="0" w:after="0" w:line="360" w:lineRule="auto"/>
-      </w:pPr>
-      <w:r>
-        <w:rPr>
-          <w:rFonts w:ascii="Times New Roman" w:hAnsi="Times New Roman"/>
-          <w:b w:val="0"/>
-          <w:i w:val="0"/>
-          <w:sz w:val="24"/>
-          <w:rFonts w:ascii="Times New Roman" w:hAnsi="Times New Roman" w:eastAsia="黑体"/>
-        </w:rPr>
-        <w:t>3.3 成果目录管理</w:t>
-      </w:r>
-    </w:p>
-    <w:p>
-      <w:pPr>
-        <w:pStyle w:val="Normal"/>
-        <w:spacing w:before="0" w:after="0" w:line="360" w:lineRule="auto"/>
-        <w:ind w:firstLine="420"/>
-      </w:pPr>
-      <w:r>
-        <w:rPr>
-          <w:rFonts w:ascii="Times New Roman" w:hAnsi="Times New Roman"/>
-          <w:b w:val="0"/>
-          <w:i w:val="0"/>
-          <w:sz w:val="24"/>
-          <w:rFonts w:ascii="Times New Roman" w:hAnsi="Times New Roman" w:eastAsia="宋体"/>
-        </w:rPr>
-        <w:t>支持对学分银行所覆盖的学习成果目录（包括正规学历课程、非学历证书、职业资格证书等）进行录入、版本管理、分类维护，以便为后续认证提供标准检索库。</w:t>
-      </w:r>
-    </w:p>
-    <w:p>
-      <w:pPr>
-        <w:pStyle w:val="Heading3"/>
-        <w:spacing w:before="0" w:after="0" w:line="360" w:lineRule="auto"/>
-      </w:pPr>
-      <w:r>
-        <w:rPr>
-          <w:rFonts w:ascii="Times New Roman" w:hAnsi="Times New Roman"/>
-          <w:b w:val="0"/>
-          <w:i w:val="0"/>
-          <w:sz w:val="24"/>
-          <w:rFonts w:ascii="Times New Roman" w:hAnsi="Times New Roman" w:eastAsia="黑体"/>
-        </w:rPr>
-        <w:t>输入：</w:t>
-      </w:r>
-    </w:p>
-    <w:p>
-      <w:pPr>
-        <w:pStyle w:val="Normal"/>
-        <w:spacing w:before="0" w:after="0" w:line="360" w:lineRule="auto"/>
-        <w:ind w:firstLine="420"/>
-      </w:pPr>
-      <w:r>
-        <w:rPr>
-          <w:rFonts w:ascii="Times New Roman" w:hAnsi="Times New Roman"/>
-          <w:b w:val="0"/>
-          <w:i w:val="0"/>
-          <w:sz w:val="24"/>
-          <w:rFonts w:ascii="Times New Roman" w:hAnsi="Times New Roman" w:eastAsia="宋体"/>
-        </w:rPr>
-        <w:t>用户在前端界面填写的表单字段、上传的关联附件，或者系统触发事件的上下文对象。</w:t>
-      </w:r>
-    </w:p>
-    <w:p>
-      <w:pPr>
-        <w:pStyle w:val="Heading3"/>
-        <w:spacing w:before="0" w:after="0" w:line="360" w:lineRule="auto"/>
-      </w:pPr>
-      <w:r>
-        <w:rPr>
-          <w:rFonts w:ascii="Times New Roman" w:hAnsi="Times New Roman"/>
-          <w:b w:val="0"/>
-          <w:i w:val="0"/>
-          <w:sz w:val="24"/>
-          <w:rFonts w:ascii="Times New Roman" w:hAnsi="Times New Roman" w:eastAsia="黑体"/>
-        </w:rPr>
-        <w:t>处理逻辑：</w:t>
-      </w:r>
-    </w:p>
-    <w:p>
-      <w:pPr>
-        <w:pStyle w:val="Normal"/>
-        <w:spacing w:before="0" w:after="0" w:line="360" w:lineRule="auto"/>
-        <w:ind w:firstLine="420"/>
-      </w:pPr>
-      <w:r>
-        <w:rPr>
-          <w:rFonts w:ascii="Times New Roman" w:hAnsi="Times New Roman"/>
-          <w:b w:val="0"/>
-          <w:i w:val="0"/>
-          <w:sz w:val="24"/>
-          <w:rFonts w:ascii="Times New Roman" w:hAnsi="Times New Roman" w:eastAsia="宋体"/>
-        </w:rPr>
-        <w:t>系统后端接受请求，调用SpringBoot服务层，对入参进行合法性校验，调用MyBatis映射器操作MySQL数据库执行状态机变更，并更新缓存、写系统审计日志。</w:t>
-      </w:r>
-    </w:p>
-    <w:p>
-      <w:pPr>
-        <w:pStyle w:val="Heading3"/>
-        <w:spacing w:before="0" w:after="0" w:line="360" w:lineRule="auto"/>
-      </w:pPr>
-      <w:r>
-        <w:rPr>
-          <w:rFonts w:ascii="Times New Roman" w:hAnsi="Times New Roman"/>
-          <w:b w:val="0"/>
-          <w:i w:val="0"/>
-          <w:sz w:val="24"/>
-          <w:rFonts w:ascii="Times New Roman" w:hAnsi="Times New Roman" w:eastAsia="黑体"/>
-        </w:rPr>
-        <w:t>输出：</w:t>
-      </w:r>
-    </w:p>
-    <w:p>
-      <w:pPr>
-        <w:pStyle w:val="Normal"/>
-        <w:spacing w:before="0" w:after="0" w:line="360" w:lineRule="auto"/>
-        <w:ind w:firstLine="420"/>
-      </w:pPr>
-      <w:r>
-        <w:rPr>
-          <w:rFonts w:ascii="Times New Roman" w:hAnsi="Times New Roman"/>
-          <w:b w:val="0"/>
-          <w:i w:val="0"/>
-          <w:sz w:val="24"/>
-          <w:rFonts w:ascii="Times New Roman" w:hAnsi="Times New Roman" w:eastAsia="宋体"/>
-        </w:rPr>
-        <w:t>操作结果提示（JSON格式返回的成功或失败编码与信息），同时在前端局部更新视图，必要时向目标用户发送系统站内信或短信通知。</w:t>
-      </w:r>
-    </w:p>
-    <w:p>
-      <w:pPr>
-        <w:pStyle w:val="Heading2"/>
-        <w:spacing w:before="0" w:after="0" w:line="360" w:lineRule="auto"/>
-      </w:pPr>
-      <w:r>
-        <w:rPr>
-          <w:rFonts w:ascii="Times New Roman" w:hAnsi="Times New Roman"/>
-          <w:b w:val="0"/>
-          <w:i w:val="0"/>
-          <w:sz w:val="24"/>
-          <w:rFonts w:ascii="Times New Roman" w:hAnsi="Times New Roman" w:eastAsia="黑体"/>
-        </w:rPr>
-        <w:t>3.4 成果目录审核管理</w:t>
-      </w:r>
-    </w:p>
-    <w:p>
-      <w:pPr>
-        <w:pStyle w:val="Normal"/>
-        <w:spacing w:before="0" w:after="0" w:line="360" w:lineRule="auto"/>
-        <w:ind w:firstLine="420"/>
-      </w:pPr>
-      <w:r>
-        <w:rPr>
-          <w:rFonts w:ascii="Times New Roman" w:hAnsi="Times New Roman"/>
-          <w:b w:val="0"/>
-          <w:i w:val="0"/>
-          <w:sz w:val="24"/>
-          <w:rFonts w:ascii="Times New Roman" w:hAnsi="Times New Roman" w:eastAsia="宋体"/>
-        </w:rPr>
-        <w:t>当有新的教育机构申请新增成果目录或变更现有目录时，系统需启动目录审核流程。支持多级审核链（初审、终审），可驳回并填写驳回理由。</w:t>
-      </w:r>
-    </w:p>
-    <w:p>
-      <w:pPr>
-        <w:pStyle w:val="Heading3"/>
-        <w:spacing w:before="0" w:after="0" w:line="360" w:lineRule="auto"/>
-      </w:pPr>
-      <w:r>
-        <w:rPr>
-          <w:rFonts w:ascii="Times New Roman" w:hAnsi="Times New Roman"/>
-          <w:b w:val="0"/>
-          <w:i w:val="0"/>
-          <w:sz w:val="24"/>
-          <w:rFonts w:ascii="Times New Roman" w:hAnsi="Times New Roman" w:eastAsia="黑体"/>
-        </w:rPr>
-        <w:t>输入：</w:t>
-      </w:r>
-    </w:p>
-    <w:p>
-      <w:pPr>
-        <w:pStyle w:val="Normal"/>
-        <w:spacing w:before="0" w:after="0" w:line="360" w:lineRule="auto"/>
-        <w:ind w:firstLine="420"/>
-      </w:pPr>
-      <w:r>
-        <w:rPr>
-          <w:rFonts w:ascii="Times New Roman" w:hAnsi="Times New Roman"/>
-          <w:b w:val="0"/>
-          <w:i w:val="0"/>
-          <w:sz w:val="24"/>
-          <w:rFonts w:ascii="Times New Roman" w:hAnsi="Times New Roman" w:eastAsia="宋体"/>
-        </w:rPr>
-        <w:t>用户在前端界面填写的表单字段、上传的关联附件，或者系统触发事件的上下文对象。</w:t>
-      </w:r>
-    </w:p>
-    <w:p>
-      <w:pPr>
-        <w:pStyle w:val="Heading3"/>
-        <w:spacing w:before="0" w:after="0" w:line="360" w:lineRule="auto"/>
-      </w:pPr>
-      <w:r>
-        <w:rPr>
-          <w:rFonts w:ascii="Times New Roman" w:hAnsi="Times New Roman"/>
-          <w:b w:val="0"/>
-          <w:i w:val="0"/>
-          <w:sz w:val="24"/>
-          <w:rFonts w:ascii="Times New Roman" w:hAnsi="Times New Roman" w:eastAsia="黑体"/>
-        </w:rPr>
-        <w:t>处理逻辑：</w:t>
-      </w:r>
-    </w:p>
-    <w:p>
-      <w:pPr>
-        <w:pStyle w:val="Normal"/>
-        <w:spacing w:before="0" w:after="0" w:line="360" w:lineRule="auto"/>
-        <w:ind w:firstLine="420"/>
-      </w:pPr>
-      <w:r>
-        <w:rPr>
-          <w:rFonts w:ascii="Times New Roman" w:hAnsi="Times New Roman"/>
-          <w:b w:val="0"/>
-          <w:i w:val="0"/>
-          <w:sz w:val="24"/>
-          <w:rFonts w:ascii="Times New Roman" w:hAnsi="Times New Roman" w:eastAsia="宋体"/>
-        </w:rPr>
-        <w:t>系统后端接受请求，调用SpringBoot服务层，对入参进行合法性校验，调用MyBatis映射器操作MySQL数据库执行状态机变更，并更新缓存、写系统审计日志。</w:t>
-      </w:r>
-    </w:p>
-    <w:p>
-      <w:pPr>
-        <w:pStyle w:val="Heading3"/>
-        <w:spacing w:before="0" w:after="0" w:line="360" w:lineRule="auto"/>
-      </w:pPr>
-      <w:r>
-        <w:rPr>
-          <w:rFonts w:ascii="Times New Roman" w:hAnsi="Times New Roman"/>
-          <w:b w:val="0"/>
-          <w:i w:val="0"/>
-          <w:sz w:val="24"/>
-          <w:rFonts w:ascii="Times New Roman" w:hAnsi="Times New Roman" w:eastAsia="黑体"/>
-        </w:rPr>
-        <w:t>输出：</w:t>
-      </w:r>
-    </w:p>
-    <w:p>
-      <w:pPr>
-        <w:pStyle w:val="Normal"/>
-        <w:spacing w:before="0" w:after="0" w:line="360" w:lineRule="auto"/>
-        <w:ind w:firstLine="420"/>
-      </w:pPr>
-      <w:r>
-        <w:rPr>
-          <w:rFonts w:ascii="Times New Roman" w:hAnsi="Times New Roman"/>
-          <w:b w:val="0"/>
-          <w:i w:val="0"/>
-          <w:sz w:val="24"/>
-          <w:rFonts w:ascii="Times New Roman" w:hAnsi="Times New Roman" w:eastAsia="宋体"/>
-        </w:rPr>
-        <w:t>操作结果提示（JSON格式返回的成功或失败编码与信息），同时在前端局部更新视图，必要时向目标用户发送系统站内信或短信通知。</w:t>
-      </w:r>
-    </w:p>
-    <w:p>
-      <w:pPr>
-        <w:pStyle w:val="Heading2"/>
-        <w:spacing w:before="0" w:after="0" w:line="360" w:lineRule="auto"/>
-      </w:pPr>
-      <w:r>
-        <w:rPr>
-          <w:rFonts w:ascii="Times New Roman" w:hAnsi="Times New Roman"/>
-          <w:b w:val="0"/>
-          <w:i w:val="0"/>
-          <w:sz w:val="24"/>
-          <w:rFonts w:ascii="Times New Roman" w:hAnsi="Times New Roman" w:eastAsia="黑体"/>
-        </w:rPr>
-        <w:t>3.5 成果认证申请管理</w:t>
-      </w:r>
-    </w:p>
-    <w:p>
-      <w:pPr>
-        <w:pStyle w:val="Normal"/>
-        <w:spacing w:before="0" w:after="0" w:line="360" w:lineRule="auto"/>
-        <w:ind w:firstLine="420"/>
-      </w:pPr>
-      <w:r>
-        <w:rPr>
-          <w:rFonts w:ascii="Times New Roman" w:hAnsi="Times New Roman"/>
-          <w:b w:val="0"/>
-          <w:i w:val="0"/>
-          <w:sz w:val="24"/>
-          <w:rFonts w:ascii="Times New Roman" w:hAnsi="Times New Roman" w:eastAsia="宋体"/>
-        </w:rPr>
-        <w:t>学习者在线选择匹配的成果目录，并填写个人所获证书详情，上传PDF、高清图片等佐证材料，提交平台进行正式的“学分认证申请”。</w:t>
-      </w:r>
-    </w:p>
-    <w:p>
-      <w:pPr>
-        <w:pStyle w:val="Heading3"/>
-        <w:spacing w:before="0" w:after="0" w:line="360" w:lineRule="auto"/>
-      </w:pPr>
-      <w:r>
-        <w:rPr>
-          <w:rFonts w:ascii="Times New Roman" w:hAnsi="Times New Roman"/>
-          <w:b w:val="0"/>
-          <w:i w:val="0"/>
-          <w:sz w:val="24"/>
-          <w:rFonts w:ascii="Times New Roman" w:hAnsi="Times New Roman" w:eastAsia="黑体"/>
-        </w:rPr>
-        <w:t>输入：</w:t>
-      </w:r>
-    </w:p>
-    <w:p>
-      <w:pPr>
-        <w:pStyle w:val="Normal"/>
-        <w:spacing w:before="0" w:after="0" w:line="360" w:lineRule="auto"/>
-        <w:ind w:firstLine="420"/>
-      </w:pPr>
-      <w:r>
-        <w:rPr>
-          <w:rFonts w:ascii="Times New Roman" w:hAnsi="Times New Roman"/>
-          <w:b w:val="0"/>
-          <w:i w:val="0"/>
-          <w:sz w:val="24"/>
-          <w:rFonts w:ascii="Times New Roman" w:hAnsi="Times New Roman" w:eastAsia="宋体"/>
-        </w:rPr>
-        <w:t>用户在前端界面填写的表单字段、上传的关联附件，或者系统触发事件的上下文对象。</w:t>
-      </w:r>
-    </w:p>
-    <w:p>
-      <w:pPr>
-        <w:pStyle w:val="Heading3"/>
-        <w:spacing w:before="0" w:after="0" w:line="360" w:lineRule="auto"/>
-      </w:pPr>
-      <w:r>
-        <w:rPr>
-          <w:rFonts w:ascii="Times New Roman" w:hAnsi="Times New Roman"/>
-          <w:b w:val="0"/>
-          <w:i w:val="0"/>
-          <w:sz w:val="24"/>
-          <w:rFonts w:ascii="Times New Roman" w:hAnsi="Times New Roman" w:eastAsia="黑体"/>
-        </w:rPr>
-        <w:t>处理逻辑：</w:t>
-      </w:r>
-    </w:p>
-    <w:p>
-      <w:pPr>
-        <w:pStyle w:val="Normal"/>
-        <w:spacing w:before="0" w:after="0" w:line="360" w:lineRule="auto"/>
-        <w:ind w:firstLine="420"/>
-      </w:pPr>
-      <w:r>
-        <w:rPr>
-          <w:rFonts w:ascii="Times New Roman" w:hAnsi="Times New Roman"/>
-          <w:b w:val="0"/>
-          <w:i w:val="0"/>
-          <w:sz w:val="24"/>
-          <w:rFonts w:ascii="Times New Roman" w:hAnsi="Times New Roman" w:eastAsia="宋体"/>
-        </w:rPr>
-        <w:t>系统后端接受请求，调用SpringBoot服务层，对入参进行合法性校验，调用MyBatis映射器操作MySQL数据库执行状态机变更，并更新缓存、写系统审计日志。</w:t>
-      </w:r>
-    </w:p>
-    <w:p>
-      <w:pPr>
-        <w:pStyle w:val="Heading3"/>
-        <w:spacing w:before="0" w:after="0" w:line="360" w:lineRule="auto"/>
-      </w:pPr>
-      <w:r>
-        <w:rPr>
-          <w:rFonts w:ascii="Times New Roman" w:hAnsi="Times New Roman"/>
-          <w:b w:val="0"/>
-          <w:i w:val="0"/>
-          <w:sz w:val="24"/>
-          <w:rFonts w:ascii="Times New Roman" w:hAnsi="Times New Roman" w:eastAsia="黑体"/>
-        </w:rPr>
-        <w:t>输出：</w:t>
-      </w:r>
-    </w:p>
-    <w:p>
-      <w:pPr>
-        <w:pStyle w:val="Normal"/>
-        <w:spacing w:before="0" w:after="0" w:line="360" w:lineRule="auto"/>
-        <w:ind w:firstLine="420"/>
-      </w:pPr>
-      <w:r>
-        <w:rPr>
-          <w:rFonts w:ascii="Times New Roman" w:hAnsi="Times New Roman"/>
-          <w:b w:val="0"/>
-          <w:i w:val="0"/>
-          <w:sz w:val="24"/>
-          <w:rFonts w:ascii="Times New Roman" w:hAnsi="Times New Roman" w:eastAsia="宋体"/>
-        </w:rPr>
-        <w:t>操作结果提示（JSON格式返回的成功或失败编码与信息），同时在前端局部更新视图，必要时向目标用户发送系统站内信或短信通知。</w:t>
-      </w:r>
-    </w:p>
-    <w:p>
-      <w:pPr>
-        <w:pStyle w:val="Heading2"/>
-        <w:spacing w:before="0" w:after="0" w:line="360" w:lineRule="auto"/>
-      </w:pPr>
-      <w:r>
-        <w:rPr>
-          <w:rFonts w:ascii="Times New Roman" w:hAnsi="Times New Roman"/>
-          <w:b w:val="0"/>
-          <w:i w:val="0"/>
-          <w:sz w:val="24"/>
-          <w:rFonts w:ascii="Times New Roman" w:hAnsi="Times New Roman" w:eastAsia="黑体"/>
-        </w:rPr>
-        <w:t>3.6 成果认证审核管理</w:t>
-      </w:r>
-    </w:p>
-    <w:p>
-      <w:pPr>
-        <w:pStyle w:val="Normal"/>
-        <w:spacing w:before="0" w:after="0" w:line="360" w:lineRule="auto"/>
-        <w:ind w:firstLine="420"/>
-      </w:pPr>
-      <w:r>
-        <w:rPr>
-          <w:rFonts w:ascii="Times New Roman" w:hAnsi="Times New Roman"/>
-          <w:b w:val="0"/>
-          <w:i w:val="0"/>
-          <w:sz w:val="24"/>
-          <w:rFonts w:ascii="Times New Roman" w:hAnsi="Times New Roman" w:eastAsia="宋体"/>
-        </w:rPr>
-        <w:t>审核员查看学习者提交的认证材料，通过与第三方权威证书数据库联查，或者人工核实，给出通过/驳回意见，并在通过时将认定学分转入学习者账户。</w:t>
-      </w:r>
-    </w:p>
-    <w:p>
-      <w:pPr>
-        <w:pStyle w:val="Heading3"/>
-        <w:spacing w:before="0" w:after="0" w:line="360" w:lineRule="auto"/>
-      </w:pPr>
-      <w:r>
-        <w:rPr>
-          <w:rFonts w:ascii="Times New Roman" w:hAnsi="Times New Roman"/>
-          <w:b w:val="0"/>
-          <w:i w:val="0"/>
-          <w:sz w:val="24"/>
-          <w:rFonts w:ascii="Times New Roman" w:hAnsi="Times New Roman" w:eastAsia="黑体"/>
-        </w:rPr>
-        <w:t>输入：</w:t>
-      </w:r>
-    </w:p>
-    <w:p>
-      <w:pPr>
-        <w:pStyle w:val="Normal"/>
-        <w:spacing w:before="0" w:after="0" w:line="360" w:lineRule="auto"/>
-        <w:ind w:firstLine="420"/>
-      </w:pPr>
-      <w:r>
-        <w:rPr>
-          <w:rFonts w:ascii="Times New Roman" w:hAnsi="Times New Roman"/>
-          <w:b w:val="0"/>
-          <w:i w:val="0"/>
-          <w:sz w:val="24"/>
-          <w:rFonts w:ascii="Times New Roman" w:hAnsi="Times New Roman" w:eastAsia="宋体"/>
-        </w:rPr>
-        <w:t>用户在前端界面填写的表单字段、上传的关联附件，或者系统触发事件的上下文对象。</w:t>
-      </w:r>
-    </w:p>
-    <w:p>
-      <w:pPr>
-        <w:pStyle w:val="Heading3"/>
-        <w:spacing w:before="0" w:after="0" w:line="360" w:lineRule="auto"/>
-      </w:pPr>
-      <w:r>
-        <w:rPr>
-          <w:rFonts w:ascii="Times New Roman" w:hAnsi="Times New Roman"/>
-          <w:b w:val="0"/>
-          <w:i w:val="0"/>
-          <w:sz w:val="24"/>
-          <w:rFonts w:ascii="Times New Roman" w:hAnsi="Times New Roman" w:eastAsia="黑体"/>
-        </w:rPr>
-        <w:t>处理逻辑：</w:t>
-      </w:r>
-    </w:p>
-    <w:p>
-      <w:pPr>
-        <w:pStyle w:val="Normal"/>
-        <w:spacing w:before="0" w:after="0" w:line="360" w:lineRule="auto"/>
-        <w:ind w:firstLine="420"/>
-      </w:pPr>
-      <w:r>
-        <w:rPr>
-          <w:rFonts w:ascii="Times New Roman" w:hAnsi="Times New Roman"/>
-          <w:b w:val="0"/>
-          <w:i w:val="0"/>
-          <w:sz w:val="24"/>
-          <w:rFonts w:ascii="Times New Roman" w:hAnsi="Times New Roman" w:eastAsia="宋体"/>
-        </w:rPr>
-        <w:t>系统后端接受请求，调用SpringBoot服务层，对入参进行合法性校验，调用MyBatis映射器操作MySQL数据库执行状态机变更，并更新缓存、写系统审计日志。</w:t>
-      </w:r>
-    </w:p>
-    <w:p>
-      <w:pPr>
-        <w:pStyle w:val="Heading3"/>
-        <w:spacing w:before="0" w:after="0" w:line="360" w:lineRule="auto"/>
-      </w:pPr>
-      <w:r>
-        <w:rPr>
-          <w:rFonts w:ascii="Times New Roman" w:hAnsi="Times New Roman"/>
-          <w:b w:val="0"/>
-          <w:i w:val="0"/>
-          <w:sz w:val="24"/>
-          <w:rFonts w:ascii="Times New Roman" w:hAnsi="Times New Roman" w:eastAsia="黑体"/>
-        </w:rPr>
-        <w:t>输出：</w:t>
-      </w:r>
-    </w:p>
-    <w:p>
-      <w:pPr>
-        <w:pStyle w:val="Normal"/>
-        <w:spacing w:before="0" w:after="0" w:line="360" w:lineRule="auto"/>
-        <w:ind w:firstLine="420"/>
-      </w:pPr>
-      <w:r>
-        <w:rPr>
-          <w:rFonts w:ascii="Times New Roman" w:hAnsi="Times New Roman"/>
-          <w:b w:val="0"/>
-          <w:i w:val="0"/>
-          <w:sz w:val="24"/>
-          <w:rFonts w:ascii="Times New Roman" w:hAnsi="Times New Roman" w:eastAsia="宋体"/>
-        </w:rPr>
-        <w:t>操作结果提示（JSON格式返回的成功或失败编码与信息），同时在前端局部更新视图，必要时向目标用户发送系统站内信或短信通知。</w:t>
-      </w:r>
-    </w:p>
-    <w:p>
-      <w:pPr>
-        <w:pStyle w:val="Heading2"/>
-        <w:spacing w:before="0" w:after="0" w:line="360" w:lineRule="auto"/>
-      </w:pPr>
-      <w:r>
-        <w:rPr>
-          <w:rFonts w:ascii="Times New Roman" w:hAnsi="Times New Roman"/>
-          <w:b w:val="0"/>
-          <w:i w:val="0"/>
-          <w:sz w:val="24"/>
-          <w:rFonts w:ascii="Times New Roman" w:hAnsi="Times New Roman" w:eastAsia="黑体"/>
-        </w:rPr>
-        <w:t>3.7 转换规则管理</w:t>
-      </w:r>
-    </w:p>
-    <w:p>
-      <w:pPr>
-        <w:pStyle w:val="Normal"/>
-        <w:spacing w:before="0" w:after="0" w:line="360" w:lineRule="auto"/>
-        <w:ind w:firstLine="420"/>
-      </w:pPr>
-      <w:r>
-        <w:rPr>
-          <w:rFonts w:ascii="Times New Roman" w:hAnsi="Times New Roman"/>
-          <w:b w:val="0"/>
-          <w:i w:val="0"/>
-          <w:sz w:val="24"/>
-          <w:rFonts w:ascii="Times New Roman" w:hAnsi="Times New Roman" w:eastAsia="宋体"/>
-        </w:rPr>
-        <w:t>规则制定人员基于两份或多份学习成果的相似度和大纲重合度，设定学分转换规则，包括转换折算比例（如A证书折合B课程2学分），规则具有状态和有效期。</w:t>
-      </w:r>
-    </w:p>
-    <w:p>
-      <w:pPr>
-        <w:pStyle w:val="Heading3"/>
-        <w:spacing w:before="0" w:after="0" w:line="360" w:lineRule="auto"/>
-      </w:pPr>
-      <w:r>
-        <w:rPr>
-          <w:rFonts w:ascii="Times New Roman" w:hAnsi="Times New Roman"/>
-          <w:b w:val="0"/>
-          <w:i w:val="0"/>
-          <w:sz w:val="24"/>
-          <w:rFonts w:ascii="Times New Roman" w:hAnsi="Times New Roman" w:eastAsia="黑体"/>
-        </w:rPr>
-        <w:t>输入：</w:t>
-      </w:r>
-    </w:p>
-    <w:p>
-      <w:pPr>
-        <w:pStyle w:val="Normal"/>
-        <w:spacing w:before="0" w:after="0" w:line="360" w:lineRule="auto"/>
-        <w:ind w:firstLine="420"/>
-      </w:pPr>
-      <w:r>
-        <w:rPr>
-          <w:rFonts w:ascii="Times New Roman" w:hAnsi="Times New Roman"/>
-          <w:b w:val="0"/>
-          <w:i w:val="0"/>
-          <w:sz w:val="24"/>
-          <w:rFonts w:ascii="Times New Roman" w:hAnsi="Times New Roman" w:eastAsia="宋体"/>
-        </w:rPr>
-        <w:t>用户在前端界面填写的表单字段、上传的关联附件，或者系统触发事件的上下文对象。</w:t>
-      </w:r>
-    </w:p>
-    <w:p>
-      <w:pPr>
-        <w:pStyle w:val="Heading3"/>
-        <w:spacing w:before="0" w:after="0" w:line="360" w:lineRule="auto"/>
-      </w:pPr>
-      <w:r>
-        <w:rPr>
-          <w:rFonts w:ascii="Times New Roman" w:hAnsi="Times New Roman"/>
-          <w:b w:val="0"/>
-          <w:i w:val="0"/>
-          <w:sz w:val="24"/>
-          <w:rFonts w:ascii="Times New Roman" w:hAnsi="Times New Roman" w:eastAsia="黑体"/>
-        </w:rPr>
-        <w:t>处理逻辑：</w:t>
-      </w:r>
-    </w:p>
-    <w:p>
-      <w:pPr>
-        <w:pStyle w:val="Normal"/>
-        <w:spacing w:before="0" w:after="0" w:line="360" w:lineRule="auto"/>
-        <w:ind w:firstLine="420"/>
-      </w:pPr>
-      <w:r>
-        <w:rPr>
-          <w:rFonts w:ascii="Times New Roman" w:hAnsi="Times New Roman"/>
-          <w:b w:val="0"/>
-          <w:i w:val="0"/>
-          <w:sz w:val="24"/>
-          <w:rFonts w:ascii="Times New Roman" w:hAnsi="Times New Roman" w:eastAsia="宋体"/>
-        </w:rPr>
-        <w:t>系统后端接受请求，调用SpringBoot服务层，对入参进行合法性校验，调用MyBatis映射器操作MySQL数据库执行状态机变更，并更新缓存、写系统审计日志。</w:t>
-      </w:r>
-    </w:p>
-    <w:p>
-      <w:pPr>
-        <w:pStyle w:val="Heading3"/>
-        <w:spacing w:before="0" w:after="0" w:line="360" w:lineRule="auto"/>
-      </w:pPr>
-      <w:r>
-        <w:rPr>
-          <w:rFonts w:ascii="Times New Roman" w:hAnsi="Times New Roman"/>
-          <w:b w:val="0"/>
-          <w:i w:val="0"/>
-          <w:sz w:val="24"/>
-          <w:rFonts w:ascii="Times New Roman" w:hAnsi="Times New Roman" w:eastAsia="黑体"/>
-        </w:rPr>
-        <w:t>输出：</w:t>
-      </w:r>
-    </w:p>
-    <w:p>
-      <w:pPr>
-        <w:pStyle w:val="Normal"/>
-        <w:spacing w:before="0" w:after="0" w:line="360" w:lineRule="auto"/>
-        <w:ind w:firstLine="420"/>
-      </w:pPr>
-      <w:r>
-        <w:rPr>
-          <w:rFonts w:ascii="Times New Roman" w:hAnsi="Times New Roman"/>
-          <w:b w:val="0"/>
-          <w:i w:val="0"/>
-          <w:sz w:val="24"/>
-          <w:rFonts w:ascii="Times New Roman" w:hAnsi="Times New Roman" w:eastAsia="宋体"/>
-        </w:rPr>
-        <w:t>操作结果提示（JSON格式返回的成功或失败编码与信息），同时在前端局部更新视图，必要时向目标用户发送系统站内信或短信通知。</w:t>
-      </w:r>
-    </w:p>
-    <w:p>
-      <w:pPr>
-        <w:pStyle w:val="Heading2"/>
-        <w:spacing w:before="0" w:after="0" w:line="360" w:lineRule="auto"/>
-      </w:pPr>
-      <w:r>
-        <w:rPr>
-          <w:rFonts w:ascii="Times New Roman" w:hAnsi="Times New Roman"/>
-          <w:b w:val="0"/>
-          <w:i w:val="0"/>
-          <w:sz w:val="24"/>
-          <w:rFonts w:ascii="Times New Roman" w:hAnsi="Times New Roman" w:eastAsia="黑体"/>
-        </w:rPr>
-        <w:t>3.8 转换规则审核管理</w:t>
-      </w:r>
-    </w:p>
-    <w:p>
-      <w:pPr>
-        <w:pStyle w:val="Normal"/>
-        <w:spacing w:before="0" w:after="0" w:line="360" w:lineRule="auto"/>
-        <w:ind w:firstLine="420"/>
-      </w:pPr>
-      <w:r>
-        <w:rPr>
-          <w:rFonts w:ascii="Times New Roman" w:hAnsi="Times New Roman"/>
-          <w:b w:val="0"/>
-          <w:i w:val="0"/>
-          <w:sz w:val="24"/>
-          <w:rFonts w:ascii="Times New Roman" w:hAnsi="Times New Roman" w:eastAsia="宋体"/>
-        </w:rPr>
-        <w:t>当新的转换规则录入后，需提交管理层进行行政审批及规则上线状态控制，确保转换政策公开透明且具备规范性。</w:t>
-      </w:r>
-    </w:p>
-    <w:p>
-      <w:pPr>
-        <w:pStyle w:val="Heading3"/>
-        <w:spacing w:before="0" w:after="0" w:line="360" w:lineRule="auto"/>
-      </w:pPr>
-      <w:r>
-        <w:rPr>
-          <w:rFonts w:ascii="Times New Roman" w:hAnsi="Times New Roman"/>
-          <w:b w:val="0"/>
-          <w:i w:val="0"/>
-          <w:sz w:val="24"/>
-          <w:rFonts w:ascii="Times New Roman" w:hAnsi="Times New Roman" w:eastAsia="黑体"/>
-        </w:rPr>
-        <w:t>输入：</w:t>
-      </w:r>
-    </w:p>
-    <w:p>
-      <w:pPr>
-        <w:pStyle w:val="Normal"/>
-        <w:spacing w:before="0" w:after="0" w:line="360" w:lineRule="auto"/>
-        <w:ind w:firstLine="420"/>
-      </w:pPr>
-      <w:r>
-        <w:rPr>
-          <w:rFonts w:ascii="Times New Roman" w:hAnsi="Times New Roman"/>
-          <w:b w:val="0"/>
-          <w:i w:val="0"/>
-          <w:sz w:val="24"/>
-          <w:rFonts w:ascii="Times New Roman" w:hAnsi="Times New Roman" w:eastAsia="宋体"/>
-        </w:rPr>
-        <w:t>用户在前端界面填写的表单字段、上传的关联附件，或者系统触发事件的上下文对象。</w:t>
-      </w:r>
-    </w:p>
-    <w:p>
-      <w:pPr>
-        <w:pStyle w:val="Heading3"/>
-        <w:spacing w:before="0" w:after="0" w:line="360" w:lineRule="auto"/>
-      </w:pPr>
-      <w:r>
-        <w:rPr>
-          <w:rFonts w:ascii="Times New Roman" w:hAnsi="Times New Roman"/>
-          <w:b w:val="0"/>
-          <w:i w:val="0"/>
-          <w:sz w:val="24"/>
-          <w:rFonts w:ascii="Times New Roman" w:hAnsi="Times New Roman" w:eastAsia="黑体"/>
-        </w:rPr>
-        <w:t>处理逻辑：</w:t>
-      </w:r>
-    </w:p>
-    <w:p>
-      <w:pPr>
-        <w:pStyle w:val="Normal"/>
-        <w:spacing w:before="0" w:after="0" w:line="360" w:lineRule="auto"/>
-        <w:ind w:firstLine="420"/>
-      </w:pPr>
-      <w:r>
-        <w:rPr>
-          <w:rFonts w:ascii="Times New Roman" w:hAnsi="Times New Roman"/>
-          <w:b w:val="0"/>
-          <w:i w:val="0"/>
-          <w:sz w:val="24"/>
-          <w:rFonts w:ascii="Times New Roman" w:hAnsi="Times New Roman" w:eastAsia="宋体"/>
-        </w:rPr>
-        <w:t>系统后端接受请求，调用SpringBoot服务层，对入参进行合法性校验，调用MyBatis映射器操作MySQL数据库执行状态机变更，并更新缓存、写系统审计日志。</w:t>
-      </w:r>
-    </w:p>
-    <w:p>
-      <w:pPr>
-        <w:pStyle w:val="Heading3"/>
-        <w:spacing w:before="0" w:after="0" w:line="360" w:lineRule="auto"/>
-      </w:pPr>
-      <w:r>
-        <w:rPr>
-          <w:rFonts w:ascii="Times New Roman" w:hAnsi="Times New Roman"/>
-          <w:b w:val="0"/>
-          <w:i w:val="0"/>
-          <w:sz w:val="24"/>
-          <w:rFonts w:ascii="Times New Roman" w:hAnsi="Times New Roman" w:eastAsia="黑体"/>
-        </w:rPr>
-        <w:t>输出：</w:t>
-      </w:r>
-    </w:p>
-    <w:p>
-      <w:pPr>
-        <w:pStyle w:val="Normal"/>
-        <w:spacing w:before="0" w:after="0" w:line="360" w:lineRule="auto"/>
-        <w:ind w:firstLine="420"/>
-      </w:pPr>
-      <w:r>
-        <w:rPr>
-          <w:rFonts w:ascii="Times New Roman" w:hAnsi="Times New Roman"/>
-          <w:b w:val="0"/>
-          <w:i w:val="0"/>
-          <w:sz w:val="24"/>
-          <w:rFonts w:ascii="Times New Roman" w:hAnsi="Times New Roman" w:eastAsia="宋体"/>
-        </w:rPr>
-        <w:t>操作结果提示（JSON格式返回的成功或失败编码与信息），同时在前端局部更新视图，必要时向目标用户发送系统站内信或短信通知。</w:t>
-      </w:r>
-    </w:p>
-    <w:p>
-      <w:pPr>
-        <w:pStyle w:val="Heading2"/>
-        <w:spacing w:before="0" w:after="0" w:line="360" w:lineRule="auto"/>
-      </w:pPr>
-      <w:r>
-        <w:rPr>
-          <w:rFonts w:ascii="Times New Roman" w:hAnsi="Times New Roman"/>
-          <w:b w:val="0"/>
-          <w:i w:val="0"/>
-          <w:sz w:val="24"/>
-          <w:rFonts w:ascii="Times New Roman" w:hAnsi="Times New Roman" w:eastAsia="黑体"/>
-        </w:rPr>
-        <w:t>3.9 专家管理</w:t>
-      </w:r>
-    </w:p>
-    <w:p>
-      <w:pPr>
-        <w:pStyle w:val="Normal"/>
-        <w:spacing w:before="0" w:after="0" w:line="360" w:lineRule="auto"/>
-        <w:ind w:firstLine="420"/>
-      </w:pPr>
-      <w:r>
-        <w:rPr>
-          <w:rFonts w:ascii="Times New Roman" w:hAnsi="Times New Roman"/>
-          <w:b w:val="0"/>
-          <w:i w:val="0"/>
-          <w:sz w:val="24"/>
-          <w:rFonts w:ascii="Times New Roman" w:hAnsi="Times New Roman" w:eastAsia="宋体"/>
-        </w:rPr>
-        <w:t>维护平台特聘学术/行业专家的基本档案，划分专长领域。系统支持专家抽取算法，可根据规则评审需求，按专业匹配度自动抽取数位评审专家。</w:t>
-      </w:r>
-    </w:p>
-    <w:p>
-      <w:pPr>
-        <w:pStyle w:val="Heading3"/>
-        <w:spacing w:before="0" w:after="0" w:line="360" w:lineRule="auto"/>
-      </w:pPr>
-      <w:r>
-        <w:rPr>
-          <w:rFonts w:ascii="Times New Roman" w:hAnsi="Times New Roman"/>
-          <w:b w:val="0"/>
-          <w:i w:val="0"/>
-          <w:sz w:val="24"/>
-          <w:rFonts w:ascii="Times New Roman" w:hAnsi="Times New Roman" w:eastAsia="黑体"/>
-        </w:rPr>
-        <w:t>输入：</w:t>
-      </w:r>
-    </w:p>
-    <w:p>
-      <w:pPr>
-        <w:pStyle w:val="Normal"/>
-        <w:spacing w:before="0" w:after="0" w:line="360" w:lineRule="auto"/>
-        <w:ind w:firstLine="420"/>
-      </w:pPr>
-      <w:r>
-        <w:rPr>
-          <w:rFonts w:ascii="Times New Roman" w:hAnsi="Times New Roman"/>
-          <w:b w:val="0"/>
-          <w:i w:val="0"/>
-          <w:sz w:val="24"/>
-          <w:rFonts w:ascii="Times New Roman" w:hAnsi="Times New Roman" w:eastAsia="宋体"/>
-        </w:rPr>
-        <w:t>用户在前端界面填写的表单字段、上传的关联附件，或者系统触发事件的上下文对象。</w:t>
-      </w:r>
-    </w:p>
-    <w:p>
-      <w:pPr>
-        <w:pStyle w:val="Heading3"/>
-        <w:spacing w:before="0" w:after="0" w:line="360" w:lineRule="auto"/>
-      </w:pPr>
-      <w:r>
-        <w:rPr>
-          <w:rFonts w:ascii="Times New Roman" w:hAnsi="Times New Roman"/>
-          <w:b w:val="0"/>
-          <w:i w:val="0"/>
-          <w:sz w:val="24"/>
-          <w:rFonts w:ascii="Times New Roman" w:hAnsi="Times New Roman" w:eastAsia="黑体"/>
-        </w:rPr>
-        <w:t>处理逻辑：</w:t>
-      </w:r>
-    </w:p>
-    <w:p>
-      <w:pPr>
-        <w:pStyle w:val="Normal"/>
-        <w:spacing w:before="0" w:after="0" w:line="360" w:lineRule="auto"/>
-        <w:ind w:firstLine="420"/>
-      </w:pPr>
-      <w:r>
-        <w:rPr>
-          <w:rFonts w:ascii="Times New Roman" w:hAnsi="Times New Roman"/>
-          <w:b w:val="0"/>
-          <w:i w:val="0"/>
-          <w:sz w:val="24"/>
-          <w:rFonts w:ascii="Times New Roman" w:hAnsi="Times New Roman" w:eastAsia="宋体"/>
-        </w:rPr>
-        <w:t>系统后端接受请求，调用SpringBoot服务层，对入参进行合法性校验，调用MyBatis映射器操作MySQL数据库执行状态机变更，并更新缓存、写系统审计日志。</w:t>
-      </w:r>
-    </w:p>
-    <w:p>
-      <w:pPr>
-        <w:pStyle w:val="Heading3"/>
-        <w:spacing w:before="0" w:after="0" w:line="360" w:lineRule="auto"/>
-      </w:pPr>
-      <w:r>
-        <w:rPr>
-          <w:rFonts w:ascii="Times New Roman" w:hAnsi="Times New Roman"/>
-          <w:b w:val="0"/>
-          <w:i w:val="0"/>
-          <w:sz w:val="24"/>
-          <w:rFonts w:ascii="Times New Roman" w:hAnsi="Times New Roman" w:eastAsia="黑体"/>
-        </w:rPr>
-        <w:t>输出：</w:t>
-      </w:r>
-    </w:p>
-    <w:p>
-      <w:pPr>
-        <w:pStyle w:val="Normal"/>
-        <w:spacing w:before="0" w:after="0" w:line="360" w:lineRule="auto"/>
-        <w:ind w:firstLine="420"/>
-      </w:pPr>
-      <w:r>
-        <w:rPr>
-          <w:rFonts w:ascii="Times New Roman" w:hAnsi="Times New Roman"/>
-          <w:b w:val="0"/>
-          <w:i w:val="0"/>
-          <w:sz w:val="24"/>
-          <w:rFonts w:ascii="Times New Roman" w:hAnsi="Times New Roman" w:eastAsia="宋体"/>
-        </w:rPr>
-        <w:t>操作结果提示（JSON格式返回的成功或失败编码与信息），同时在前端局部更新视图，必要时向目标用户发送系统站内信或短信通知。</w:t>
-      </w:r>
-    </w:p>
-    <w:p>
-      <w:pPr>
-        <w:pStyle w:val="Heading2"/>
-        <w:spacing w:before="0" w:after="0" w:line="360" w:lineRule="auto"/>
-      </w:pPr>
-      <w:r>
-        <w:rPr>
-          <w:rFonts w:ascii="Times New Roman" w:hAnsi="Times New Roman"/>
-          <w:b w:val="0"/>
-          <w:i w:val="0"/>
-          <w:sz w:val="24"/>
-          <w:rFonts w:ascii="Times New Roman" w:hAnsi="Times New Roman" w:eastAsia="黑体"/>
-        </w:rPr>
-        <w:t>3.10 规则专家审核管理</w:t>
-      </w:r>
-    </w:p>
-    <w:p>
-      <w:pPr>
-        <w:pStyle w:val="Normal"/>
-        <w:spacing w:before="0" w:after="0" w:line="360" w:lineRule="auto"/>
-        <w:ind w:firstLine="420"/>
-      </w:pPr>
-      <w:r>
-        <w:rPr>
-          <w:rFonts w:ascii="Times New Roman" w:hAnsi="Times New Roman"/>
-          <w:b w:val="0"/>
-          <w:i w:val="0"/>
-          <w:sz w:val="24"/>
-          <w:rFonts w:ascii="Times New Roman" w:hAnsi="Times New Roman" w:eastAsia="宋体"/>
-        </w:rPr>
-        <w:t>抽取的专家在线查阅需要审核的转换规则及对照的教学大纲。专家可填写详细的评审意见，并对转换比例的合理性进行投票或打分，作为规则生效的必要前置。</w:t>
-      </w:r>
-    </w:p>
-    <w:p>
-      <w:pPr>
-        <w:pStyle w:val="Heading3"/>
-        <w:spacing w:before="0" w:after="0" w:line="360" w:lineRule="auto"/>
-      </w:pPr>
-      <w:r>
-        <w:rPr>
-          <w:rFonts w:ascii="Times New Roman" w:hAnsi="Times New Roman"/>
-          <w:b w:val="0"/>
-          <w:i w:val="0"/>
-          <w:sz w:val="24"/>
-          <w:rFonts w:ascii="Times New Roman" w:hAnsi="Times New Roman" w:eastAsia="黑体"/>
-        </w:rPr>
-        <w:t>输入：</w:t>
-      </w:r>
-    </w:p>
-    <w:p>
-      <w:pPr>
-        <w:pStyle w:val="Normal"/>
-        <w:spacing w:before="0" w:after="0" w:line="360" w:lineRule="auto"/>
-        <w:ind w:firstLine="420"/>
-      </w:pPr>
-      <w:r>
-        <w:rPr>
-          <w:rFonts w:ascii="Times New Roman" w:hAnsi="Times New Roman"/>
-          <w:b w:val="0"/>
-          <w:i w:val="0"/>
-          <w:sz w:val="24"/>
-          <w:rFonts w:ascii="Times New Roman" w:hAnsi="Times New Roman" w:eastAsia="宋体"/>
-        </w:rPr>
-        <w:t>用户在前端界面填写的表单字段、上传的关联附件，或者系统触发事件的上下文对象。</w:t>
-      </w:r>
-    </w:p>
-    <w:p>
-      <w:pPr>
-        <w:pStyle w:val="Heading3"/>
-        <w:spacing w:before="0" w:after="0" w:line="360" w:lineRule="auto"/>
-      </w:pPr>
-      <w:r>
-        <w:rPr>
-          <w:rFonts w:ascii="Times New Roman" w:hAnsi="Times New Roman"/>
-          <w:b w:val="0"/>
-          <w:i w:val="0"/>
-          <w:sz w:val="24"/>
-          <w:rFonts w:ascii="Times New Roman" w:hAnsi="Times New Roman" w:eastAsia="黑体"/>
-        </w:rPr>
-        <w:t>处理逻辑：</w:t>
-      </w:r>
-    </w:p>
-    <w:p>
-      <w:pPr>
-        <w:pStyle w:val="Normal"/>
-        <w:spacing w:before="0" w:after="0" w:line="360" w:lineRule="auto"/>
-        <w:ind w:firstLine="420"/>
-      </w:pPr>
-      <w:r>
-        <w:rPr>
-          <w:rFonts w:ascii="Times New Roman" w:hAnsi="Times New Roman"/>
-          <w:b w:val="0"/>
-          <w:i w:val="0"/>
-          <w:sz w:val="24"/>
-          <w:rFonts w:ascii="Times New Roman" w:hAnsi="Times New Roman" w:eastAsia="宋体"/>
-        </w:rPr>
-        <w:t>系统后端接受请求，调用SpringBoot服务层，对入参进行合法性校验，调用MyBatis映射器操作MySQL数据库执行状态机变更，并更新缓存、写系统审计日志。</w:t>
-      </w:r>
-    </w:p>
-    <w:p>
-      <w:pPr>
-        <w:pStyle w:val="Heading3"/>
-        <w:spacing w:before="0" w:after="0" w:line="360" w:lineRule="auto"/>
-      </w:pPr>
-      <w:r>
-        <w:rPr>
-          <w:rFonts w:ascii="Times New Roman" w:hAnsi="Times New Roman"/>
-          <w:b w:val="0"/>
-          <w:i w:val="0"/>
-          <w:sz w:val="24"/>
-          <w:rFonts w:ascii="Times New Roman" w:hAnsi="Times New Roman" w:eastAsia="黑体"/>
-        </w:rPr>
-        <w:t>输出：</w:t>
-      </w:r>
-    </w:p>
-    <w:p>
-      <w:pPr>
-        <w:pStyle w:val="Normal"/>
-        <w:spacing w:before="0" w:after="0" w:line="360" w:lineRule="auto"/>
-        <w:ind w:firstLine="420"/>
-      </w:pPr>
-      <w:r>
-        <w:rPr>
-          <w:rFonts w:ascii="Times New Roman" w:hAnsi="Times New Roman"/>
-          <w:b w:val="0"/>
-          <w:i w:val="0"/>
-          <w:sz w:val="24"/>
-          <w:rFonts w:ascii="Times New Roman" w:hAnsi="Times New Roman" w:eastAsia="宋体"/>
-        </w:rPr>
-        <w:t>操作结果提示（JSON格式返回的成功或失败编码与信息），同时在前端局部更新视图，必要时向目标用户发送系统站内信或短信通知。</w:t>
-      </w:r>
-    </w:p>
-    <w:p>
-      <w:pPr>
-        <w:pStyle w:val="Heading2"/>
-        <w:spacing w:before="0" w:after="0" w:line="360" w:lineRule="auto"/>
-      </w:pPr>
-      <w:r>
-        <w:rPr>
-          <w:rFonts w:ascii="Times New Roman" w:hAnsi="Times New Roman"/>
-          <w:b w:val="0"/>
-          <w:i w:val="0"/>
-          <w:sz w:val="24"/>
-          <w:rFonts w:ascii="Times New Roman" w:hAnsi="Times New Roman" w:eastAsia="黑体"/>
-        </w:rPr>
-        <w:t>3.11 成果转换管理</w:t>
-      </w:r>
-    </w:p>
-    <w:p>
-      <w:pPr>
-        <w:pStyle w:val="Normal"/>
-        <w:spacing w:before="0" w:after="0" w:line="360" w:lineRule="auto"/>
-        <w:ind w:firstLine="420"/>
-      </w:pPr>
-      <w:r>
-        <w:rPr>
-          <w:rFonts w:ascii="Times New Roman" w:hAnsi="Times New Roman"/>
-          <w:b w:val="0"/>
-          <w:i w:val="0"/>
-          <w:sz w:val="24"/>
-          <w:rFonts w:ascii="Times New Roman" w:hAnsi="Times New Roman" w:eastAsia="宋体"/>
-        </w:rPr>
-        <w:t>学习者在积累足够学分后，可以根据平台已发布的规则发起“成果转换申请”，申请将名下的证书或已修课程学分，等效替换为目标学历教育的免修学分。</w:t>
-      </w:r>
-    </w:p>
-    <w:p>
-      <w:pPr>
-        <w:pStyle w:val="Heading3"/>
-        <w:spacing w:before="0" w:after="0" w:line="360" w:lineRule="auto"/>
-      </w:pPr>
-      <w:r>
-        <w:rPr>
-          <w:rFonts w:ascii="Times New Roman" w:hAnsi="Times New Roman"/>
-          <w:b w:val="0"/>
-          <w:i w:val="0"/>
-          <w:sz w:val="24"/>
-          <w:rFonts w:ascii="Times New Roman" w:hAnsi="Times New Roman" w:eastAsia="黑体"/>
-        </w:rPr>
-        <w:t>输入：</w:t>
-      </w:r>
-    </w:p>
-    <w:p>
-      <w:pPr>
-        <w:pStyle w:val="Normal"/>
-        <w:spacing w:before="0" w:after="0" w:line="360" w:lineRule="auto"/>
-        <w:ind w:firstLine="420"/>
-      </w:pPr>
-      <w:r>
-        <w:rPr>
-          <w:rFonts w:ascii="Times New Roman" w:hAnsi="Times New Roman"/>
-          <w:b w:val="0"/>
-          <w:i w:val="0"/>
-          <w:sz w:val="24"/>
-          <w:rFonts w:ascii="Times New Roman" w:hAnsi="Times New Roman" w:eastAsia="宋体"/>
-        </w:rPr>
-        <w:t>用户在前端界面填写的表单字段、上传的关联附件，或者系统触发事件的上下文对象。</w:t>
-      </w:r>
-    </w:p>
-    <w:p>
-      <w:pPr>
-        <w:pStyle w:val="Heading3"/>
-        <w:spacing w:before="0" w:after="0" w:line="360" w:lineRule="auto"/>
-      </w:pPr>
-      <w:r>
-        <w:rPr>
-          <w:rFonts w:ascii="Times New Roman" w:hAnsi="Times New Roman"/>
-          <w:b w:val="0"/>
-          <w:i w:val="0"/>
-          <w:sz w:val="24"/>
-          <w:rFonts w:ascii="Times New Roman" w:hAnsi="Times New Roman" w:eastAsia="黑体"/>
-        </w:rPr>
-        <w:t>处理逻辑：</w:t>
-      </w:r>
-    </w:p>
-    <w:p>
-      <w:pPr>
-        <w:pStyle w:val="Normal"/>
-        <w:spacing w:before="0" w:after="0" w:line="360" w:lineRule="auto"/>
-        <w:ind w:firstLine="420"/>
-      </w:pPr>
-      <w:r>
-        <w:rPr>
-          <w:rFonts w:ascii="Times New Roman" w:hAnsi="Times New Roman"/>
-          <w:b w:val="0"/>
-          <w:i w:val="0"/>
-          <w:sz w:val="24"/>
-          <w:rFonts w:ascii="Times New Roman" w:hAnsi="Times New Roman" w:eastAsia="宋体"/>
-        </w:rPr>
-        <w:t>系统后端接受请求，调用SpringBoot服务层，对入参进行合法性校验，调用MyBatis映射器操作MySQL数据库执行状态机变更，并更新缓存、写系统审计日志。</w:t>
-      </w:r>
-    </w:p>
-    <w:p>
-      <w:pPr>
-        <w:pStyle w:val="Heading3"/>
-        <w:spacing w:before="0" w:after="0" w:line="360" w:lineRule="auto"/>
-      </w:pPr>
-      <w:r>
-        <w:rPr>
-          <w:rFonts w:ascii="Times New Roman" w:hAnsi="Times New Roman"/>
-          <w:b w:val="0"/>
-          <w:i w:val="0"/>
-          <w:sz w:val="24"/>
-          <w:rFonts w:ascii="Times New Roman" w:hAnsi="Times New Roman" w:eastAsia="黑体"/>
-        </w:rPr>
-        <w:t>输出：</w:t>
-      </w:r>
-    </w:p>
-    <w:p>
-      <w:pPr>
-        <w:pStyle w:val="Normal"/>
-        <w:spacing w:before="0" w:after="0" w:line="360" w:lineRule="auto"/>
-        <w:ind w:firstLine="420"/>
-      </w:pPr>
-      <w:r>
-        <w:rPr>
-          <w:rFonts w:ascii="Times New Roman" w:hAnsi="Times New Roman"/>
-          <w:b w:val="0"/>
-          <w:i w:val="0"/>
-          <w:sz w:val="24"/>
-          <w:rFonts w:ascii="Times New Roman" w:hAnsi="Times New Roman" w:eastAsia="宋体"/>
-        </w:rPr>
-        <w:t>操作结果提示（JSON格式返回的成功或失败编码与信息），同时在前端局部更新视图，必要时向目标用户发送系统站内信或短信通知。</w:t>
-      </w:r>
-    </w:p>
-    <w:p>
-      <w:pPr>
-        <w:pStyle w:val="Heading2"/>
-        <w:spacing w:before="0" w:after="0" w:line="360" w:lineRule="auto"/>
-      </w:pPr>
-      <w:r>
-        <w:rPr>
-          <w:rFonts w:ascii="Times New Roman" w:hAnsi="Times New Roman"/>
-          <w:b w:val="0"/>
-          <w:i w:val="0"/>
-          <w:sz w:val="24"/>
-          <w:rFonts w:ascii="Times New Roman" w:hAnsi="Times New Roman" w:eastAsia="黑体"/>
-        </w:rPr>
-        <w:t>3.12 成果转换审核管理</w:t>
-      </w:r>
-    </w:p>
-    <w:p>
-      <w:pPr>
-        <w:pStyle w:val="Normal"/>
-        <w:spacing w:before="0" w:after="0" w:line="360" w:lineRule="auto"/>
-        <w:ind w:firstLine="420"/>
-      </w:pPr>
-      <w:r>
-        <w:rPr>
-          <w:rFonts w:ascii="Times New Roman" w:hAnsi="Times New Roman"/>
-          <w:b w:val="0"/>
-          <w:i w:val="0"/>
-          <w:sz w:val="24"/>
-          <w:rFonts w:ascii="Times New Roman" w:hAnsi="Times New Roman" w:eastAsia="宋体"/>
-        </w:rPr>
-        <w:t>目标高校或教育局审核员接收到转换申请，核对原始学分积累单，点击确认后，系统自动扣减或冻结原成果学分，并往目标系统写入转换免修学分账单。</w:t>
-      </w:r>
-    </w:p>
-    <w:p>
-      <w:pPr>
-        <w:pStyle w:val="Heading3"/>
-        <w:spacing w:before="0" w:after="0" w:line="360" w:lineRule="auto"/>
-      </w:pPr>
-      <w:r>
-        <w:rPr>
-          <w:rFonts w:ascii="Times New Roman" w:hAnsi="Times New Roman"/>
-          <w:b w:val="0"/>
-          <w:i w:val="0"/>
-          <w:sz w:val="24"/>
-          <w:rFonts w:ascii="Times New Roman" w:hAnsi="Times New Roman" w:eastAsia="黑体"/>
-        </w:rPr>
-        <w:t>输入：</w:t>
-      </w:r>
-    </w:p>
-    <w:p>
-      <w:pPr>
-        <w:pStyle w:val="Normal"/>
-        <w:spacing w:before="0" w:after="0" w:line="360" w:lineRule="auto"/>
-        <w:ind w:firstLine="420"/>
-      </w:pPr>
-      <w:r>
-        <w:rPr>
-          <w:rFonts w:ascii="Times New Roman" w:hAnsi="Times New Roman"/>
-          <w:b w:val="0"/>
-          <w:i w:val="0"/>
-          <w:sz w:val="24"/>
-          <w:rFonts w:ascii="Times New Roman" w:hAnsi="Times New Roman" w:eastAsia="宋体"/>
-        </w:rPr>
-        <w:t>用户在前端界面填写的表单字段、上传的关联附件，或者系统触发事件的上下文对象。</w:t>
-      </w:r>
-    </w:p>
-    <w:p>
-      <w:pPr>
-        <w:pStyle w:val="Heading3"/>
-        <w:spacing w:before="0" w:after="0" w:line="360" w:lineRule="auto"/>
-      </w:pPr>
-      <w:r>
-        <w:rPr>
-          <w:rFonts w:ascii="Times New Roman" w:hAnsi="Times New Roman"/>
-          <w:b w:val="0"/>
-          <w:i w:val="0"/>
-          <w:sz w:val="24"/>
-          <w:rFonts w:ascii="Times New Roman" w:hAnsi="Times New Roman" w:eastAsia="黑体"/>
-        </w:rPr>
-        <w:t>处理逻辑：</w:t>
-      </w:r>
-    </w:p>
-    <w:p>
-      <w:pPr>
-        <w:pStyle w:val="Normal"/>
-        <w:spacing w:before="0" w:after="0" w:line="360" w:lineRule="auto"/>
-        <w:ind w:firstLine="420"/>
-      </w:pPr>
-      <w:r>
-        <w:rPr>
-          <w:rFonts w:ascii="Times New Roman" w:hAnsi="Times New Roman"/>
-          <w:b w:val="0"/>
-          <w:i w:val="0"/>
-          <w:sz w:val="24"/>
-          <w:rFonts w:ascii="Times New Roman" w:hAnsi="Times New Roman" w:eastAsia="宋体"/>
-        </w:rPr>
-        <w:t>系统后端接受请求，调用SpringBoot服务层，对入参进行合法性校验，调用MyBatis映射器操作MySQL数据库执行状态机变更，并更新缓存、写系统审计日志。</w:t>
-      </w:r>
-    </w:p>
-    <w:p>
-      <w:pPr>
-        <w:pStyle w:val="Heading3"/>
-        <w:spacing w:before="0" w:after="0" w:line="360" w:lineRule="auto"/>
-      </w:pPr>
-      <w:r>
-        <w:rPr>
-          <w:rFonts w:ascii="Times New Roman" w:hAnsi="Times New Roman"/>
-          <w:b w:val="0"/>
-          <w:i w:val="0"/>
-          <w:sz w:val="24"/>
-          <w:rFonts w:ascii="Times New Roman" w:hAnsi="Times New Roman" w:eastAsia="黑体"/>
-        </w:rPr>
-        <w:t>输出：</w:t>
-      </w:r>
-    </w:p>
-    <w:p>
-      <w:pPr>
-        <w:pStyle w:val="Normal"/>
-        <w:spacing w:before="0" w:after="0" w:line="360" w:lineRule="auto"/>
-        <w:ind w:firstLine="420"/>
-      </w:pPr>
-      <w:r>
-        <w:rPr>
-          <w:rFonts w:ascii="Times New Roman" w:hAnsi="Times New Roman"/>
-          <w:b w:val="0"/>
-          <w:i w:val="0"/>
-          <w:sz w:val="24"/>
-          <w:rFonts w:ascii="Times New Roman" w:hAnsi="Times New Roman" w:eastAsia="宋体"/>
-        </w:rPr>
-        <w:t>操作结果提示（JSON格式返回的成功或失败编码与信息），同时在前端局部更新视图，必要时向目标用户发送系统站内信或短信通知。</w:t>
-      </w:r>
-    </w:p>
-    <w:p>
-      <w:pPr>
-        <w:pStyle w:val="Heading2"/>
-        <w:spacing w:before="0" w:after="0" w:line="360" w:lineRule="auto"/>
-      </w:pPr>
-      <w:r>
-        <w:rPr>
-          <w:rFonts w:ascii="Times New Roman" w:hAnsi="Times New Roman"/>
-          <w:b w:val="0"/>
-          <w:i w:val="0"/>
-          <w:sz w:val="24"/>
-          <w:rFonts w:ascii="Times New Roman" w:hAnsi="Times New Roman" w:eastAsia="黑体"/>
-        </w:rPr>
-        <w:t>3.13 成果目录统计分析</w:t>
-      </w:r>
-    </w:p>
-    <w:p>
-      <w:pPr>
-        <w:pStyle w:val="Normal"/>
-        <w:spacing w:before="0" w:after="0" w:line="360" w:lineRule="auto"/>
-        <w:ind w:firstLine="420"/>
-      </w:pPr>
-      <w:r>
-        <w:rPr>
-          <w:rFonts w:ascii="Times New Roman" w:hAnsi="Times New Roman"/>
-          <w:b w:val="0"/>
-          <w:i w:val="0"/>
-          <w:sz w:val="24"/>
-          <w:rFonts w:ascii="Times New Roman" w:hAnsi="Times New Roman" w:eastAsia="宋体"/>
-        </w:rPr>
-        <w:t>采用图表（柱状、折线、饼图）展示目录库的资产结构。例如，统计不同层级证书的总数分布、热门目录的录入增长趋势，为目录更新提供数据支持。</w:t>
-      </w:r>
-    </w:p>
-    <w:p>
-      <w:pPr>
-        <w:pStyle w:val="Heading3"/>
-        <w:spacing w:before="0" w:after="0" w:line="360" w:lineRule="auto"/>
-      </w:pPr>
-      <w:r>
-        <w:rPr>
-          <w:rFonts w:ascii="Times New Roman" w:hAnsi="Times New Roman"/>
-          <w:b w:val="0"/>
-          <w:i w:val="0"/>
-          <w:sz w:val="24"/>
-          <w:rFonts w:ascii="Times New Roman" w:hAnsi="Times New Roman" w:eastAsia="黑体"/>
-        </w:rPr>
-        <w:t>输入：</w:t>
-      </w:r>
-    </w:p>
-    <w:p>
-      <w:pPr>
-        <w:pStyle w:val="Normal"/>
-        <w:spacing w:before="0" w:after="0" w:line="360" w:lineRule="auto"/>
-        <w:ind w:firstLine="420"/>
-      </w:pPr>
-      <w:r>
-        <w:rPr>
-          <w:rFonts w:ascii="Times New Roman" w:hAnsi="Times New Roman"/>
-          <w:b w:val="0"/>
-          <w:i w:val="0"/>
-          <w:sz w:val="24"/>
-          <w:rFonts w:ascii="Times New Roman" w:hAnsi="Times New Roman" w:eastAsia="宋体"/>
-        </w:rPr>
-        <w:t>用户在前端界面填写的表单字段、上传的关联附件，或者系统触发事件的上下文对象。</w:t>
-      </w:r>
-    </w:p>
-    <w:p>
-      <w:pPr>
-        <w:pStyle w:val="Heading3"/>
-        <w:spacing w:before="0" w:after="0" w:line="360" w:lineRule="auto"/>
-      </w:pPr>
-      <w:r>
-        <w:rPr>
-          <w:rFonts w:ascii="Times New Roman" w:hAnsi="Times New Roman"/>
-          <w:b w:val="0"/>
-          <w:i w:val="0"/>
-          <w:sz w:val="24"/>
-          <w:rFonts w:ascii="Times New Roman" w:hAnsi="Times New Roman" w:eastAsia="黑体"/>
-        </w:rPr>
-        <w:t>处理逻辑：</w:t>
-      </w:r>
-    </w:p>
-    <w:p>
-      <w:pPr>
-        <w:pStyle w:val="Normal"/>
-        <w:spacing w:before="0" w:after="0" w:line="360" w:lineRule="auto"/>
-        <w:ind w:firstLine="420"/>
-      </w:pPr>
-      <w:r>
-        <w:rPr>
-          <w:rFonts w:ascii="Times New Roman" w:hAnsi="Times New Roman"/>
-          <w:b w:val="0"/>
-          <w:i w:val="0"/>
-          <w:sz w:val="24"/>
-          <w:rFonts w:ascii="Times New Roman" w:hAnsi="Times New Roman" w:eastAsia="宋体"/>
-        </w:rPr>
-        <w:t>系统后端接受请求，调用SpringBoot服务层，对入参进行合法性校验，调用MyBatis映射器操作MySQL数据库执行状态机变更，并更新缓存、写系统审计日志。</w:t>
-      </w:r>
-    </w:p>
-    <w:p>
-      <w:pPr>
-        <w:pStyle w:val="Heading3"/>
-        <w:spacing w:before="0" w:after="0" w:line="360" w:lineRule="auto"/>
-      </w:pPr>
-      <w:r>
-        <w:rPr>
-          <w:rFonts w:ascii="Times New Roman" w:hAnsi="Times New Roman"/>
-          <w:b w:val="0"/>
-          <w:i w:val="0"/>
-          <w:sz w:val="24"/>
-          <w:rFonts w:ascii="Times New Roman" w:hAnsi="Times New Roman" w:eastAsia="黑体"/>
-        </w:rPr>
-        <w:t>输出：</w:t>
-      </w:r>
-    </w:p>
-    <w:p>
-      <w:pPr>
-        <w:pStyle w:val="Normal"/>
-        <w:spacing w:before="0" w:after="0" w:line="360" w:lineRule="auto"/>
-        <w:ind w:firstLine="420"/>
-      </w:pPr>
-      <w:r>
-        <w:rPr>
-          <w:rFonts w:ascii="Times New Roman" w:hAnsi="Times New Roman"/>
-          <w:b w:val="0"/>
-          <w:i w:val="0"/>
-          <w:sz w:val="24"/>
-          <w:rFonts w:ascii="Times New Roman" w:hAnsi="Times New Roman" w:eastAsia="宋体"/>
-        </w:rPr>
-        <w:t>操作结果提示（JSON格式返回的成功或失败编码与信息），同时在前端局部更新视图，必要时向目标用户发送系统站内信或短信通知。</w:t>
-      </w:r>
-    </w:p>
-    <w:p>
-      <w:pPr>
-        <w:pStyle w:val="Heading2"/>
-        <w:spacing w:before="0" w:after="0" w:line="360" w:lineRule="auto"/>
-      </w:pPr>
-      <w:r>
-        <w:rPr>
-          <w:rFonts w:ascii="Times New Roman" w:hAnsi="Times New Roman"/>
-          <w:b w:val="0"/>
-          <w:i w:val="0"/>
-          <w:sz w:val="24"/>
-          <w:rFonts w:ascii="Times New Roman" w:hAnsi="Times New Roman" w:eastAsia="黑体"/>
-        </w:rPr>
-        <w:t>3.14 转换统计分析</w:t>
-      </w:r>
-    </w:p>
-    <w:p>
-      <w:pPr>
-        <w:pStyle w:val="Normal"/>
-        <w:spacing w:before="0" w:after="0" w:line="360" w:lineRule="auto"/>
-        <w:ind w:firstLine="420"/>
-      </w:pPr>
-      <w:r>
-        <w:rPr>
-          <w:rFonts w:ascii="Times New Roman" w:hAnsi="Times New Roman"/>
-          <w:b w:val="0"/>
-          <w:i w:val="0"/>
-          <w:sz w:val="24"/>
-          <w:rFonts w:ascii="Times New Roman" w:hAnsi="Times New Roman" w:eastAsia="宋体"/>
-        </w:rPr>
-        <w:t>统计分析学分转换的行为趋势。包括不同学校间的学分流动流向热力图、转换成功率、累计转换总学分，为终身教育立交桥的运转效率提供考核指标。</w:t>
-      </w:r>
-    </w:p>
-    <w:p>
-      <w:pPr>
-        <w:pStyle w:val="Heading3"/>
-        <w:spacing w:before="0" w:after="0" w:line="360" w:lineRule="auto"/>
-      </w:pPr>
-      <w:r>
-        <w:rPr>
-          <w:rFonts w:ascii="Times New Roman" w:hAnsi="Times New Roman"/>
-          <w:b w:val="0"/>
-          <w:i w:val="0"/>
-          <w:sz w:val="24"/>
-          <w:rFonts w:ascii="Times New Roman" w:hAnsi="Times New Roman" w:eastAsia="黑体"/>
-        </w:rPr>
-        <w:t>输入：</w:t>
-      </w:r>
-    </w:p>
-    <w:p>
-      <w:pPr>
-        <w:pStyle w:val="Normal"/>
-        <w:spacing w:before="0" w:after="0" w:line="360" w:lineRule="auto"/>
-        <w:ind w:firstLine="420"/>
-      </w:pPr>
-      <w:r>
-        <w:rPr>
-          <w:rFonts w:ascii="Times New Roman" w:hAnsi="Times New Roman"/>
-          <w:b w:val="0"/>
-          <w:i w:val="0"/>
-          <w:sz w:val="24"/>
-          <w:rFonts w:ascii="Times New Roman" w:hAnsi="Times New Roman" w:eastAsia="宋体"/>
-        </w:rPr>
-        <w:t>用户在前端界面填写的表单字段、上传的关联附件，或者系统触发事件的上下文对象。</w:t>
-      </w:r>
-    </w:p>
-    <w:p>
-      <w:pPr>
-        <w:pStyle w:val="Heading3"/>
-        <w:spacing w:before="0" w:after="0" w:line="360" w:lineRule="auto"/>
-      </w:pPr>
-      <w:r>
-        <w:rPr>
-          <w:rFonts w:ascii="Times New Roman" w:hAnsi="Times New Roman"/>
-          <w:b w:val="0"/>
-          <w:i w:val="0"/>
-          <w:sz w:val="24"/>
-          <w:rFonts w:ascii="Times New Roman" w:hAnsi="Times New Roman" w:eastAsia="黑体"/>
-        </w:rPr>
-        <w:t>处理逻辑：</w:t>
-      </w:r>
-    </w:p>
-    <w:p>
-      <w:pPr>
-        <w:pStyle w:val="Normal"/>
-        <w:spacing w:before="0" w:after="0" w:line="360" w:lineRule="auto"/>
-        <w:ind w:firstLine="420"/>
-      </w:pPr>
-      <w:r>
-        <w:rPr>
-          <w:rFonts w:ascii="Times New Roman" w:hAnsi="Times New Roman"/>
-          <w:b w:val="0"/>
-          <w:i w:val="0"/>
-          <w:sz w:val="24"/>
-          <w:rFonts w:ascii="Times New Roman" w:hAnsi="Times New Roman" w:eastAsia="宋体"/>
-        </w:rPr>
-        <w:t>系统后端接受请求，调用SpringBoot服务层，对入参进行合法性校验，调用MyBatis映射器操作MySQL数据库执行状态机变更，并更新缓存、写系统审计日志。</w:t>
-      </w:r>
-    </w:p>
-    <w:p>
-      <w:pPr>
-        <w:pStyle w:val="Heading3"/>
-        <w:spacing w:before="0" w:after="0" w:line="360" w:lineRule="auto"/>
-      </w:pPr>
-      <w:r>
-        <w:rPr>
-          <w:rFonts w:ascii="Times New Roman" w:hAnsi="Times New Roman"/>
-          <w:b w:val="0"/>
-          <w:i w:val="0"/>
-          <w:sz w:val="24"/>
-          <w:rFonts w:ascii="Times New Roman" w:hAnsi="Times New Roman" w:eastAsia="黑体"/>
-        </w:rPr>
-        <w:t>输出：</w:t>
-      </w:r>
-    </w:p>
-    <w:p>
-      <w:pPr>
-        <w:pStyle w:val="Normal"/>
-        <w:spacing w:before="0" w:after="0" w:line="360" w:lineRule="auto"/>
-        <w:ind w:firstLine="420"/>
-      </w:pPr>
-      <w:r>
-        <w:rPr>
-          <w:rFonts w:ascii="Times New Roman" w:hAnsi="Times New Roman"/>
-          <w:b w:val="0"/>
-          <w:i w:val="0"/>
-          <w:sz w:val="24"/>
-          <w:rFonts w:ascii="Times New Roman" w:hAnsi="Times New Roman" w:eastAsia="宋体"/>
-        </w:rPr>
-        <w:t>操作结果提示（JSON格式返回的成功或失败编码与信息），同时在前端局部更新视图，必要时向目标用户发送系统站内信或短信通知。</w:t>
-      </w:r>
-    </w:p>
-    <w:p>
-      <w:pPr>
-        <w:pStyle w:val="Heading2"/>
-        <w:spacing w:before="0" w:after="0" w:line="360" w:lineRule="auto"/>
-      </w:pPr>
-      <w:r>
-        <w:rPr>
-          <w:rFonts w:ascii="Times New Roman" w:hAnsi="Times New Roman"/>
-          <w:b w:val="0"/>
-          <w:i w:val="0"/>
-          <w:sz w:val="24"/>
-          <w:rFonts w:ascii="Times New Roman" w:hAnsi="Times New Roman" w:eastAsia="黑体"/>
-        </w:rPr>
-        <w:t>3.15 成果推荐</w:t>
-      </w:r>
-    </w:p>
-    <w:p>
-      <w:pPr>
-        <w:pStyle w:val="Normal"/>
-        <w:spacing w:before="0" w:after="0" w:line="360" w:lineRule="auto"/>
-        <w:ind w:firstLine="420"/>
-      </w:pPr>
-      <w:r>
-        <w:rPr>
-          <w:rFonts w:ascii="Times New Roman" w:hAnsi="Times New Roman"/>
-          <w:b w:val="0"/>
-          <w:i w:val="0"/>
-          <w:sz w:val="24"/>
-          <w:rFonts w:ascii="Times New Roman" w:hAnsi="Times New Roman" w:eastAsia="宋体"/>
-        </w:rPr>
-        <w:t>根据学习者目前已积累的学分特点、所学专业和历史行为，通过协同过滤推荐算法，个性化推荐其下一步适合攻读的学习成果、微课程或技能证书。</w:t>
-      </w:r>
-    </w:p>
-    <w:p>
-      <w:pPr>
-        <w:pStyle w:val="Heading3"/>
-        <w:spacing w:before="0" w:after="0" w:line="360" w:lineRule="auto"/>
-      </w:pPr>
-      <w:r>
-        <w:rPr>
-          <w:rFonts w:ascii="Times New Roman" w:hAnsi="Times New Roman"/>
-          <w:b w:val="0"/>
-          <w:i w:val="0"/>
-          <w:sz w:val="24"/>
-          <w:rFonts w:ascii="Times New Roman" w:hAnsi="Times New Roman" w:eastAsia="黑体"/>
-        </w:rPr>
-        <w:t>输入：</w:t>
-      </w:r>
-    </w:p>
-    <w:p>
-      <w:pPr>
-        <w:pStyle w:val="Normal"/>
-        <w:spacing w:before="0" w:after="0" w:line="360" w:lineRule="auto"/>
-        <w:ind w:firstLine="420"/>
-      </w:pPr>
-      <w:r>
-        <w:rPr>
-          <w:rFonts w:ascii="Times New Roman" w:hAnsi="Times New Roman"/>
-          <w:b w:val="0"/>
-          <w:i w:val="0"/>
-          <w:sz w:val="24"/>
-          <w:rFonts w:ascii="Times New Roman" w:hAnsi="Times New Roman" w:eastAsia="宋体"/>
-        </w:rPr>
-        <w:t>用户在前端界面填写的表单字段、上传的关联附件，或者系统触发事件的上下文对象。</w:t>
-      </w:r>
-    </w:p>
-    <w:p>
-      <w:pPr>
-        <w:pStyle w:val="Heading3"/>
-        <w:spacing w:before="0" w:after="0" w:line="360" w:lineRule="auto"/>
-      </w:pPr>
-      <w:r>
-        <w:rPr>
-          <w:rFonts w:ascii="Times New Roman" w:hAnsi="Times New Roman"/>
-          <w:b w:val="0"/>
-          <w:i w:val="0"/>
-          <w:sz w:val="24"/>
-          <w:rFonts w:ascii="Times New Roman" w:hAnsi="Times New Roman" w:eastAsia="黑体"/>
-        </w:rPr>
-        <w:t>处理逻辑：</w:t>
-      </w:r>
-    </w:p>
-    <w:p>
-      <w:pPr>
-        <w:pStyle w:val="Normal"/>
-        <w:spacing w:before="0" w:after="0" w:line="360" w:lineRule="auto"/>
-        <w:ind w:firstLine="420"/>
-      </w:pPr>
-      <w:r>
-        <w:rPr>
-          <w:rFonts w:ascii="Times New Roman" w:hAnsi="Times New Roman"/>
-          <w:b w:val="0"/>
-          <w:i w:val="0"/>
-          <w:sz w:val="24"/>
-          <w:rFonts w:ascii="Times New Roman" w:hAnsi="Times New Roman" w:eastAsia="宋体"/>
-        </w:rPr>
-        <w:t>系统后端接受请求，调用SpringBoot服务层，对入参进行合法性校验，调用MyBatis映射器操作MySQL数据库执行状态机变更，并更新缓存、写系统审计日志。</w:t>
-      </w:r>
-    </w:p>
-    <w:p>
-      <w:pPr>
-        <w:pStyle w:val="Heading3"/>
-        <w:spacing w:before="0" w:after="0" w:line="360" w:lineRule="auto"/>
-      </w:pPr>
-      <w:r>
-        <w:rPr>
-          <w:rFonts w:ascii="Times New Roman" w:hAnsi="Times New Roman"/>
-          <w:b w:val="0"/>
-          <w:i w:val="0"/>
-          <w:sz w:val="24"/>
-          <w:rFonts w:ascii="Times New Roman" w:hAnsi="Times New Roman" w:eastAsia="黑体"/>
-        </w:rPr>
-        <w:t>输出：</w:t>
-      </w:r>
-    </w:p>
-    <w:p>
-      <w:pPr>
-        <w:pStyle w:val="Normal"/>
-        <w:spacing w:before="0" w:after="0" w:line="360" w:lineRule="auto"/>
-        <w:ind w:firstLine="420"/>
-      </w:pPr>
-      <w:r>
-        <w:rPr>
-          <w:rFonts w:ascii="Times New Roman" w:hAnsi="Times New Roman"/>
-          <w:b w:val="0"/>
-          <w:i w:val="0"/>
-          <w:sz w:val="24"/>
-          <w:rFonts w:ascii="Times New Roman" w:hAnsi="Times New Roman" w:eastAsia="宋体"/>
-        </w:rPr>
-        <w:t>操作结果提示（JSON格式返回的成功或失败编码与信息），同时在前端局部更新视图，必要时向目标用户发送系统站内信或短信通知。</w:t>
-      </w:r>
-    </w:p>
-    <w:p>
-      <w:pPr>
-        <w:pStyle w:val="Heading2"/>
-        <w:spacing w:before="0" w:after="0" w:line="360" w:lineRule="auto"/>
-      </w:pPr>
-      <w:r>
-        <w:rPr>
-          <w:rFonts w:ascii="Times New Roman" w:hAnsi="Times New Roman"/>
-          <w:b w:val="0"/>
-          <w:i w:val="0"/>
-          <w:sz w:val="24"/>
-          <w:rFonts w:ascii="Times New Roman" w:hAnsi="Times New Roman" w:eastAsia="黑体"/>
-        </w:rPr>
-        <w:t>3.16 转换规则推荐</w:t>
-      </w:r>
-    </w:p>
-    <w:p>
-      <w:pPr>
-        <w:pStyle w:val="Normal"/>
-        <w:spacing w:before="0" w:after="0" w:line="360" w:lineRule="auto"/>
-        <w:ind w:firstLine="420"/>
-      </w:pPr>
-      <w:r>
-        <w:rPr>
-          <w:rFonts w:ascii="Times New Roman" w:hAnsi="Times New Roman"/>
-          <w:b w:val="0"/>
-          <w:i w:val="0"/>
-          <w:sz w:val="24"/>
-          <w:rFonts w:ascii="Times New Roman" w:hAnsi="Times New Roman" w:eastAsia="宋体"/>
-        </w:rPr>
-        <w:t>为学习者智能推荐可能适用的高性价比转换路径。例如，若系统检测到学习者拥有A证书，会自动弹窗提醒：“您可通过转换规则R3将A证书等效转换为B大学C课程的3学分，是否前往申请？”。</w:t>
-      </w:r>
-    </w:p>
-    <w:p>
-      <w:pPr>
-        <w:pStyle w:val="Heading3"/>
-        <w:spacing w:before="0" w:after="0" w:line="360" w:lineRule="auto"/>
-      </w:pPr>
-      <w:r>
-        <w:rPr>
-          <w:rFonts w:ascii="Times New Roman" w:hAnsi="Times New Roman"/>
-          <w:b w:val="0"/>
-          <w:i w:val="0"/>
-          <w:sz w:val="24"/>
-          <w:rFonts w:ascii="Times New Roman" w:hAnsi="Times New Roman" w:eastAsia="黑体"/>
-        </w:rPr>
-        <w:t>输入：</w:t>
-      </w:r>
-    </w:p>
-    <w:p>
-      <w:pPr>
-        <w:pStyle w:val="Normal"/>
-        <w:spacing w:before="0" w:after="0" w:line="360" w:lineRule="auto"/>
-        <w:ind w:firstLine="420"/>
-      </w:pPr>
-      <w:r>
-        <w:rPr>
-          <w:rFonts w:ascii="Times New Roman" w:hAnsi="Times New Roman"/>
-          <w:b w:val="0"/>
-          <w:i w:val="0"/>
-          <w:sz w:val="24"/>
-          <w:rFonts w:ascii="Times New Roman" w:hAnsi="Times New Roman" w:eastAsia="宋体"/>
-        </w:rPr>
-        <w:t>用户在前端界面填写的表单字段、上传的关联附件，或者系统触发事件的上下文对象。</w:t>
-      </w:r>
-    </w:p>
-    <w:p>
-      <w:pPr>
-        <w:pStyle w:val="Heading3"/>
-        <w:spacing w:before="0" w:after="0" w:line="360" w:lineRule="auto"/>
-      </w:pPr>
-      <w:r>
-        <w:rPr>
-          <w:rFonts w:ascii="Times New Roman" w:hAnsi="Times New Roman"/>
-          <w:b w:val="0"/>
-          <w:i w:val="0"/>
-          <w:sz w:val="24"/>
-          <w:rFonts w:ascii="Times New Roman" w:hAnsi="Times New Roman" w:eastAsia="黑体"/>
-        </w:rPr>
-        <w:t>处理逻辑：</w:t>
-      </w:r>
-    </w:p>
-    <w:p>
-      <w:pPr>
-        <w:pStyle w:val="Normal"/>
-        <w:spacing w:before="0" w:after="0" w:line="360" w:lineRule="auto"/>
-        <w:ind w:firstLine="420"/>
-      </w:pPr>
-      <w:r>
-        <w:rPr>
-          <w:rFonts w:ascii="Times New Roman" w:hAnsi="Times New Roman"/>
-          <w:b w:val="0"/>
-          <w:i w:val="0"/>
-          <w:sz w:val="24"/>
-          <w:rFonts w:ascii="Times New Roman" w:hAnsi="Times New Roman" w:eastAsia="宋体"/>
-        </w:rPr>
-        <w:t>系统后端接受请求，调用SpringBoot服务层，对入参进行合法性校验，调用MyBatis映射器操作MySQL数据库执行状态机变更，并更新缓存、写系统审计日志。</w:t>
-      </w:r>
-    </w:p>
-    <w:p>
-      <w:pPr>
-        <w:pStyle w:val="Heading3"/>
-        <w:spacing w:before="0" w:after="0" w:line="360" w:lineRule="auto"/>
-      </w:pPr>
-      <w:r>
-        <w:rPr>
-          <w:rFonts w:ascii="Times New Roman" w:hAnsi="Times New Roman"/>
-          <w:b w:val="0"/>
-          <w:i w:val="0"/>
-          <w:sz w:val="24"/>
-          <w:rFonts w:ascii="Times New Roman" w:hAnsi="Times New Roman" w:eastAsia="黑体"/>
-        </w:rPr>
-        <w:t>输出：</w:t>
-      </w:r>
-    </w:p>
-    <w:p>
-      <w:pPr>
-        <w:pStyle w:val="Normal"/>
-        <w:spacing w:before="0" w:after="0" w:line="360" w:lineRule="auto"/>
-        <w:ind w:firstLine="420"/>
-      </w:pPr>
-      <w:r>
-        <w:rPr>
-          <w:rFonts w:ascii="Times New Roman" w:hAnsi="Times New Roman"/>
-          <w:b w:val="0"/>
-          <w:i w:val="0"/>
-          <w:sz w:val="24"/>
-          <w:rFonts w:ascii="Times New Roman" w:hAnsi="Times New Roman" w:eastAsia="宋体"/>
-        </w:rPr>
-        <w:t>操作结果提示（JSON格式返回的成功或失败编码与信息），同时在前端局部更新视图，必要时向目标用户发送系统站内信或短信通知。</w:t>
-      </w:r>
-    </w:p>
-    <w:p>
-      <w:pPr>
-        <w:pStyle w:val="Heading1"/>
-        <w:spacing w:before="0" w:after="0" w:line="360" w:lineRule="auto"/>
-      </w:pPr>
-      <w:r>
-        <w:rPr>
-          <w:rFonts w:ascii="Times New Roman" w:hAnsi="Times New Roman"/>
-          <w:b w:val="0"/>
-          <w:i w:val="0"/>
-          <w:sz w:val="24"/>
-          <w:rFonts w:ascii="Times New Roman" w:hAnsi="Times New Roman" w:eastAsia="黑体"/>
-        </w:rPr>
-        <w:t>4. 非功能性需求</w:t>
-      </w:r>
-    </w:p>
-    <w:p>
-      <w:pPr>
-        <w:pStyle w:val="Heading2"/>
-        <w:spacing w:before="0" w:after="0" w:line="360" w:lineRule="auto"/>
-      </w:pPr>
-      <w:r>
-        <w:rPr>
-          <w:rFonts w:ascii="Times New Roman" w:hAnsi="Times New Roman"/>
-          <w:b w:val="0"/>
-          <w:i w:val="0"/>
-          <w:sz w:val="24"/>
-          <w:rFonts w:ascii="Times New Roman" w:hAnsi="Times New Roman" w:eastAsia="黑体"/>
-        </w:rPr>
-        <w:t>4.1 性能需求</w:t>
-      </w:r>
-    </w:p>
-    <w:p>
-      <w:pPr>
-        <w:pStyle w:val="Normal"/>
-        <w:spacing w:before="0" w:after="0" w:line="360" w:lineRule="auto"/>
-        <w:ind w:firstLine="420"/>
-      </w:pPr>
-      <w:r>
-        <w:rPr>
-          <w:rFonts w:ascii="Times New Roman" w:hAnsi="Times New Roman"/>
-          <w:b w:val="0"/>
-          <w:i w:val="0"/>
-          <w:sz w:val="24"/>
-          <w:rFonts w:ascii="Times New Roman" w:hAnsi="Times New Roman" w:eastAsia="宋体"/>
-        </w:rPr>
-        <w:t>• 响应时间：在网络状况良好的情况下，常规查询和表单提交接口系统响应时间（RT）应小于2.0秒。复杂大容量报表统计响应时间应控制在5.0秒以内。</w:t>
-        <w:br/>
-        <w:t>• 并发性能：系统支持在1000个并发在线用户下平稳运行，高负载期间系统崩溃率应为零。</w:t>
-        <w:br/>
-        <w:t>• 吞吐量：核心认证业务处理吞吐量（TPS）不低于200笔/秒。</w:t>
-      </w:r>
-    </w:p>
-    <w:p>
-      <w:pPr>
-        <w:pStyle w:val="Heading2"/>
-        <w:spacing w:before="0" w:after="0" w:line="360" w:lineRule="auto"/>
-      </w:pPr>
-      <w:r>
-        <w:rPr>
-          <w:rFonts w:ascii="Times New Roman" w:hAnsi="Times New Roman"/>
-          <w:b w:val="0"/>
-          <w:i w:val="0"/>
-          <w:sz w:val="24"/>
-          <w:rFonts w:ascii="Times New Roman" w:hAnsi="Times New Roman" w:eastAsia="黑体"/>
-        </w:rPr>
-        <w:t>4.2 安全性需求</w:t>
-      </w:r>
-    </w:p>
-    <w:p>
-      <w:pPr>
-        <w:pStyle w:val="Normal"/>
-        <w:spacing w:before="0" w:after="0" w:line="360" w:lineRule="auto"/>
-        <w:ind w:firstLine="420"/>
-      </w:pPr>
-      <w:r>
-        <w:rPr>
-          <w:rFonts w:ascii="Times New Roman" w:hAnsi="Times New Roman"/>
-          <w:b w:val="0"/>
-          <w:i w:val="0"/>
-          <w:sz w:val="24"/>
-          <w:rFonts w:ascii="Times New Roman" w:hAnsi="Times New Roman" w:eastAsia="宋体"/>
-        </w:rPr>
-        <w:t>• 身份鉴权：采用JWT机制进行跨域身份验证，口令必须在数据库中使用BCrypt进行加盐哈希存储。</w:t>
-        <w:br/>
-        <w:t>• 数据防篡改：关键的学分账户数据、交易明细必须进行防篡改设计（字段级加解密或配合防篡改签名校验）。</w:t>
-        <w:br/>
-        <w:t>• 传输安全：全站强制启用HTTPS协议，防止网络抓包和中间人攻击。</w:t>
-      </w:r>
-    </w:p>
-    <w:p>
-      <w:pPr>
-        <w:pStyle w:val="Heading2"/>
-        <w:spacing w:before="0" w:after="0" w:line="360" w:lineRule="auto"/>
-      </w:pPr>
-      <w:r>
-        <w:rPr>
-          <w:rFonts w:ascii="Times New Roman" w:hAnsi="Times New Roman"/>
-          <w:b w:val="0"/>
-          <w:i w:val="0"/>
-          <w:sz w:val="24"/>
-          <w:rFonts w:ascii="Times New Roman" w:hAnsi="Times New Roman" w:eastAsia="黑体"/>
-        </w:rPr>
-        <w:t>4.3 可用性需求</w:t>
-      </w:r>
-    </w:p>
-    <w:p>
-      <w:pPr>
-        <w:pStyle w:val="Normal"/>
-        <w:spacing w:before="0" w:after="0" w:line="360" w:lineRule="auto"/>
-        <w:ind w:firstLine="420"/>
-      </w:pPr>
-      <w:r>
-        <w:rPr>
-          <w:rFonts w:ascii="Times New Roman" w:hAnsi="Times New Roman"/>
-          <w:b w:val="0"/>
-          <w:i w:val="0"/>
-          <w:sz w:val="24"/>
-          <w:rFonts w:ascii="Times New Roman" w:hAnsi="Times New Roman" w:eastAsia="宋体"/>
-        </w:rPr>
-        <w:t>• 界面友好度：遵循扁平化极简设计原则，系统主要功能入口必须在3次点击内触达。</w:t>
-        <w:br/>
-        <w:t>• 出错提示：所有异常抛出必须统一拦截并转化为用户友好型的中文报错提示，严禁将底层Java异常堆栈信息直接抛给普通用户。</w:t>
-      </w:r>
-    </w:p>
-    <w:p>
-      <w:pPr>
-        <w:pStyle w:val="Heading2"/>
-        <w:spacing w:before="0" w:after="0" w:line="360" w:lineRule="auto"/>
-      </w:pPr>
-      <w:r>
-        <w:rPr>
-          <w:rFonts w:ascii="Times New Roman" w:hAnsi="Times New Roman"/>
-          <w:b w:val="0"/>
-          <w:i w:val="0"/>
-          <w:sz w:val="24"/>
-          <w:rFonts w:ascii="Times New Roman" w:hAnsi="Times New Roman" w:eastAsia="黑体"/>
-        </w:rPr>
-        <w:t>4.4 兼容性需求</w:t>
-      </w:r>
-    </w:p>
-    <w:p>
-      <w:pPr>
-        <w:pStyle w:val="Normal"/>
-        <w:spacing w:before="0" w:after="0" w:line="360" w:lineRule="auto"/>
-        <w:ind w:firstLine="420"/>
-      </w:pPr>
-      <w:r>
-        <w:rPr>
-          <w:rFonts w:ascii="Times New Roman" w:hAnsi="Times New Roman"/>
-          <w:b w:val="0"/>
-          <w:i w:val="0"/>
-          <w:sz w:val="24"/>
-          <w:rFonts w:ascii="Times New Roman" w:hAnsi="Times New Roman" w:eastAsia="宋体"/>
-        </w:rPr>
-        <w:t>• 浏览器兼容：完全支持主流的现代浏览器，如Chrome (v90+)、Edge (v90+)、Safari (v14+) 以及Firefox。响应式界面应基本适配主流的平板电脑。</w:t>
-      </w:r>
+        <w:t>系统为学习者提供全自动的消息推送与提醒机制。当认证审核结果下达、转换申请被高校接收或退回、专家出具评审意见时，系统将通过站内信 and 邮件即时推送消息。此外，系统设置学分异常变动预警线，对于短时间内大批量的学分转移、同一账户频繁的转换操作进行红色预警，限制其账户交易以保障系统安全。</w:t>
+      </w:r>
+    </w:p>
+    <w:p>
+      <w:pPr>
+        <w:pStyle w:val="2"/>
+        <w:numPr>
+          <w:ilvl w:val="0"/>
+          <w:numId w:val="8"/>
+        </w:numPr>
+        <w:rPr>
+          <w:rFonts w:hint="eastAsia"/>
+        </w:rPr>
+      </w:pPr>
+      <w:r>
+        <w:rPr>
+          <w:rFonts w:hint="eastAsia"/>
+        </w:rPr>
+        <w:t xml:space="preserve"> </w:t>
+      </w:r>
+      <w:bookmarkStart w:id="23" w:name="_Toc206574694"/>
+      <w:r>
+        <w:rPr>
+          <w:rFonts w:hint="eastAsia"/>
+        </w:rPr>
+        <w:t>性能</w:t>
+      </w:r>
+      <w:bookmarkEnd w:id="23"/>
+    </w:p>
+    <w:p>
+      <w:pPr>
+        <w:pStyle w:val="3"/>
+        <w:ind w:firstLine="400"/>
+        <w:rPr>
+          <w:rFonts w:hint="eastAsia"/>
+        </w:rPr>
+      </w:pPr>
+      <w:r>
+        <w:rPr>
+          <w:rFonts w:hint="eastAsia"/>
+        </w:rPr>
+        <w:t>所有企业信息，个人信息的响应时间不应该超过20秒。</w:t>
+      </w:r>
+    </w:p>
+    <w:p>
+      <w:pPr>
+        <w:ind w:left="820"/>
+        <w:rPr>
+          <w:rFonts w:hint="eastAsia"/>
+        </w:rPr>
+      </w:pPr>
     </w:p>
     <w:sectPr>
       <w:headerReference r:id="rId4" w:type="default"/>

--- a/documents/需求规格说明书.docx
+++ b/documents/需求规格说明书.docx
@@ -4497,9 +4497,9 @@
         <w:pStyle w:val="4"/>
         <w:ind w:left="-80" w:leftChars="0" w:firstLine="480" w:firstLineChars="0"/>
       </w:pPr>
-      <w:bookmarkStart w:id="4" w:name="_Toc206574677"/>
-      <w:bookmarkStart w:id="5" w:name="_Toc155777188"/>
-      <w:bookmarkStart w:id="6" w:name="_Toc152126717"/>
+      <w:bookmarkStart w:id="4" w:name="_Toc155777188"/>
+      <w:bookmarkStart w:id="5" w:name="_Toc152126717"/>
+      <w:bookmarkStart w:id="6" w:name="_Toc206574677"/>
       <w:r>
         <w:rPr>
           <w:rFonts w:hint="eastAsia"/>
@@ -4782,7 +4782,7 @@
         <w:drawing>
           <wp:inline distT="0" distB="0" distL="0" distR="0">
             <wp:extent cx="5278120" cy="2971800"/>
-            <wp:effectExtent l="0" t="0" r="0" b="0"/>
+            <wp:effectExtent l="0" t="0" r="10160" b="0"/>
             <wp:docPr id="861205436" name="图片 1"/>
             <wp:cNvGraphicFramePr>
               <a:graphicFrameLocks xmlns:a="http://schemas.openxmlformats.org/drawingml/2006/main" noChangeAspect="1"/>
@@ -5196,248 +5196,281 @@
     <w:p>
       <w:pPr>
         <w:pStyle w:val="4"/>
-        <w:ind w:left="-80" w:leftChars="0" w:firstLine="480" w:firstLineChars="0"/>
-        <w:rPr>
-          <w:lang w:val="zh-CN"/>
-        </w:rPr>
-      </w:pPr>
-      <w:bookmarkStart w:id="16" w:name="_Toc206574687"/>
-      <w:r>
-        <w:rPr>
-          <w:rFonts w:hint="eastAsia" w:ascii="Times New Roman" w:hAnsi="Times New Roman" w:eastAsia="黑体"/>
-          <w:lang w:val="zh-CN"/>
-        </w:rPr>
-        <w:t>用户登录与权限管理</w:t>
-      </w:r>
-      <w:bookmarkEnd w:id="16"/>
-    </w:p>
-    <w:p>
-      <w:pPr>
-        <w:ind w:firstLine="400"/>
-      </w:pPr>
-      <w:r>
-        <w:rPr>
-          <w:rFonts w:hint="eastAsia" w:ascii="Times New Roman" w:hAnsi="Times New Roman"/>
-        </w:rPr>
-        <w:t>系统支持基于角色的访问控制（RBAC3）模型。学习者、审核员、专家和系统管理员均可以通过统一登录门户进入系统。系统在后台根据 JWT 机制进行跨域身份验证与拦截，每次接口请求都进行会话级权限校验，用户登录密码必须在数据库中以 BCrypt 哈希加盐方式进行安全存储。</w:t>
+      </w:pPr>
+      <w:r>
+        <w:t>用户登录与注册</w:t>
+      </w:r>
+    </w:p>
+    <w:p>
+      <w:pPr/>
+      <w:r>
+        <w:t>系统支持账号密码登录、手机号验证码登录两种方式。基于RBAC3角色权限模型，支持学习者、审核员、专家、管理员四种角色统一登录。登录密码使用BCrypt加盐哈希存储，接口采用JWT机制进行身份验证与拦截，每次请求进行会话级权限校验。支持用户在线注册账号，填写基本信息后完成注册。支持密码重置功能，通过手机验证码验证身份后重置密码。</w:t>
       </w:r>
     </w:p>
     <w:p>
       <w:pPr>
         <w:pStyle w:val="4"/>
-        <w:ind w:left="-80" w:leftChars="0" w:firstLine="480" w:firstLineChars="0"/>
-        <w:rPr>
-          <w:color w:val="FF0000"/>
-          <w:lang w:val="zh-CN"/>
-        </w:rPr>
-      </w:pPr>
-      <w:bookmarkStart w:id="24" w:name="_GoBack"/>
-      <w:bookmarkStart w:id="17" w:name="_Toc206574688"/>
-      <w:r>
-        <w:rPr>
-          <w:rFonts w:hint="eastAsia" w:ascii="Times New Roman" w:hAnsi="Times New Roman" w:eastAsia="黑体"/>
-          <w:color w:val="FF0000"/>
-          <w:lang w:val="zh-CN"/>
-        </w:rPr>
-        <w:t>成果认证与学分规划</w:t>
-      </w:r>
-      <w:bookmarkEnd w:id="17"/>
-    </w:p>
-    <w:p>
-      <w:pPr>
-        <w:numPr>
-          <w:ilvl w:val="0"/>
-          <w:numId w:val="3"/>
-        </w:numPr>
-        <w:spacing w:before="156" w:beforeLines="50" w:after="156" w:afterLines="50" w:line="240" w:lineRule="atLeast"/>
-        <w:ind w:left="400" w:leftChars="200" w:firstLine="400" w:firstLineChars="200"/>
-        <w:rPr>
-          <w:color w:val="FF0000"/>
-        </w:rPr>
-      </w:pPr>
-      <w:r>
-        <w:rPr>
-          <w:rFonts w:hint="eastAsia" w:ascii="Times New Roman" w:hAnsi="Times New Roman"/>
-          <w:color w:val="FF0000"/>
-        </w:rPr>
-        <w:t>学习者可以在线检索匹配平台所覆盖的标准学习成果目录（包括学历课程、非学历证书及职业资格证书等），填写个人所获成果的详细信息（如证书编号、发证机关等），并上传佐证材料（PDF、高清扫描件）。申请提交后，由平台审核员对其真实性及有效性进行核查并给出审批意见。通过后，系统自动在该学习者的学分账户中划拨相应的认定学分。</w:t>
-      </w:r>
-    </w:p>
-    <w:bookmarkEnd w:id="24"/>
+      </w:pPr>
+      <w:r>
+        <w:t>用户信息管理</w:t>
+      </w:r>
+    </w:p>
+    <w:p>
+      <w:pPr/>
+      <w:r>
+        <w:t>学习者可查看和编辑个人资料，包括姓名、身份证号、手机号、邮箱、出生地址、现居住地等信息。支持修改密码、上传头像。管理员可对用户状态进行启用、禁用、冻结操作，对敏感个人信息（身份证、手机号）进行脱敏处理。支持按条件筛选查询用户列表。</w:t>
+      </w:r>
+    </w:p>
     <w:p>
       <w:pPr>
         <w:pStyle w:val="4"/>
-        <w:ind w:left="-80" w:leftChars="0" w:firstLine="480" w:firstLineChars="0"/>
-        <w:rPr>
-          <w:lang w:val="zh-CN"/>
-        </w:rPr>
-      </w:pPr>
-      <w:bookmarkStart w:id="18" w:name="_Toc206574689"/>
-      <w:r>
-        <w:rPr>
-          <w:rFonts w:hint="eastAsia" w:ascii="Times New Roman" w:hAnsi="Times New Roman" w:eastAsia="黑体"/>
-          <w:lang w:val="zh-CN"/>
-        </w:rPr>
-        <w:t>成果转换与规则兑换</w:t>
-      </w:r>
-      <w:bookmarkEnd w:id="18"/>
-    </w:p>
-    <w:p>
-      <w:pPr>
-        <w:pStyle w:val="3"/>
-        <w:numPr>
-          <w:ilvl w:val="2"/>
-          <w:numId w:val="1"/>
-        </w:numPr>
-        <w:spacing w:line="240" w:lineRule="atLeast"/>
-        <w:ind w:firstLine="400" w:firstLineChars="200"/>
-      </w:pPr>
-      <w:r>
-        <w:rPr>
-          <w:rFonts w:hint="eastAsia" w:ascii="Times New Roman" w:hAnsi="Times New Roman"/>
-        </w:rPr>
-        <w:t>规则制定人员基于不同学习成果的课程大纲重合度和知识体系相似度，预先设定成果转换规则及折算比例。当学习者名下累积的学分满足特定免修条件时，可以在线发起“学分转换申请”，申请将名下的证书或已修课程学分，等效替换为目标学历教育的免修学分。目标高校的审核员在接收到转换申请后进行核对，确认无误后系统自动扣减/冻结原成果学分，并往目标系统写入免修学分交易账单。</w:t>
+      </w:pPr>
+      <w:r>
+        <w:t>角色权限管理</w:t>
+      </w:r>
+    </w:p>
+    <w:p>
+      <w:pPr/>
+      <w:r>
+        <w:t>基于RBAC模型实现角色权限管理，支持学习者、审核员、专家、管理员四种角色。管理员可创建角色、编辑角色信息、删除角色。支持为角色分配菜单权限和API接口权限。支持为用户分配一个或多个角色。系统根据用户角色动态生成前端路由菜单，实现菜单级权限控制。后端接口通过Spring Security拦截器进行API级权限校验。</w:t>
       </w:r>
     </w:p>
     <w:p>
       <w:pPr>
         <w:pStyle w:val="4"/>
-        <w:ind w:left="-80" w:leftChars="0" w:firstLine="480" w:firstLineChars="0"/>
-      </w:pPr>
-      <w:bookmarkStart w:id="19" w:name="_Toc206574690"/>
-      <w:r>
-        <w:rPr>
-          <w:rFonts w:hint="eastAsia" w:ascii="Times New Roman" w:hAnsi="Times New Roman" w:eastAsia="黑体"/>
-        </w:rPr>
-        <w:t>学习成果导览与智能推荐</w:t>
-      </w:r>
-      <w:bookmarkEnd w:id="19"/>
-    </w:p>
-    <w:p>
-      <w:pPr>
-        <w:numPr>
-          <w:ilvl w:val="0"/>
-          <w:numId w:val="4"/>
-        </w:numPr>
-        <w:rPr>
-          <w:lang w:val="zh-CN"/>
-        </w:rPr>
-      </w:pPr>
-      <w:r>
-        <w:rPr>
-          <w:rFonts w:hint="eastAsia" w:ascii="Times New Roman" w:hAnsi="Times New Roman"/>
-          <w:lang w:val="zh-CN"/>
-        </w:rPr>
-        <w:t>系统提供学习成果目录的标准分类展示、检索与版本管理功能。结合学习者当前已积累的学分特征、所属专业及历史行为，利用协同过滤推荐算法，个性化推荐适合该学习者攻读的成果目录或微课程。同时，系统支持对可能适用的高性价比转换路径进行智能推送，提醒学习者有哪些证书可快速等效折算为目标高校免修学分。</w:t>
+      </w:pPr>
+      <w:r>
+        <w:t>学习成果目录管理</w:t>
+      </w:r>
+    </w:p>
+    <w:p>
+      <w:pPr/>
+      <w:r>
+        <w:t>管理员可维护平台认可的学习成果目录，支持课程证书、毕业证书、学位证书、职业资格证书、技能等级证书、培训证书等六类成果。每条成果目录包含成果名称、成果编码、成果类型、基准学分值、审核状态等信息。支持成果的新增、编辑、删除、启用、停用操作。支持按成果类型、状态筛选查询。支持批量导入导出成果目录数据。</w:t>
       </w:r>
     </w:p>
     <w:p>
       <w:pPr>
         <w:pStyle w:val="4"/>
-        <w:numPr>
-          <w:ilvl w:val="0"/>
-          <w:numId w:val="0"/>
-        </w:numPr>
-        <w:ind w:left="480"/>
-      </w:pPr>
-      <w:bookmarkStart w:id="20" w:name="_Toc206574691"/>
-      <w:r>
-        <w:rPr>
-          <w:rFonts w:hint="eastAsia" w:ascii="Times New Roman" w:hAnsi="Times New Roman" w:eastAsia="黑体"/>
-        </w:rPr>
-        <w:t>3.5 规则专家评审与应急干预</w:t>
-      </w:r>
-      <w:bookmarkEnd w:id="20"/>
-    </w:p>
-    <w:p>
-      <w:pPr>
-        <w:pStyle w:val="3"/>
-        <w:numPr>
-          <w:ilvl w:val="0"/>
-          <w:numId w:val="5"/>
-        </w:numPr>
-        <w:rPr>
-          <w:snapToGrid/>
-        </w:rPr>
-      </w:pPr>
-      <w:r>
-        <w:rPr>
-          <w:rFonts w:ascii="Times New Roman" w:hAnsi="Times New Roman"/>
-          <w:b/>
-          <w:bCs/>
-          <w:snapToGrid/>
-        </w:rPr>
-        <w:t>在面临复杂、无先例的学分转换申请或成果等效性规则时，系统将启动专家评审流程。系统从专家库中随机抽取并智能匹配合适领域的资深评估师。专家在线对复杂的转换规则开展双盲评审，并出具评审意见作为规则发布的前置条件。同时，为防范学分倒卖或冒用风险，系统支持管理员对涉嫌舞弊的学分账户或异常学分转移记录执行紧急锁定与干预。</w:t>
+      </w:pPr>
+      <w:r>
+        <w:t>学习成果认证申请</w:t>
+      </w:r>
+    </w:p>
+    <w:p>
+      <w:pPr/>
+      <w:r>
+        <w:t>学习者可在线发起成果认证申请，选择认证类型后填写成果详细信息，包括成果名称、证书编号、发证机关、获得时间等。支持上传佐证材料（PDF文件、高清扫描件），材料存储至对象存储服务。申请提交后进入待审核状态，支持查看申请审核进度。学习者可在审核前撤回申请。支持查看个人全部认证申请历史记录。</w:t>
       </w:r>
     </w:p>
     <w:p>
       <w:pPr>
         <w:pStyle w:val="4"/>
-        <w:numPr>
-          <w:ilvl w:val="0"/>
-          <w:numId w:val="0"/>
-        </w:numPr>
-        <w:ind w:left="480"/>
-      </w:pPr>
-      <w:bookmarkStart w:id="21" w:name="_Toc206574692"/>
-      <w:r>
-        <w:rPr>
-          <w:rFonts w:hint="eastAsia" w:ascii="Times New Roman" w:hAnsi="Times New Roman" w:eastAsia="黑体"/>
-        </w:rPr>
-        <w:t>3.6 用户角色与账号管理</w:t>
-      </w:r>
-      <w:bookmarkEnd w:id="21"/>
-    </w:p>
-    <w:p>
-      <w:pPr>
-        <w:pStyle w:val="3"/>
-        <w:numPr>
-          <w:ilvl w:val="0"/>
-          <w:numId w:val="6"/>
-        </w:numPr>
-      </w:pPr>
-      <w:r>
-        <w:rPr>
-          <w:rFonts w:ascii="Times New Roman" w:hAnsi="Times New Roman"/>
-          <w:b/>
-          <w:bCs/>
-        </w:rPr>
-        <w:t>管理员负责对平台内的所有用户账号进行日常维护。包括开启/禁用特定用户状态、分配或调整角色菜单权限、监控用户系统操作日志，以及对用户的敏感个人信息（如身份证、手机号）进行脱敏处理。此外，管理员负责专家库的基础数据维护，对专家的专业方向、活跃度状态进行更新配置。</w:t>
+      </w:pPr>
+      <w:r>
+        <w:t>学习成果认证审核</w:t>
+      </w:r>
+    </w:p>
+    <w:p>
+      <w:pPr/>
+      <w:r>
+        <w:t>审核员可查看待审核的认证申请列表，支持按申请时间、认证类型、申请人等条件筛选。审核员可查看申请详情和佐证材料，进行真实性核对。支持通过操作，审核通过后系统自动将认定学分划拨至学习者学分账户。支持驳回操作，驳回时需填写驳回理由。支持批量审核操作。</w:t>
       </w:r>
     </w:p>
     <w:p>
       <w:pPr>
         <w:pStyle w:val="4"/>
-        <w:numPr>
-          <w:ilvl w:val="0"/>
-          <w:numId w:val="0"/>
-        </w:numPr>
-        <w:ind w:firstLine="720" w:firstLineChars="300"/>
-      </w:pPr>
-      <w:bookmarkStart w:id="22" w:name="_Toc206574693"/>
-      <w:r>
-        <w:rPr>
-          <w:rFonts w:hint="eastAsia" w:ascii="Times New Roman" w:hAnsi="Times New Roman" w:eastAsia="黑体"/>
-        </w:rPr>
-        <w:t>3.7 路径推送与变动预警</w:t>
-      </w:r>
-      <w:bookmarkEnd w:id="22"/>
-    </w:p>
-    <w:p>
-      <w:pPr>
-        <w:pStyle w:val="3"/>
-        <w:numPr>
-          <w:ilvl w:val="0"/>
-          <w:numId w:val="7"/>
-        </w:numPr>
-      </w:pPr>
-      <w:r>
-        <w:rPr>
-          <w:rFonts w:ascii="Times New Roman" w:hAnsi="Times New Roman"/>
-          <w:b/>
-          <w:bCs/>
-        </w:rPr>
-        <w:t>系统为学习者提供全自动的消息推送与提醒机制。当认证审核结果下达、转换申请被高校接收或退回、专家出具评审意见时，系统将通过站内信 and 邮件即时推送消息。此外，系统设置学分异常变动预警线，对于短时间内大批量的学分转移、同一账户频繁的转换操作进行红色预警，限制其账户交易以保障系统安全。</w:t>
+      </w:pPr>
+      <w:r>
+        <w:t>学分账户管理</w:t>
+      </w:r>
+    </w:p>
+    <w:p>
+      <w:pPr/>
+      <w:r>
+        <w:t>学习者可查看个人学分账户信息，包括学分余额、学分明细。学分明细记录每笔学分的获取来源、获取时间、学分值、变动类型（获取、扣减、冻结、解冻）。支持按时间范围、变动类型筛选明细记录。学分余额实时更新，来源于认证审核通过后的自动划拨。</w:t>
+      </w:r>
+    </w:p>
+    <w:p>
+      <w:pPr>
+        <w:pStyle w:val="4"/>
+      </w:pPr>
+      <w:r>
+        <w:t>转换规则管理</w:t>
+      </w:r>
+    </w:p>
+    <w:p>
+      <w:pPr/>
+      <w:r>
+        <w:t>管理员可创建和管理成果转换规则，每条规则包含规则名称、源成果目录、目标成果目录、折算比例、规则状态等信息。规则状态包括草稿、评审中、生效、废止四种。支持规则的新增、编辑、删除、提交审核、启用、停用操作。规则需经过专家评审通过后方可生效。支持按规则状态、源成果、目标成果筛选查询。</w:t>
+      </w:r>
+    </w:p>
+    <w:p>
+      <w:pPr>
+        <w:pStyle w:val="4"/>
+      </w:pPr>
+      <w:r>
+        <w:t>成果转换申请</w:t>
+      </w:r>
+    </w:p>
+    <w:p>
+      <w:pPr/>
+      <w:r>
+        <w:t>学习者可在线发起成果转换申请，选择已认证的源成果后，系统自动匹配可用的转换规则，显示折算比例和预计获得的目标学分。学习者确认后提交转换申请，系统自动冻结源成果对应学分。申请提交后进入待审核状态，支持查看审核进度。支持查看个人全部转换申请历史记录。</w:t>
+      </w:r>
+    </w:p>
+    <w:p>
+      <w:pPr>
+        <w:pStyle w:val="4"/>
+      </w:pPr>
+      <w:r>
+        <w:t>成果转换审核</w:t>
+      </w:r>
+    </w:p>
+    <w:p>
+      <w:pPr/>
+      <w:r>
+        <w:t>审核员可查看待审核的转换申请列表，支持按申请时间、转换规则、申请人等条件筛选。审核员可核对源成果信息和转换规则。支持通过操作，审核通过后系统自动扣减源成果学分，增加目标学分，并记录转换交易流水。支持驳回操作，驳回时需填写驳回理由，同时解冻已冻结的源学分。</w:t>
+      </w:r>
+    </w:p>
+    <w:p>
+      <w:pPr>
+        <w:pStyle w:val="4"/>
+      </w:pPr>
+      <w:r>
+        <w:t>专家评审管理</w:t>
+      </w:r>
+    </w:p>
+    <w:p>
+      <w:pPr/>
+      <w:r>
+        <w:t>管理员可维护专家库，每条专家记录包含专家姓名、职称、专业方向、联系方式、状态（可用、休假、移出）等信息。支持专家的新增、编辑、删除、状态变更。当新转换规则需要评审时，管理员可从专家库中按专业方向匹配并指派专家。专家可查看待评审规则详情，填写评审意见（支持、反对、保留），评审结果作为规则生效的前置条件。</w:t>
+      </w:r>
+    </w:p>
+    <w:p>
+      <w:pPr>
+        <w:pStyle w:val="4"/>
+      </w:pPr>
+      <w:r>
+        <w:t>数据统计分析</w:t>
+      </w:r>
+    </w:p>
+    <w:p>
+      <w:pPr/>
+      <w:r>
+        <w:t>管理员可查看平台各类统计数据，采用ECharts图表展示。统计维度包括：用户总数及增长趋势、学习成果总数及类型分布、认证申请数量及通过率、转换申请数量及成功率、学分发放总量及趋势。支持按时间范围筛选统计数据。支持柱状图、折线图、饼图等多种图表展示方式。</w:t>
+      </w:r>
+    </w:p>
+    <w:p>
+      <w:pPr>
+        <w:pStyle w:val="4"/>
+      </w:pPr>
+      <w:r>
+        <w:t>站内信管理</w:t>
+      </w:r>
+    </w:p>
+    <w:p>
+      <w:pPr/>
+      <w:r>
+        <w:t>系统自动推送站内消息，触发场景包括：认证审核结果通知、转换申请审核结果通知、专家评审任务通知、系统公告通知。学习者可查看站内信列表，支持已读、未读状态标记。点击可查看消息详情。支持一键全部标记已读。管理员可查看系统消息发送记录。</w:t>
+      </w:r>
+    </w:p>
+    <w:p>
+      <w:pPr>
+        <w:pStyle w:val="4"/>
+      </w:pPr>
+      <w:r>
+        <w:t>系统日志管理</w:t>
+      </w:r>
+    </w:p>
+    <w:p>
+      <w:pPr/>
+      <w:r>
+        <w:t>系统通过AOP切面自动记录用户关键操作日志，包括登录、注册、认证申请、转换申请、审核操作等。每条日志记录包含操作人、操作时间、操作类型、操作内容、IP地址等信息。管理员可查看系统日志列表，支持按操作人、操作类型、时间范围筛选查询。支持日志导出功能。</w:t>
+      </w:r>
+    </w:p>
+    <w:p>
+      <w:pPr>
+        <w:pStyle w:val="4"/>
+      </w:pPr>
+      <w:r>
+        <w:t>数据字典管理</w:t>
+      </w:r>
+    </w:p>
+    <w:p>
+      <w:pPr/>
+      <w:r>
+        <w:t>管理员可管理系统基础数据字典，包括成果类型、认证状态、转换状态、用户状态等枚举值。每个字典包含字典名称、字典编码、字典项列表。支持字典的新增、编辑、删除操作。支持字典项的管理，每个字典项包含项编码、项名称、排序号、状态。字典数据通过Redis缓存提升查询性能。</w:t>
+      </w:r>
+    </w:p>
+    <w:p>
+      <w:pPr>
+        <w:pStyle w:val="4"/>
+      </w:pPr>
+      <w:r>
+        <w:t>学习成果导览</w:t>
+      </w:r>
+    </w:p>
+    <w:p>
+      <w:pPr/>
+      <w:r>
+        <w:t>学习者可浏览平台认可的全部学习成果目录，支持按成果类型（课程证书、毕业证书、学位证书、职业资格证书、技能等级证书、培训证书）筛选。支持按成果名称关键词搜索。展示成果列表，包含成果名称、类型、基准学分值等信息。点击可查看成果详情，包括成果简介、认证要求、适用范围等。</w:t>
+      </w:r>
+    </w:p>
+    <w:p>
+      <w:pPr>
+        <w:pStyle w:val="4"/>
+      </w:pPr>
+      <w:r>
+        <w:t>转换规则库浏览</w:t>
+      </w:r>
+    </w:p>
+    <w:p>
+      <w:pPr/>
+      <w:r>
+        <w:t>学习者可查看平台已生效的全部转换规则，支持按源成果、目标成果筛选。展示规则列表，包含规则名称、源成果、目标成果、折算比例等信息。点击可查看规则详情，包括规则说明、适用条件、生效时间、专家评审意见等。帮助学习者了解可用的学分转换路径。</w:t>
+      </w:r>
+    </w:p>
+    <w:p>
+      <w:pPr>
+        <w:pStyle w:val="4"/>
+      </w:pPr>
+      <w:r>
+        <w:t>学习者档案管理</w:t>
+      </w:r>
+    </w:p>
+    <w:p>
+      <w:pPr/>
+      <w:r>
+        <w:t>学习者可管理个人档案信息，包括教育经历和工作经历。教育经历包含学校名称、专业、学历、入学时间、毕业时间等信息，支持教育经历的新增、编辑、删除、查看详情。工作经历包含公司名称、职位、入职时间、离职时间等信息，支持工作经历的新增、编辑、删除、查看详情。档案信息可用于个人简历生成。</w:t>
+      </w:r>
+    </w:p>
+    <w:p>
+      <w:pPr>
+        <w:pStyle w:val="4"/>
+      </w:pPr>
+      <w:r>
+        <w:t>系统公告管理</w:t>
+      </w:r>
+    </w:p>
+    <w:p>
+      <w:pPr/>
+      <w:r>
+        <w:t>管理员可发布系统公告，每条公告包含公告标题、公告内容、发布时间、状态（启用、停用）等信息。支持公告的新增、编辑、删除、启用、停用操作。公告内容支持富文本编辑。学习者可在系统首页查看公告列表，点击可查看公告详情。支持按公告标题搜索查询。</w:t>
+      </w:r>
+    </w:p>
+    <w:p>
+      <w:pPr>
+        <w:pStyle w:val="4"/>
+      </w:pPr>
+      <w:r>
+        <w:t>意见反馈管理</w:t>
+      </w:r>
+    </w:p>
+    <w:p>
+      <w:pPr/>
+      <w:r>
+        <w:t>学习者可提交意见反馈，填写反馈标题、反馈内容、联系方式，支持上传截图附件。提交后可查看反馈处理状态（待处理、已处理）。管理员可查看反馈列表，支持按状态筛选。管理员可处理反馈，填写回复内容后标记为已处理。学习者可查看管理员的回复内容。</w:t>
       </w:r>
     </w:p>
     <w:p>

--- a/documents/需求规格说明书.docx
+++ b/documents/需求规格说明书.docx
@@ -4362,7 +4362,7 @@
           <w:rFonts w:ascii="Times New Roman" w:hAnsi="Times New Roman"/>
           <w:sz w:val="21"/>
         </w:rPr>
-        <w:t>本需求规格说明书旨在明确终身学习学分银行信息平台的总体功能、性能指标 and 接口设计，为开发团队、项目管理者、审核机构以及相关利益攸关方提供清晰的需求基线。本文档作为系统设计、编码实现、系统测试 and 最终验收的重要依据，确保系统能够高效支撑学分认定、转换及管理业务，提升学习者的用户体验，助力学分银行实现高效的信息化管理。</w:t>
+        <w:t>本需求规格说明书旨在明确终身学习学分银行信息平台的总体功能、性能指标和接口设计，为开发团队、项目管理者、审核机构以及相关利益攸关方提供清晰的需求基线。本文档作为系统设计、编码实现、系统测试和最终验收的重要依据，确保系统能够高效支撑学分认定、转换及管理业务，提升学习者的用户体验，助力学分银行实现高效的信息化管理。</w:t>
       </w:r>
     </w:p>
     <w:p>
@@ -4392,7 +4392,7 @@
           <w:rFonts w:ascii="Times New Roman" w:hAnsi="Times New Roman"/>
           <w:sz w:val="21"/>
         </w:rPr>
-        <w:t>本系统涵盖学习者从成果认证申请、规则转换兑换、学习路径规划到信用干预审计的全流程服务。包括但不限于Web门户及移动端应用的功能开发、与外部高校教务系统及证书管理系统的安全对接，以及对标准学习成果目录、规则转换参数 and 专家库资源的整合与管理。</w:t>
+        <w:t>本系统涵盖学习者从成果认证申请、规则转换兑换、学习路径规划到信用干预审计的全流程服务。包括但不限于Web门户及移动端应用的功能开发、与外部高校教务系统及证书管理系统的安全对接，以及对标准学习成果目录、规则转换参数和专家库资源的整合与管理。</w:t>
       </w:r>
     </w:p>
     <w:p>
@@ -4564,7 +4564,7 @@
           <w:rFonts w:hint="eastAsia" w:ascii="Times New Roman" w:hAnsi="Times New Roman"/>
           <w:sz w:val="21"/>
         </w:rPr>
-        <w:t>本文档详细定义了终身学习学分银行信息平台的功能需求。系统主要由用户与权限管理、学习成果目录展示、成果认证管理、成果转换管理、规则专家评审、智能推送与预警、学分锁定与干预等核心模块组成，实现学分银行日常业务的全流程覆盖与数字化管理。</w:t>
+        <w:t>本文档详细定义了终身学习学分银行信息平台的功能需求。系统主要由用户登录与注册、用户信息管理、角色权限管理、学习成果目录管理、学习成果认证申请、学习成果认证审核、学分账户管理、转换规则管理、成果转换申请、成果转换审核、专家评审管理、数据统计分析、站内信管理、系统日志管理、数据字典管理、学习成果导览、转换规则库浏览、学习者档案管理、系统公告管理、意见反馈管理等二十个核心模块组成，实现学分银行日常业务的全流程覆盖与数字化管理。</w:t>
       </w:r>
     </w:p>
     <w:p>
@@ -4752,7 +4752,7 @@
           <w:rFonts w:hint="eastAsia" w:ascii="Times New Roman" w:hAnsi="Times New Roman"/>
           <w:sz w:val="21"/>
         </w:rPr>
-        <w:t>系统主要规划为以下核心模块：用户与权限管理模块、学习成果目录展示模块、成果认证管理模块、成果转换管理模块、规则专家评审模块、智能推送与预警模块以及学分锁定与干预模块。</w:t>
+        <w:t>用户登录与注册模块、用户信息管理模块、角色权限管理模块、学习成果目录管理模块、学习成果认证申请模块、学习成果认证审核模块、学分账户管理模块、转换规则管理模块、成果转换申请模块、成果转换审核模块、专家评审管理模块、数据统计分析模块、站内信管理模块、系统日志管理模块、数据字典管理模块、学习成果导览模块、转换规则库浏览模块、学习者档案管理模块、系统公告管理模块、意见反馈管理模块</w:t>
       </w:r>
     </w:p>
     <w:p>
@@ -4892,7 +4892,7 @@
           <w:rFonts w:hint="eastAsia" w:ascii="Times New Roman" w:hAnsi="Times New Roman"/>
           <w:sz w:val="21"/>
         </w:rPr>
-        <w:t>平台运营及审核人员：包括系统管理员、高校审核员、评估专家以及干预审计员等。他们具备专业的教务和规则管理知识，需要系统提供功能完善的管理后台、审批工作流、科学的统计分析工具 and 及时之预警提醒以提升日常业务处理效率。</w:t>
+        <w:t>平台运营及审核人员：包括系统管理员、机构管理员、审核员、评估专家等。他们具备专业的教务和规则管理知识，需要系统提供功能完善的管理后台、审批工作流、科学的统计分析工具和及时之预警提醒以提升日常业务处理效率。</w:t>
       </w:r>
     </w:p>
     <w:p>
@@ -4962,7 +4962,7 @@
         <w:rPr>
           <w:rFonts w:hint="eastAsia"/>
         </w:rPr>
-        <w:t>MySQL 8.0.31</w:t>
+        <w:t>MySQL 8.0.33+</w:t>
       </w:r>
     </w:p>
     <w:p>
@@ -4985,7 +4985,7 @@
           <w:rFonts w:hint="eastAsia"/>
           <w:sz w:val="21"/>
         </w:rPr>
-        <w:t>ode.js：22.18.0</w:t>
+        <w:t>ode.js：20.11.1</w:t>
       </w:r>
     </w:p>
     <w:p>
